--- a/src/main/resources/Documentacion/ProyectoFCT.docx
+++ b/src/main/resources/Documentacion/ProyectoFCT.docx
@@ -140,7 +140,7 @@
           </mc:Choice>
           <mc:Fallback>
             <w:pict>
-              <v:group w14:anchorId="6D6212B9" id="Group 1" o:spid="_x0000_s1026" style="position:absolute;margin-left:0;margin-top:0;width:595pt;height:834.6pt;z-index:-251642880;mso-wrap-distance-left:0;mso-wrap-distance-right:0;mso-position-horizontal-relative:page;mso-position-vertical-relative:page" coordsize="75565,105994" o:gfxdata="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">
+              <v:group w14:anchorId="09B02497" id="Group 1" o:spid="_x0000_s1026" style="position:absolute;margin-left:0;margin-top:0;width:595pt;height:834.6pt;z-index:-251642880;mso-wrap-distance-left:0;mso-wrap-distance-right:0;mso-position-horizontal-relative:page;mso-position-vertical-relative:page" coordsize="75565,105994" o:gfxdata="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">
                 <v:shapetype id="_x0000_t75" coordsize="21600,21600" o:spt="75" o:preferrelative="t" path="m@4@5l@4@11@9@11@9@5xe" filled="f" stroked="f">
                   <v:stroke joinstyle="miter"/>
                   <v:formulas>
@@ -578,7 +578,7 @@
           <w:color w:val="205E99"/>
           <w:sz w:val="32"/>
         </w:rPr>
-        <w:t>Abril</w:t>
+        <w:t>Mayo</w:t>
       </w:r>
       <w:r>
         <w:rPr>
@@ -2709,7 +2709,7 @@
           </mc:Choice>
           <mc:Fallback>
             <w:pict>
-              <v:group w14:anchorId="16787E2C" id="Group 6" o:spid="_x0000_s1026" style="position:absolute;margin-left:50.75pt;margin-top:6.05pt;width:493.8pt;height:16.7pt;z-index:-251641856;mso-wrap-distance-left:0;mso-wrap-distance-right:0;mso-position-horizontal-relative:page" coordsize="62712,2120" o:gfxdata="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">
+              <v:group w14:anchorId="5F65879F" id="Group 6" o:spid="_x0000_s1026" style="position:absolute;margin-left:50.75pt;margin-top:6.05pt;width:493.8pt;height:16.7pt;z-index:-251641856;mso-wrap-distance-left:0;mso-wrap-distance-right:0;mso-position-horizontal-relative:page" coordsize="62712,2120" o:gfxdata="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">
                 <v:shape id="Graphic 7" o:spid="_x0000_s1027" style="position:absolute;left:60;top:60;width:62592;height:2001;visibility:visible;mso-wrap-style:square;v-text-anchor:top" coordsize="6259195,200025" o:gfxdata="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" path="m6258813,l,,,199644r6258813,l6258813,xe" fillcolor="#d9d9d9" stroked="f">
                   <v:path arrowok="t"/>
                 </v:shape>
@@ -2805,7 +2805,7 @@
       <w:r>
         <w:fldChar w:fldCharType="separate"/>
       </w:r>
-      <w:hyperlink w:anchor="_Toc225359495" w:history="1">
+      <w:hyperlink w:anchor="_Toc229763346" w:history="1">
         <w:r>
           <w:rPr>
             <w:rStyle w:val="Hipervnculo"/>
@@ -2832,7 +2832,7 @@
             <w:noProof/>
             <w:webHidden/>
           </w:rPr>
-          <w:instrText xml:space="preserve"> PAGEREF _Toc225359495 \h </w:instrText>
+          <w:instrText xml:space="preserve"> PAGEREF _Toc229763346 \h </w:instrText>
         </w:r>
         <w:r>
           <w:rPr>
@@ -2880,7 +2880,7 @@
           <w14:ligatures w14:val="standardContextual"/>
         </w:rPr>
       </w:pPr>
-      <w:hyperlink w:anchor="_Toc225359496" w:history="1">
+      <w:hyperlink w:anchor="_Toc229763347" w:history="1">
         <w:r>
           <w:rPr>
             <w:rStyle w:val="Hipervnculo"/>
@@ -2907,7 +2907,7 @@
             <w:noProof/>
             <w:webHidden/>
           </w:rPr>
-          <w:instrText xml:space="preserve"> PAGEREF _Toc225359496 \h </w:instrText>
+          <w:instrText xml:space="preserve"> PAGEREF _Toc229763347 \h </w:instrText>
         </w:r>
         <w:r>
           <w:rPr>
@@ -2955,7 +2955,7 @@
           <w14:ligatures w14:val="standardContextual"/>
         </w:rPr>
       </w:pPr>
-      <w:hyperlink w:anchor="_Toc225359497" w:history="1">
+      <w:hyperlink w:anchor="_Toc229763348" w:history="1">
         <w:r>
           <w:rPr>
             <w:rStyle w:val="Hipervnculo"/>
@@ -2982,7 +2982,7 @@
             <w:noProof/>
             <w:webHidden/>
           </w:rPr>
-          <w:instrText xml:space="preserve"> PAGEREF _Toc225359497 \h </w:instrText>
+          <w:instrText xml:space="preserve"> PAGEREF _Toc229763348 \h </w:instrText>
         </w:r>
         <w:r>
           <w:rPr>
@@ -3030,7 +3030,7 @@
           <w14:ligatures w14:val="standardContextual"/>
         </w:rPr>
       </w:pPr>
-      <w:hyperlink w:anchor="_Toc225359498" w:history="1">
+      <w:hyperlink w:anchor="_Toc229763349" w:history="1">
         <w:r>
           <w:rPr>
             <w:rStyle w:val="Hipervnculo"/>
@@ -3057,7 +3057,7 @@
             <w:noProof/>
             <w:webHidden/>
           </w:rPr>
-          <w:instrText xml:space="preserve"> PAGEREF _Toc225359498 \h </w:instrText>
+          <w:instrText xml:space="preserve"> PAGEREF _Toc229763349 \h </w:instrText>
         </w:r>
         <w:r>
           <w:rPr>
@@ -3105,7 +3105,7 @@
           <w14:ligatures w14:val="standardContextual"/>
         </w:rPr>
       </w:pPr>
-      <w:hyperlink w:anchor="_Toc225359499" w:history="1">
+      <w:hyperlink w:anchor="_Toc229763350" w:history="1">
         <w:r>
           <w:rPr>
             <w:rStyle w:val="Hipervnculo"/>
@@ -3132,7 +3132,7 @@
             <w:noProof/>
             <w:webHidden/>
           </w:rPr>
-          <w:instrText xml:space="preserve"> PAGEREF _Toc225359499 \h </w:instrText>
+          <w:instrText xml:space="preserve"> PAGEREF _Toc229763350 \h </w:instrText>
         </w:r>
         <w:r>
           <w:rPr>
@@ -3180,7 +3180,7 @@
           <w14:ligatures w14:val="standardContextual"/>
         </w:rPr>
       </w:pPr>
-      <w:hyperlink w:anchor="_Toc225359500" w:history="1">
+      <w:hyperlink w:anchor="_Toc229763351" w:history="1">
         <w:r>
           <w:rPr>
             <w:rStyle w:val="Hipervnculo"/>
@@ -3207,7 +3207,7 @@
             <w:noProof/>
             <w:webHidden/>
           </w:rPr>
-          <w:instrText xml:space="preserve"> PAGEREF _Toc225359500 \h </w:instrText>
+          <w:instrText xml:space="preserve"> PAGEREF _Toc229763351 \h </w:instrText>
         </w:r>
         <w:r>
           <w:rPr>
@@ -3255,7 +3255,7 @@
           <w14:ligatures w14:val="standardContextual"/>
         </w:rPr>
       </w:pPr>
-      <w:hyperlink w:anchor="_Toc225359501" w:history="1">
+      <w:hyperlink w:anchor="_Toc229763352" w:history="1">
         <w:r>
           <w:rPr>
             <w:rStyle w:val="Hipervnculo"/>
@@ -3282,7 +3282,7 @@
             <w:noProof/>
             <w:webHidden/>
           </w:rPr>
-          <w:instrText xml:space="preserve"> PAGEREF _Toc225359501 \h </w:instrText>
+          <w:instrText xml:space="preserve"> PAGEREF _Toc229763352 \h </w:instrText>
         </w:r>
         <w:r>
           <w:rPr>
@@ -3330,7 +3330,7 @@
           <w14:ligatures w14:val="standardContextual"/>
         </w:rPr>
       </w:pPr>
-      <w:hyperlink w:anchor="_Toc225359502" w:history="1">
+      <w:hyperlink w:anchor="_Toc229763353" w:history="1">
         <w:r>
           <w:rPr>
             <w:rStyle w:val="Hipervnculo"/>
@@ -3357,7 +3357,7 @@
             <w:noProof/>
             <w:webHidden/>
           </w:rPr>
-          <w:instrText xml:space="preserve"> PAGEREF _Toc225359502 \h </w:instrText>
+          <w:instrText xml:space="preserve"> PAGEREF _Toc229763353 \h </w:instrText>
         </w:r>
         <w:r>
           <w:rPr>
@@ -3405,7 +3405,7 @@
           <w14:ligatures w14:val="standardContextual"/>
         </w:rPr>
       </w:pPr>
-      <w:hyperlink w:anchor="_Toc225359503" w:history="1">
+      <w:hyperlink w:anchor="_Toc229763354" w:history="1">
         <w:r>
           <w:rPr>
             <w:rStyle w:val="Hipervnculo"/>
@@ -3432,7 +3432,7 @@
             <w:noProof/>
             <w:webHidden/>
           </w:rPr>
-          <w:instrText xml:space="preserve"> PAGEREF _Toc225359503 \h </w:instrText>
+          <w:instrText xml:space="preserve"> PAGEREF _Toc229763354 \h </w:instrText>
         </w:r>
         <w:r>
           <w:rPr>
@@ -3480,7 +3480,7 @@
           <w14:ligatures w14:val="standardContextual"/>
         </w:rPr>
       </w:pPr>
-      <w:hyperlink w:anchor="_Toc225359504" w:history="1">
+      <w:hyperlink w:anchor="_Toc229763355" w:history="1">
         <w:r>
           <w:rPr>
             <w:rStyle w:val="Hipervnculo"/>
@@ -3507,7 +3507,7 @@
             <w:noProof/>
             <w:webHidden/>
           </w:rPr>
-          <w:instrText xml:space="preserve"> PAGEREF _Toc225359504 \h </w:instrText>
+          <w:instrText xml:space="preserve"> PAGEREF _Toc229763355 \h </w:instrText>
         </w:r>
         <w:r>
           <w:rPr>
@@ -3555,7 +3555,7 @@
           <w14:ligatures w14:val="standardContextual"/>
         </w:rPr>
       </w:pPr>
-      <w:hyperlink w:anchor="_Toc225359505" w:history="1">
+      <w:hyperlink w:anchor="_Toc229763356" w:history="1">
         <w:r>
           <w:rPr>
             <w:rStyle w:val="Hipervnculo"/>
@@ -3582,7 +3582,7 @@
             <w:noProof/>
             <w:webHidden/>
           </w:rPr>
-          <w:instrText xml:space="preserve"> PAGEREF _Toc225359505 \h </w:instrText>
+          <w:instrText xml:space="preserve"> PAGEREF _Toc229763356 \h </w:instrText>
         </w:r>
         <w:r>
           <w:rPr>
@@ -3602,7 +3602,7 @@
             <w:noProof/>
             <w:webHidden/>
           </w:rPr>
-          <w:t>21</w:t>
+          <w:t>20</w:t>
         </w:r>
         <w:r>
           <w:rPr>
@@ -3630,7 +3630,7 @@
           <w14:ligatures w14:val="standardContextual"/>
         </w:rPr>
       </w:pPr>
-      <w:hyperlink w:anchor="_Toc225359506" w:history="1">
+      <w:hyperlink w:anchor="_Toc229763357" w:history="1">
         <w:r>
           <w:rPr>
             <w:rStyle w:val="Hipervnculo"/>
@@ -3657,7 +3657,7 @@
             <w:noProof/>
             <w:webHidden/>
           </w:rPr>
-          <w:instrText xml:space="preserve"> PAGEREF _Toc225359506 \h </w:instrText>
+          <w:instrText xml:space="preserve"> PAGEREF _Toc229763357 \h </w:instrText>
         </w:r>
         <w:r>
           <w:rPr>
@@ -3677,7 +3677,7 @@
             <w:noProof/>
             <w:webHidden/>
           </w:rPr>
-          <w:t>21</w:t>
+          <w:t>20</w:t>
         </w:r>
         <w:r>
           <w:rPr>
@@ -3705,7 +3705,7 @@
           <w14:ligatures w14:val="standardContextual"/>
         </w:rPr>
       </w:pPr>
-      <w:hyperlink w:anchor="_Toc225359507" w:history="1">
+      <w:hyperlink w:anchor="_Toc229763358" w:history="1">
         <w:r>
           <w:rPr>
             <w:rStyle w:val="Hipervnculo"/>
@@ -3732,82 +3732,7 @@
             <w:noProof/>
             <w:webHidden/>
           </w:rPr>
-          <w:instrText xml:space="preserve"> PAGEREF _Toc225359507 \h </w:instrText>
-        </w:r>
-        <w:r>
-          <w:rPr>
-            <w:noProof/>
-            <w:webHidden/>
-          </w:rPr>
-        </w:r>
-        <w:r>
-          <w:rPr>
-            <w:noProof/>
-            <w:webHidden/>
-          </w:rPr>
-          <w:fldChar w:fldCharType="separate"/>
-        </w:r>
-        <w:r>
-          <w:rPr>
-            <w:noProof/>
-            <w:webHidden/>
-          </w:rPr>
-          <w:t>24</w:t>
-        </w:r>
-        <w:r>
-          <w:rPr>
-            <w:noProof/>
-            <w:webHidden/>
-          </w:rPr>
-          <w:fldChar w:fldCharType="end"/>
-        </w:r>
-      </w:hyperlink>
-    </w:p>
-    <w:p>
-      <w:pPr>
-        <w:pStyle w:val="Tabladeilustraciones"/>
-        <w:tabs>
-          <w:tab w:val="right" w:leader="hyphen" w:pos="10625"/>
-        </w:tabs>
-        <w:rPr>
-          <w:rFonts w:eastAsiaTheme="minorEastAsia" w:cstheme="minorBidi"/>
-          <w:caps w:val="0"/>
-          <w:noProof/>
-          <w:kern w:val="2"/>
-          <w:sz w:val="24"/>
-          <w:szCs w:val="24"/>
-          <w:lang w:eastAsia="es-ES"/>
-          <w14:ligatures w14:val="standardContextual"/>
-        </w:rPr>
-      </w:pPr>
-      <w:hyperlink w:anchor="_Toc225359508" w:history="1">
-        <w:r>
-          <w:rPr>
-            <w:rStyle w:val="Hipervnculo"/>
-            <w:noProof/>
-          </w:rPr>
-          <w:t>Ilustración 14Diagrama de gant 2</w:t>
-        </w:r>
-        <w:r>
-          <w:rPr>
-            <w:noProof/>
-            <w:webHidden/>
-          </w:rPr>
-          <w:tab/>
-        </w:r>
-        <w:r>
-          <w:rPr>
-            <w:noProof/>
-            <w:webHidden/>
-          </w:rPr>
-          <w:fldChar w:fldCharType="begin"/>
-        </w:r>
-        <w:r>
-          <w:rPr>
-            <w:noProof/>
-            <w:webHidden/>
-          </w:rPr>
-          <w:instrText xml:space="preserve"> PAGEREF _Toc225359508 \h </w:instrText>
+          <w:instrText xml:space="preserve"> PAGEREF _Toc229763358 \h </w:instrText>
         </w:r>
         <w:r>
           <w:rPr>
@@ -3855,7 +3780,82 @@
           <w14:ligatures w14:val="standardContextual"/>
         </w:rPr>
       </w:pPr>
-      <w:hyperlink w:anchor="_Toc225359509" w:history="1">
+      <w:hyperlink w:anchor="_Toc229763359" w:history="1">
+        <w:r>
+          <w:rPr>
+            <w:rStyle w:val="Hipervnculo"/>
+            <w:noProof/>
+          </w:rPr>
+          <w:t>Ilustración 14Diagrama de gant 2</w:t>
+        </w:r>
+        <w:r>
+          <w:rPr>
+            <w:noProof/>
+            <w:webHidden/>
+          </w:rPr>
+          <w:tab/>
+        </w:r>
+        <w:r>
+          <w:rPr>
+            <w:noProof/>
+            <w:webHidden/>
+          </w:rPr>
+          <w:fldChar w:fldCharType="begin"/>
+        </w:r>
+        <w:r>
+          <w:rPr>
+            <w:noProof/>
+            <w:webHidden/>
+          </w:rPr>
+          <w:instrText xml:space="preserve"> PAGEREF _Toc229763359 \h </w:instrText>
+        </w:r>
+        <w:r>
+          <w:rPr>
+            <w:noProof/>
+            <w:webHidden/>
+          </w:rPr>
+        </w:r>
+        <w:r>
+          <w:rPr>
+            <w:noProof/>
+            <w:webHidden/>
+          </w:rPr>
+          <w:fldChar w:fldCharType="separate"/>
+        </w:r>
+        <w:r>
+          <w:rPr>
+            <w:noProof/>
+            <w:webHidden/>
+          </w:rPr>
+          <w:t>26</w:t>
+        </w:r>
+        <w:r>
+          <w:rPr>
+            <w:noProof/>
+            <w:webHidden/>
+          </w:rPr>
+          <w:fldChar w:fldCharType="end"/>
+        </w:r>
+      </w:hyperlink>
+    </w:p>
+    <w:p>
+      <w:pPr>
+        <w:pStyle w:val="Tabladeilustraciones"/>
+        <w:tabs>
+          <w:tab w:val="right" w:leader="hyphen" w:pos="10625"/>
+        </w:tabs>
+        <w:rPr>
+          <w:rFonts w:eastAsiaTheme="minorEastAsia" w:cstheme="minorBidi"/>
+          <w:caps w:val="0"/>
+          <w:noProof/>
+          <w:kern w:val="2"/>
+          <w:sz w:val="24"/>
+          <w:szCs w:val="24"/>
+          <w:lang w:eastAsia="es-ES"/>
+          <w14:ligatures w14:val="standardContextual"/>
+        </w:rPr>
+      </w:pPr>
+      <w:hyperlink w:anchor="_Toc229763360" w:history="1">
         <w:r>
           <w:rPr>
             <w:rStyle w:val="Hipervnculo"/>
@@ -3882,7 +3882,7 @@
             <w:noProof/>
             <w:webHidden/>
           </w:rPr>
-          <w:instrText xml:space="preserve"> PAGEREF _Toc225359509 \h </w:instrText>
+          <w:instrText xml:space="preserve"> PAGEREF _Toc229763360 \h </w:instrText>
         </w:r>
         <w:r>
           <w:rPr>
@@ -3902,7 +3902,7 @@
             <w:noProof/>
             <w:webHidden/>
           </w:rPr>
-          <w:t>31</w:t>
+          <w:t>34</w:t>
         </w:r>
         <w:r>
           <w:rPr>
@@ -3930,7 +3930,7 @@
           <w14:ligatures w14:val="standardContextual"/>
         </w:rPr>
       </w:pPr>
-      <w:hyperlink w:anchor="_Toc225359510" w:history="1">
+      <w:hyperlink w:anchor="_Toc229763361" w:history="1">
         <w:r>
           <w:rPr>
             <w:rStyle w:val="Hipervnculo"/>
@@ -3957,7 +3957,7 @@
             <w:noProof/>
             <w:webHidden/>
           </w:rPr>
-          <w:instrText xml:space="preserve"> PAGEREF _Toc225359510 \h </w:instrText>
+          <w:instrText xml:space="preserve"> PAGEREF _Toc229763361 \h </w:instrText>
         </w:r>
         <w:r>
           <w:rPr>
@@ -3977,7 +3977,7 @@
             <w:noProof/>
             <w:webHidden/>
           </w:rPr>
-          <w:t>31</w:t>
+          <w:t>34</w:t>
         </w:r>
         <w:r>
           <w:rPr>
@@ -4005,7 +4005,7 @@
           <w14:ligatures w14:val="standardContextual"/>
         </w:rPr>
       </w:pPr>
-      <w:hyperlink w:anchor="_Toc225359511" w:history="1">
+      <w:hyperlink w:anchor="_Toc229763362" w:history="1">
         <w:r>
           <w:rPr>
             <w:rStyle w:val="Hipervnculo"/>
@@ -4032,7 +4032,7 @@
             <w:noProof/>
             <w:webHidden/>
           </w:rPr>
-          <w:instrText xml:space="preserve"> PAGEREF _Toc225359511 \h </w:instrText>
+          <w:instrText xml:space="preserve"> PAGEREF _Toc229763362 \h </w:instrText>
         </w:r>
         <w:r>
           <w:rPr>
@@ -4052,7 +4052,7 @@
             <w:noProof/>
             <w:webHidden/>
           </w:rPr>
-          <w:t>32</w:t>
+          <w:t>35</w:t>
         </w:r>
         <w:r>
           <w:rPr>
@@ -4080,7 +4080,7 @@
           <w14:ligatures w14:val="standardContextual"/>
         </w:rPr>
       </w:pPr>
-      <w:hyperlink w:anchor="_Toc225359512" w:history="1">
+      <w:hyperlink w:anchor="_Toc229763363" w:history="1">
         <w:r>
           <w:rPr>
             <w:rStyle w:val="Hipervnculo"/>
@@ -4107,7 +4107,7 @@
             <w:noProof/>
             <w:webHidden/>
           </w:rPr>
-          <w:instrText xml:space="preserve"> PAGEREF _Toc225359512 \h </w:instrText>
+          <w:instrText xml:space="preserve"> PAGEREF _Toc229763363 \h </w:instrText>
         </w:r>
         <w:r>
           <w:rPr>
@@ -4127,7 +4127,7 @@
             <w:noProof/>
             <w:webHidden/>
           </w:rPr>
-          <w:t>32</w:t>
+          <w:t>35</w:t>
         </w:r>
         <w:r>
           <w:rPr>
@@ -4155,7 +4155,7 @@
           <w14:ligatures w14:val="standardContextual"/>
         </w:rPr>
       </w:pPr>
-      <w:hyperlink w:anchor="_Toc225359513" w:history="1">
+      <w:hyperlink w:anchor="_Toc229763364" w:history="1">
         <w:r>
           <w:rPr>
             <w:rStyle w:val="Hipervnculo"/>
@@ -4182,7 +4182,7 @@
             <w:noProof/>
             <w:webHidden/>
           </w:rPr>
-          <w:instrText xml:space="preserve"> PAGEREF _Toc225359513 \h </w:instrText>
+          <w:instrText xml:space="preserve"> PAGEREF _Toc229763364 \h </w:instrText>
         </w:r>
         <w:r>
           <w:rPr>
@@ -4202,7 +4202,7 @@
             <w:noProof/>
             <w:webHidden/>
           </w:rPr>
-          <w:t>33</w:t>
+          <w:t>36</w:t>
         </w:r>
         <w:r>
           <w:rPr>
@@ -4215,6 +4215,231 @@
     </w:p>
     <w:p>
       <w:pPr>
+        <w:pStyle w:val="Tabladeilustraciones"/>
+        <w:tabs>
+          <w:tab w:val="right" w:leader="hyphen" w:pos="10625"/>
+        </w:tabs>
+        <w:rPr>
+          <w:rFonts w:eastAsiaTheme="minorEastAsia" w:cstheme="minorBidi"/>
+          <w:caps w:val="0"/>
+          <w:noProof/>
+          <w:kern w:val="2"/>
+          <w:sz w:val="24"/>
+          <w:szCs w:val="24"/>
+          <w:lang w:eastAsia="es-ES"/>
+          <w14:ligatures w14:val="standardContextual"/>
+        </w:rPr>
+      </w:pPr>
+      <w:hyperlink w:anchor="_Toc229763365" w:history="1">
+        <w:r>
+          <w:rPr>
+            <w:rStyle w:val="Hipervnculo"/>
+            <w:noProof/>
+          </w:rPr>
+          <w:t>Ilustración 20 Kotlin</w:t>
+        </w:r>
+        <w:r>
+          <w:rPr>
+            <w:noProof/>
+            <w:webHidden/>
+          </w:rPr>
+          <w:tab/>
+        </w:r>
+        <w:r>
+          <w:rPr>
+            <w:noProof/>
+            <w:webHidden/>
+          </w:rPr>
+          <w:fldChar w:fldCharType="begin"/>
+        </w:r>
+        <w:r>
+          <w:rPr>
+            <w:noProof/>
+            <w:webHidden/>
+          </w:rPr>
+          <w:instrText xml:space="preserve"> PAGEREF _Toc229763365 \h </w:instrText>
+        </w:r>
+        <w:r>
+          <w:rPr>
+            <w:noProof/>
+            <w:webHidden/>
+          </w:rPr>
+        </w:r>
+        <w:r>
+          <w:rPr>
+            <w:noProof/>
+            <w:webHidden/>
+          </w:rPr>
+          <w:fldChar w:fldCharType="separate"/>
+        </w:r>
+        <w:r>
+          <w:rPr>
+            <w:noProof/>
+            <w:webHidden/>
+          </w:rPr>
+          <w:t>36</w:t>
+        </w:r>
+        <w:r>
+          <w:rPr>
+            <w:noProof/>
+            <w:webHidden/>
+          </w:rPr>
+          <w:fldChar w:fldCharType="end"/>
+        </w:r>
+      </w:hyperlink>
+    </w:p>
+    <w:p>
+      <w:pPr>
+        <w:pStyle w:val="Tabladeilustraciones"/>
+        <w:tabs>
+          <w:tab w:val="right" w:leader="hyphen" w:pos="10625"/>
+        </w:tabs>
+        <w:rPr>
+          <w:rFonts w:eastAsiaTheme="minorEastAsia" w:cstheme="minorBidi"/>
+          <w:caps w:val="0"/>
+          <w:noProof/>
+          <w:kern w:val="2"/>
+          <w:sz w:val="24"/>
+          <w:szCs w:val="24"/>
+          <w:lang w:eastAsia="es-ES"/>
+          <w14:ligatures w14:val="standardContextual"/>
+        </w:rPr>
+      </w:pPr>
+      <w:hyperlink w:anchor="_Toc229763366" w:history="1">
+        <w:r>
+          <w:rPr>
+            <w:rStyle w:val="Hipervnculo"/>
+            <w:noProof/>
+          </w:rPr>
+          <w:t>Ilustración 21 kotlin</w:t>
+        </w:r>
+        <w:r>
+          <w:rPr>
+            <w:noProof/>
+            <w:webHidden/>
+          </w:rPr>
+          <w:tab/>
+        </w:r>
+        <w:r>
+          <w:rPr>
+            <w:noProof/>
+            <w:webHidden/>
+          </w:rPr>
+          <w:fldChar w:fldCharType="begin"/>
+        </w:r>
+        <w:r>
+          <w:rPr>
+            <w:noProof/>
+            <w:webHidden/>
+          </w:rPr>
+          <w:instrText xml:space="preserve"> PAGEREF _Toc229763366 \h </w:instrText>
+        </w:r>
+        <w:r>
+          <w:rPr>
+            <w:noProof/>
+            <w:webHidden/>
+          </w:rPr>
+        </w:r>
+        <w:r>
+          <w:rPr>
+            <w:noProof/>
+            <w:webHidden/>
+          </w:rPr>
+          <w:fldChar w:fldCharType="separate"/>
+        </w:r>
+        <w:r>
+          <w:rPr>
+            <w:noProof/>
+            <w:webHidden/>
+          </w:rPr>
+          <w:t>37</w:t>
+        </w:r>
+        <w:r>
+          <w:rPr>
+            <w:noProof/>
+            <w:webHidden/>
+          </w:rPr>
+          <w:fldChar w:fldCharType="end"/>
+        </w:r>
+      </w:hyperlink>
+    </w:p>
+    <w:p>
+      <w:pPr>
+        <w:pStyle w:val="Tabladeilustraciones"/>
+        <w:tabs>
+          <w:tab w:val="right" w:leader="hyphen" w:pos="10625"/>
+        </w:tabs>
+        <w:rPr>
+          <w:rFonts w:eastAsiaTheme="minorEastAsia" w:cstheme="minorBidi"/>
+          <w:caps w:val="0"/>
+          <w:noProof/>
+          <w:kern w:val="2"/>
+          <w:sz w:val="24"/>
+          <w:szCs w:val="24"/>
+          <w:lang w:eastAsia="es-ES"/>
+          <w14:ligatures w14:val="standardContextual"/>
+        </w:rPr>
+      </w:pPr>
+      <w:hyperlink w:anchor="_Toc229763367" w:history="1">
+        <w:r>
+          <w:rPr>
+            <w:rStyle w:val="Hipervnculo"/>
+            <w:noProof/>
+          </w:rPr>
+          <w:t>Ilustración 22 kotlin</w:t>
+        </w:r>
+        <w:r>
+          <w:rPr>
+            <w:noProof/>
+            <w:webHidden/>
+          </w:rPr>
+          <w:tab/>
+        </w:r>
+        <w:r>
+          <w:rPr>
+            <w:noProof/>
+            <w:webHidden/>
+          </w:rPr>
+          <w:fldChar w:fldCharType="begin"/>
+        </w:r>
+        <w:r>
+          <w:rPr>
+            <w:noProof/>
+            <w:webHidden/>
+          </w:rPr>
+          <w:instrText xml:space="preserve"> PAGEREF _Toc229763367 \h </w:instrText>
+        </w:r>
+        <w:r>
+          <w:rPr>
+            <w:noProof/>
+            <w:webHidden/>
+          </w:rPr>
+        </w:r>
+        <w:r>
+          <w:rPr>
+            <w:noProof/>
+            <w:webHidden/>
+          </w:rPr>
+          <w:fldChar w:fldCharType="separate"/>
+        </w:r>
+        <w:r>
+          <w:rPr>
+            <w:noProof/>
+            <w:webHidden/>
+          </w:rPr>
+          <w:t>37</w:t>
+        </w:r>
+        <w:r>
+          <w:rPr>
+            <w:noProof/>
+            <w:webHidden/>
+          </w:rPr>
+          <w:fldChar w:fldCharType="end"/>
+        </w:r>
+      </w:hyperlink>
+    </w:p>
+    <w:p>
+      <w:pPr>
         <w:pStyle w:val="Textoindependiente"/>
         <w:tabs>
           <w:tab w:val="right" w:leader="dot" w:pos="9913"/>
@@ -4295,16 +4520,8 @@
         <w:rPr>
           <w:sz w:val="24"/>
         </w:rPr>
-        <w:t xml:space="preserve">El presente documento forma parte del desarrollo del Proyecto </w:t>
-      </w:r>
-      <w:proofErr w:type="spellStart"/>
-      <w:r>
-        <w:rPr>
-          <w:sz w:val="24"/>
-        </w:rPr>
-        <w:t>Intermodular</w:t>
-      </w:r>
-      <w:proofErr w:type="spellEnd"/>
+        <w:t>El presente documento forma parte del desarrollo del Proyecto Intermodular</w:t>
+      </w:r>
       <w:r>
         <w:rPr>
           <w:spacing w:val="-5"/>
@@ -4901,21 +5118,7 @@
         <w:rPr>
           <w:sz w:val="24"/>
         </w:rPr>
-        <w:t xml:space="preserve">comunicación y el almacenamiento de la documentación generada a lo largo del desarrollo de las </w:t>
-      </w:r>
-      <w:proofErr w:type="spellStart"/>
-      <w:r>
-        <w:rPr>
-          <w:sz w:val="24"/>
-        </w:rPr>
-        <w:t>practicas</w:t>
-      </w:r>
-      <w:proofErr w:type="spellEnd"/>
-      <w:r>
-        <w:rPr>
-          <w:sz w:val="24"/>
-        </w:rPr>
-        <w:t xml:space="preserve"> en empresa.</w:t>
+        <w:t>comunicación y el almacenamiento de la documentación generada a lo largo del desarrollo de las practicas en empresa.</w:t>
       </w:r>
     </w:p>
     <w:p>
@@ -5021,13 +5224,7 @@
         <w:rPr>
           <w:sz w:val="24"/>
         </w:rPr>
-        <w:t>permitiendo así el acceso desde diferentes plataformas. Además</w:t>
-      </w:r>
-      <w:r>
-        <w:rPr>
-          <w:sz w:val="24"/>
-        </w:rPr>
-        <w:t xml:space="preserve"> el sistema contemplara múltiples perfiles de usuario, cada uno con sus permisos y funcionalidades adaptadas a su rol en el proceso formativo.</w:t>
+        <w:t>permitiendo así el acceso desde diferentes plataformas. Además el sistema contemplara múltiples perfiles de usuario, cada uno con sus permisos y funcionalidades adaptadas a su rol en el proceso formativo.</w:t>
       </w:r>
     </w:p>
     <w:p>
@@ -5042,35 +5239,7 @@
         <w:rPr>
           <w:sz w:val="24"/>
         </w:rPr>
-        <w:t xml:space="preserve">Este proyecto </w:t>
-      </w:r>
-      <w:proofErr w:type="spellStart"/>
-      <w:r>
-        <w:rPr>
-          <w:sz w:val="24"/>
-        </w:rPr>
-        <w:t>permitira</w:t>
-      </w:r>
-      <w:proofErr w:type="spellEnd"/>
-      <w:r>
-        <w:rPr>
-          <w:sz w:val="24"/>
-        </w:rPr>
-        <w:t xml:space="preserve"> al estudiante aplicar de forma </w:t>
-      </w:r>
-      <w:proofErr w:type="spellStart"/>
-      <w:r>
-        <w:rPr>
-          <w:sz w:val="24"/>
-        </w:rPr>
-        <w:t>practica</w:t>
-      </w:r>
-      <w:proofErr w:type="spellEnd"/>
-      <w:r>
-        <w:rPr>
-          <w:sz w:val="24"/>
-        </w:rPr>
-        <w:t xml:space="preserve"> los conocimientos</w:t>
+        <w:t>Este proyecto permitira al estudiante aplicar de forma practica los conocimientos</w:t>
       </w:r>
       <w:r>
         <w:rPr>
@@ -5213,35 +5382,7 @@
         <w:rPr>
           <w:sz w:val="24"/>
         </w:rPr>
-        <w:t xml:space="preserve">integrando aspectos de diseño de interfaces, arquitectura de software, desarrollo </w:t>
-      </w:r>
-      <w:proofErr w:type="spellStart"/>
-      <w:r>
-        <w:rPr>
-          <w:sz w:val="24"/>
-        </w:rPr>
-        <w:t>backend</w:t>
-      </w:r>
-      <w:proofErr w:type="spellEnd"/>
-      <w:r>
-        <w:rPr>
-          <w:sz w:val="24"/>
-        </w:rPr>
-        <w:t xml:space="preserve"> y </w:t>
-      </w:r>
-      <w:proofErr w:type="spellStart"/>
-      <w:r>
-        <w:rPr>
-          <w:sz w:val="24"/>
-        </w:rPr>
-        <w:t>fronted</w:t>
-      </w:r>
-      <w:proofErr w:type="spellEnd"/>
-      <w:r>
-        <w:rPr>
-          <w:sz w:val="24"/>
-        </w:rPr>
-        <w:t>, gestión de bases de datos, trabajo colaborativo con control de versiones y desarrollo de aplicaciones móviles.</w:t>
+        <w:t>integrando aspectos de diseño de interfaces, arquitectura de software, desarrollo backend y fronted, gestión de bases de datos, trabajo colaborativo con control de versiones y desarrollo de aplicaciones móviles.</w:t>
       </w:r>
     </w:p>
     <w:p>
@@ -5447,18 +5588,7 @@
         <w:t xml:space="preserve"> </w:t>
       </w:r>
       <w:r>
-        <w:t>de la informática y la comunicación, enfrenta el reto de gestionar de manera eficiente las Formaciones en Empresa (FE). Actualmente, este proceso se realiza mediante métodos tradicionales (documentación en papel, correos electrónicos dispersos y registros manuales. Lo que genera: Falta de centralización, duplicidad de documentos, comunicación fragmentada entre estudiantes, tutores, profesores y empresas. Dificultad para realizar un seguimiento en tiempo real del proyecto, cargas administrativas elevada. Ant</w:t>
-      </w:r>
-      <w:r>
-        <w:t xml:space="preserve">e esta realidad, surge la necesidad de modernizar y digitalizar la gestión de las FE, alineándose los objetivos estratégicos del centro de innovación educativa, excelencia en la </w:t>
-      </w:r>
-      <w:proofErr w:type="spellStart"/>
-      <w:r>
-        <w:t>formacion</w:t>
-      </w:r>
-      <w:proofErr w:type="spellEnd"/>
-      <w:r>
-        <w:t xml:space="preserve"> y preparación para el entorno laboral.</w:t>
+        <w:t>de la informática y la comunicación, enfrenta el reto de gestionar de manera eficiente las Formaciones en Empresa (FE). Actualmente, este proceso se realiza mediante métodos tradicionales (documentación en papel, correos electrónicos dispersos y registros manuales. Lo que genera: Falta de centralización, duplicidad de documentos, comunicación fragmentada entre estudiantes, tutores, profesores y empresas. Dificultad para realizar un seguimiento en tiempo real del proyecto, cargas administrativas elevada. Ante esta realidad, surge la necesidad de modernizar y digitalizar la gestión de las FE, alineándose los objetivos estratégicos del centro de innovación educativa, excelencia en la formacion y preparación para el entorno laboral.</w:t>
       </w:r>
     </w:p>
     <w:p>
@@ -6943,15 +7073,7 @@
         <w:t xml:space="preserve"> </w:t>
       </w:r>
       <w:r>
-        <w:t xml:space="preserve">Android que permita: Consultar información básica de las FE (empresa asignada, tutor, fechas). Recibir notificaciones </w:t>
-      </w:r>
-      <w:proofErr w:type="spellStart"/>
-      <w:r>
-        <w:t>push</w:t>
-      </w:r>
-      <w:proofErr w:type="spellEnd"/>
-      <w:r>
-        <w:t xml:space="preserve"> en tiempo real. Acceder a documentos desde cualquier ubicación. Funcionalidades</w:t>
+        <w:t>Android que permita: Consultar información básica de las FE (empresa asignada, tutor, fechas). Recibir notificaciones push en tiempo real. Acceder a documentos desde cualquier ubicación. Funcionalidades</w:t>
       </w:r>
       <w:r>
         <w:rPr>
@@ -12022,19 +12144,11 @@
         </w:rPr>
         <w:t xml:space="preserve"> </w:t>
       </w:r>
-      <w:proofErr w:type="spellStart"/>
-      <w:r>
-        <w:rPr>
-          <w:spacing w:val="-2"/>
-        </w:rPr>
-        <w:t>TutorEmpresa</w:t>
-      </w:r>
-      <w:proofErr w:type="spellEnd"/>
-      <w:r>
-        <w:rPr>
-          <w:spacing w:val="-2"/>
-        </w:rPr>
-        <w:t>.</w:t>
+      <w:r>
+        <w:rPr>
+          <w:spacing w:val="-2"/>
+        </w:rPr>
+        <w:t>TutorEmpresa.</w:t>
       </w:r>
     </w:p>
     <w:p>
@@ -12406,23 +12520,21 @@
         <w:t xml:space="preserve">Relaciones: </w:t>
       </w:r>
       <w:r>
-        <w:t xml:space="preserve">supervisa varias Formaciones en Empresa. </w:t>
-      </w:r>
-      <w:proofErr w:type="spellStart"/>
+        <w:t>supervisa varias Formaciones en Empresa.</w:t>
+      </w:r>
+    </w:p>
+    <w:p>
+      <w:pPr>
+        <w:spacing w:line="465" w:lineRule="auto"/>
+        <w:ind w:left="710" w:right="5197"/>
+        <w:jc w:val="both"/>
+      </w:pPr>
       <w:r>
         <w:rPr>
           <w:rFonts w:ascii="Arial"/>
           <w:b/>
         </w:rPr>
-        <w:t>TutorEmpresa</w:t>
-      </w:r>
-      <w:proofErr w:type="spellEnd"/>
-      <w:r>
-        <w:rPr>
-          <w:rFonts w:ascii="Arial"/>
-          <w:b/>
-        </w:rPr>
-        <w:t xml:space="preserve">: </w:t>
+        <w:t xml:space="preserve">TutorEmpresa: </w:t>
       </w:r>
       <w:r>
         <w:t xml:space="preserve">usuario de una empresa colaboradora. </w:t>
@@ -12795,13 +12907,8 @@
         </w:rPr>
         <w:t xml:space="preserve"> </w:t>
       </w:r>
-      <w:proofErr w:type="spellStart"/>
-      <w:r>
-        <w:t>tutorEmpresa</w:t>
-      </w:r>
-      <w:proofErr w:type="spellEnd"/>
-      <w:r>
-        <w:t>,</w:t>
+      <w:r>
+        <w:t>tutorEmpresa,</w:t>
       </w:r>
       <w:r>
         <w:rPr>
@@ -12818,13 +12925,8 @@
         </w:rPr>
         <w:t xml:space="preserve"> </w:t>
       </w:r>
-      <w:proofErr w:type="spellStart"/>
-      <w:r>
-        <w:t>fechaInicio</w:t>
-      </w:r>
-      <w:proofErr w:type="spellEnd"/>
-      <w:r>
-        <w:t>,</w:t>
+      <w:r>
+        <w:t>fechaInicio,</w:t>
       </w:r>
       <w:r>
         <w:rPr>
@@ -12832,19 +12934,11 @@
         </w:rPr>
         <w:t xml:space="preserve"> </w:t>
       </w:r>
-      <w:proofErr w:type="spellStart"/>
-      <w:r>
-        <w:rPr>
-          <w:spacing w:val="-2"/>
-        </w:rPr>
-        <w:t>fechaFin</w:t>
-      </w:r>
-      <w:proofErr w:type="spellEnd"/>
-      <w:r>
-        <w:rPr>
-          <w:spacing w:val="-2"/>
-        </w:rPr>
-        <w:t>.</w:t>
+      <w:r>
+        <w:rPr>
+          <w:spacing w:val="-2"/>
+        </w:rPr>
+        <w:t>fechaFin.</w:t>
       </w:r>
     </w:p>
     <w:p>
@@ -12980,13 +13074,8 @@
         </w:rPr>
         <w:t xml:space="preserve"> </w:t>
       </w:r>
-      <w:proofErr w:type="spellStart"/>
-      <w:r>
-        <w:t>rutaArchivo</w:t>
-      </w:r>
-      <w:proofErr w:type="spellEnd"/>
-      <w:r>
-        <w:t>,</w:t>
+      <w:r>
+        <w:t>rutaArchivo,</w:t>
       </w:r>
       <w:r>
         <w:rPr>
@@ -12994,13 +13083,8 @@
         </w:rPr>
         <w:t xml:space="preserve"> </w:t>
       </w:r>
-      <w:proofErr w:type="spellStart"/>
-      <w:r>
-        <w:t>fechaSubida</w:t>
-      </w:r>
-      <w:proofErr w:type="spellEnd"/>
-      <w:r>
-        <w:t>,</w:t>
+      <w:r>
+        <w:t>fechaSubida,</w:t>
       </w:r>
       <w:r>
         <w:rPr>
@@ -14520,7 +14604,7 @@
           <w:cols w:space="720"/>
         </w:sectPr>
       </w:pPr>
-      <w:bookmarkStart w:id="14" w:name="_Toc225359495"/>
+      <w:bookmarkStart w:id="14" w:name="_Toc229763346"/>
       <w:r>
         <w:t xml:space="preserve">Ilustración </w:t>
       </w:r>
@@ -16413,7 +16497,7 @@
           <w:cols w:space="720"/>
         </w:sectPr>
       </w:pPr>
-      <w:bookmarkStart w:id="18" w:name="_Toc225359496"/>
+      <w:bookmarkStart w:id="18" w:name="_Toc229763347"/>
       <w:r>
         <w:t xml:space="preserve">Ilustración </w:t>
       </w:r>
@@ -17856,35 +17940,7 @@
         <w:rPr>
           <w:rFonts w:ascii="Trebuchet MS" w:hAnsi="Trebuchet MS"/>
         </w:rPr>
-        <w:t xml:space="preserve">estudiante dentro de la organización. </w:t>
-      </w:r>
-      <w:proofErr w:type="spellStart"/>
-      <w:r>
-        <w:rPr>
-          <w:rFonts w:ascii="Trebuchet MS" w:hAnsi="Trebuchet MS"/>
-        </w:rPr>
-        <w:t>Podra</w:t>
-      </w:r>
-      <w:proofErr w:type="spellEnd"/>
-      <w:r>
-        <w:rPr>
-          <w:rFonts w:ascii="Trebuchet MS" w:hAnsi="Trebuchet MS"/>
-        </w:rPr>
-        <w:t xml:space="preserve"> completar </w:t>
-      </w:r>
-      <w:proofErr w:type="spellStart"/>
-      <w:r>
-        <w:rPr>
-          <w:rFonts w:ascii="Trebuchet MS" w:hAnsi="Trebuchet MS"/>
-        </w:rPr>
-        <w:t>evaluciones</w:t>
-      </w:r>
-      <w:proofErr w:type="spellEnd"/>
-      <w:r>
-        <w:rPr>
-          <w:rFonts w:ascii="Trebuchet MS" w:hAnsi="Trebuchet MS"/>
-        </w:rPr>
-        <w:t>, subir documentación relevante</w:t>
+        <w:t>estudiante dentro de la organización. Podra completar evaluciones, subir documentación relevante</w:t>
       </w:r>
     </w:p>
     <w:p>
@@ -18887,7 +18943,7 @@
                                 <w:szCs w:val="22"/>
                               </w:rPr>
                             </w:pPr>
-                            <w:bookmarkStart w:id="24" w:name="_Toc225359497"/>
+                            <w:bookmarkStart w:id="24" w:name="_Toc229763348"/>
                             <w:r>
                               <w:t xml:space="preserve">Ilustración </w:t>
                             </w:r>
@@ -18946,7 +19002,7 @@
                           <w:szCs w:val="22"/>
                         </w:rPr>
                       </w:pPr>
-                      <w:bookmarkStart w:id="25" w:name="_Toc225359497"/>
+                      <w:bookmarkStart w:id="25" w:name="_Toc229763348"/>
                       <w:r>
                         <w:t xml:space="preserve">Ilustración </w:t>
                       </w:r>
@@ -19558,10 +19614,7 @@
         <w:t xml:space="preserve"> </w:t>
       </w:r>
       <w:r>
-        <w:t>relacionados con</w:t>
-      </w:r>
-      <w:r>
-        <w:t xml:space="preserve"> las prácticas (convenios, informes).</w:t>
+        <w:t>relacionados con las prácticas (convenios, informes).</w:t>
       </w:r>
     </w:p>
     <w:p>
@@ -20456,14 +20509,12 @@
                 <w:rFonts w:ascii="Arial MT"/>
               </w:rPr>
             </w:pPr>
-            <w:proofErr w:type="spellStart"/>
             <w:r>
               <w:rPr>
                 <w:rFonts w:ascii="Arial MT"/>
               </w:rPr>
               <w:t>Descripcion</w:t>
             </w:r>
-            <w:proofErr w:type="spellEnd"/>
             <w:r>
               <w:rPr>
                 <w:rFonts w:ascii="Arial MT"/>
@@ -22098,7 +22149,7 @@
       <w:bookmarkStart w:id="31" w:name="_bookmark14"/>
       <w:bookmarkStart w:id="32" w:name="2.4._MODELOS_DE_DATOS"/>
       <w:bookmarkStart w:id="33" w:name="_bookmark15"/>
-      <w:bookmarkStart w:id="34" w:name="_Toc225359498"/>
+      <w:bookmarkStart w:id="34" w:name="_Toc229763349"/>
       <w:bookmarkEnd w:id="31"/>
       <w:bookmarkEnd w:id="32"/>
       <w:bookmarkEnd w:id="33"/>
@@ -22483,130 +22534,10 @@
         <w:ind w:left="282" w:right="725"/>
       </w:pPr>
       <w:r>
-        <w:t>La</w:t>
-      </w:r>
-      <w:r>
-        <w:rPr>
-          <w:spacing w:val="-3"/>
-        </w:rPr>
-        <w:t xml:space="preserve"> </w:t>
-      </w:r>
-      <w:r>
-        <w:t>entidad</w:t>
-      </w:r>
-      <w:r>
-        <w:rPr>
-          <w:spacing w:val="-2"/>
-        </w:rPr>
-        <w:t xml:space="preserve"> </w:t>
-      </w:r>
-      <w:r>
-        <w:rPr>
-          <w:rFonts w:ascii="Arial" w:hAnsi="Arial"/>
-          <w:i/>
-        </w:rPr>
-        <w:t>Usuario</w:t>
-      </w:r>
-      <w:r>
-        <w:rPr>
-          <w:rFonts w:ascii="Arial" w:hAnsi="Arial"/>
-          <w:i/>
-          <w:spacing w:val="-2"/>
-        </w:rPr>
-        <w:t xml:space="preserve"> </w:t>
-      </w:r>
-      <w:r>
-        <w:t>representa</w:t>
-      </w:r>
-      <w:r>
-        <w:rPr>
-          <w:spacing w:val="-3"/>
-        </w:rPr>
-        <w:t xml:space="preserve"> </w:t>
-      </w:r>
-      <w:r>
-        <w:t>a</w:t>
-      </w:r>
-      <w:r>
-        <w:rPr>
-          <w:spacing w:val="-5"/>
-        </w:rPr>
-        <w:t xml:space="preserve"> </w:t>
-      </w:r>
-      <w:r>
-        <w:t>las</w:t>
-      </w:r>
-      <w:r>
-        <w:rPr>
-          <w:spacing w:val="-3"/>
-        </w:rPr>
-        <w:t xml:space="preserve"> </w:t>
-      </w:r>
-      <w:r>
-        <w:t>personas</w:t>
-      </w:r>
-      <w:r>
-        <w:rPr>
-          <w:spacing w:val="-7"/>
-        </w:rPr>
-        <w:t xml:space="preserve"> </w:t>
-      </w:r>
-      <w:r>
-        <w:t>que</w:t>
-      </w:r>
-      <w:r>
-        <w:rPr>
-          <w:spacing w:val="-3"/>
-        </w:rPr>
-        <w:t xml:space="preserve"> </w:t>
-      </w:r>
-      <w:r>
-        <w:t>interactúan</w:t>
-      </w:r>
-      <w:r>
-        <w:rPr>
-          <w:spacing w:val="-5"/>
-        </w:rPr>
-        <w:t xml:space="preserve"> </w:t>
-      </w:r>
-      <w:r>
-        <w:t>con</w:t>
-      </w:r>
-      <w:r>
-        <w:rPr>
-          <w:spacing w:val="-3"/>
-        </w:rPr>
-        <w:t xml:space="preserve"> </w:t>
-      </w:r>
-      <w:r>
-        <w:t>la</w:t>
-      </w:r>
-      <w:r>
-        <w:rPr>
-          <w:spacing w:val="-3"/>
-        </w:rPr>
-        <w:t xml:space="preserve"> </w:t>
-      </w:r>
-      <w:r>
-        <w:t>aplicación.</w:t>
-      </w:r>
-      <w:r>
-        <w:rPr>
-          <w:spacing w:val="-1"/>
-        </w:rPr>
-        <w:t xml:space="preserve"> </w:t>
-      </w:r>
-      <w:r>
-        <w:t>Incluye</w:t>
-      </w:r>
-      <w:r>
-        <w:rPr>
-          <w:spacing w:val="-3"/>
-        </w:rPr>
-        <w:t xml:space="preserve"> </w:t>
-      </w:r>
-      <w:r>
-        <w:t>atributos como identificador, nombre, apellidos, correo electrónico, contraseña y rol. El rol permite diferenciar entre los distintos tipos de usuarios del sistema (por ejemplo, estudiante o tutor).</w:t>
+        <w:t>Debido a la arquitectura de persistencia, la entidad Usuario actúa como clase base o concepto general, desglosándose en entidades específicas como Alumno y Profesor. Esto permite que el sistema gestione credenciales de acceso para ambos perfiles mientras mantiene atributos específicos (como el ciclo formativo para alumnos o la gestión de grupos para profesores)</w:t>
+      </w:r>
+      <w:r>
+        <w:t>.</w:t>
       </w:r>
     </w:p>
     <w:p>
@@ -22751,7 +22682,10 @@
         <w:t xml:space="preserve"> </w:t>
       </w:r>
       <w:r>
-        <w:t>Contiene datos como identificador, nombre de la empresa, dirección, teléfono y correo de contacto.</w:t>
+        <w:t>Contiene datos como identificador, nombre de la empresa, dirección, teléfono</w:t>
+      </w:r>
+      <w:r>
+        <w:t>.</w:t>
       </w:r>
     </w:p>
     <w:p>
@@ -22875,7 +22809,19 @@
         <w:rPr>
           <w:spacing w:val="-2"/>
         </w:rPr>
-        <w:t>Tutor Empresa</w:t>
+        <w:t>Tutor</w:t>
+      </w:r>
+      <w:r>
+        <w:rPr>
+          <w:spacing w:val="-2"/>
+        </w:rPr>
+        <w:t xml:space="preserve"> </w:t>
+      </w:r>
+      <w:r>
+        <w:rPr>
+          <w:spacing w:val="-2"/>
+        </w:rPr>
+        <w:t>Empresa</w:t>
       </w:r>
     </w:p>
     <w:p>
@@ -22892,7 +22838,7 @@
           <w:rFonts w:ascii="Arial" w:hAnsi="Arial"/>
           <w:i/>
         </w:rPr>
-        <w:t>Tutor Empresa</w:t>
+        <w:t>Tutor</w:t>
       </w:r>
       <w:r>
         <w:rPr>
@@ -22902,200 +22848,34 @@
         <w:t xml:space="preserve"> </w:t>
       </w:r>
       <w:r>
-        <w:t>representa al tutor asignado por la empresa para supervisar al estudiante</w:t>
-      </w:r>
-      <w:r>
-        <w:rPr>
-          <w:spacing w:val="-3"/>
-        </w:rPr>
-        <w:t xml:space="preserve"> </w:t>
-      </w:r>
-      <w:r>
-        <w:t>durante</w:t>
-      </w:r>
-      <w:r>
-        <w:rPr>
-          <w:spacing w:val="-3"/>
-        </w:rPr>
-        <w:t xml:space="preserve"> </w:t>
-      </w:r>
-      <w:r>
-        <w:t>la</w:t>
-      </w:r>
-      <w:r>
-        <w:rPr>
-          <w:spacing w:val="-3"/>
-        </w:rPr>
-        <w:t xml:space="preserve"> </w:t>
-      </w:r>
-      <w:r>
-        <w:t>FE.</w:t>
-      </w:r>
-      <w:r>
-        <w:rPr>
-          <w:spacing w:val="-4"/>
-        </w:rPr>
-        <w:t xml:space="preserve"> </w:t>
-      </w:r>
-      <w:r>
-        <w:t>Incluye</w:t>
-      </w:r>
-      <w:r>
-        <w:rPr>
-          <w:spacing w:val="-3"/>
-        </w:rPr>
-        <w:t xml:space="preserve"> </w:t>
-      </w:r>
-      <w:r>
-        <w:t>atributos</w:t>
-      </w:r>
-      <w:r>
-        <w:rPr>
-          <w:spacing w:val="-2"/>
-        </w:rPr>
-        <w:t xml:space="preserve"> </w:t>
-      </w:r>
-      <w:r>
-        <w:t>como</w:t>
-      </w:r>
-      <w:r>
-        <w:rPr>
-          <w:spacing w:val="-5"/>
-        </w:rPr>
-        <w:t xml:space="preserve"> </w:t>
-      </w:r>
-      <w:r>
-        <w:t>nombre,</w:t>
-      </w:r>
-      <w:r>
-        <w:rPr>
-          <w:spacing w:val="-1"/>
-        </w:rPr>
-        <w:t xml:space="preserve"> </w:t>
-      </w:r>
-      <w:r>
-        <w:t>apellidos,</w:t>
-      </w:r>
-      <w:r>
-        <w:rPr>
-          <w:spacing w:val="-4"/>
-        </w:rPr>
-        <w:t xml:space="preserve"> </w:t>
-      </w:r>
-      <w:r>
-        <w:t>correo</w:t>
-      </w:r>
-      <w:r>
-        <w:rPr>
-          <w:spacing w:val="-3"/>
-        </w:rPr>
-        <w:t xml:space="preserve"> </w:t>
-      </w:r>
-      <w:r>
-        <w:t>electrónico</w:t>
-      </w:r>
-      <w:r>
-        <w:rPr>
-          <w:spacing w:val="-5"/>
-        </w:rPr>
-        <w:t xml:space="preserve"> </w:t>
-      </w:r>
-      <w:r>
-        <w:t>y</w:t>
-      </w:r>
-      <w:r>
-        <w:rPr>
-          <w:spacing w:val="-5"/>
-        </w:rPr>
-        <w:t xml:space="preserve"> </w:t>
-      </w:r>
-      <w:r>
-        <w:t>teléfono. Cada tutor de empresa está asociado a una única empresa, mientras que una empresa puede tener varios tutores.</w:t>
-      </w:r>
-    </w:p>
-    <w:p>
-      <w:pPr>
-        <w:pStyle w:val="Ttulo3"/>
-      </w:pPr>
-      <w:r>
-        <w:t>Formación</w:t>
-      </w:r>
-      <w:r>
-        <w:rPr>
-          <w:spacing w:val="-8"/>
-        </w:rPr>
-        <w:t xml:space="preserve"> </w:t>
-      </w:r>
-      <w:r>
-        <w:t>en</w:t>
-      </w:r>
-      <w:r>
-        <w:rPr>
-          <w:spacing w:val="-5"/>
-        </w:rPr>
-        <w:t xml:space="preserve"> </w:t>
-      </w:r>
-      <w:r>
-        <w:t>Empresa</w:t>
-      </w:r>
-      <w:r>
-        <w:rPr>
-          <w:spacing w:val="-6"/>
-        </w:rPr>
-        <w:t xml:space="preserve"> </w:t>
-      </w:r>
-      <w:r>
-        <w:rPr>
-          <w:spacing w:val="-4"/>
-        </w:rPr>
-        <w:t>(FE)</w:t>
-      </w:r>
-    </w:p>
-    <w:p>
-      <w:pPr>
-        <w:pStyle w:val="Textoindependiente"/>
-        <w:spacing w:before="184" w:line="259" w:lineRule="auto"/>
-        <w:ind w:left="282" w:right="725"/>
-      </w:pPr>
-      <w:r>
-        <w:t>La</w:t>
-      </w:r>
-      <w:r>
-        <w:rPr>
-          <w:spacing w:val="-2"/>
-        </w:rPr>
-        <w:t xml:space="preserve"> </w:t>
-      </w:r>
-      <w:r>
-        <w:t>entidad</w:t>
-      </w:r>
-      <w:r>
-        <w:rPr>
-          <w:spacing w:val="-1"/>
-        </w:rPr>
-        <w:t xml:space="preserve"> </w:t>
-      </w:r>
-      <w:r>
         <w:rPr>
           <w:rFonts w:ascii="Arial" w:hAnsi="Arial"/>
           <w:i/>
         </w:rPr>
-        <w:t>FE</w:t>
+        <w:t>Empresa</w:t>
       </w:r>
       <w:r>
         <w:rPr>
           <w:rFonts w:ascii="Arial" w:hAnsi="Arial"/>
           <w:i/>
-          <w:spacing w:val="-4"/>
-        </w:rPr>
-        <w:t xml:space="preserve"> </w:t>
-      </w:r>
-      <w:r>
-        <w:t>recoge</w:t>
-      </w:r>
-      <w:r>
-        <w:rPr>
-          <w:spacing w:val="-4"/>
+        </w:rPr>
+        <w:t xml:space="preserve"> </w:t>
+      </w:r>
+      <w:r>
+        <w:t>representa al tutor asignado por la empresa para supervisar al estudiante</w:t>
+      </w:r>
+      <w:r>
+        <w:rPr>
+          <w:spacing w:val="-3"/>
+        </w:rPr>
+        <w:t xml:space="preserve"> </w:t>
+      </w:r>
+      <w:r>
+        <w:t>durante</w:t>
+      </w:r>
+      <w:r>
+        <w:rPr>
+          <w:spacing w:val="-3"/>
         </w:rPr>
         <w:t xml:space="preserve"> </w:t>
       </w:r>
@@ -23104,79 +22884,105 @@
       </w:r>
       <w:r>
         <w:rPr>
-          <w:spacing w:val="-2"/>
-        </w:rPr>
-        <w:t xml:space="preserve"> </w:t>
-      </w:r>
-      <w:r>
-        <w:t>información</w:t>
-      </w:r>
-      <w:r>
-        <w:rPr>
-          <w:spacing w:val="-4"/>
-        </w:rPr>
-        <w:t xml:space="preserve"> </w:t>
-      </w:r>
-      <w:r>
-        <w:t>relativa</w:t>
-      </w:r>
-      <w:r>
-        <w:rPr>
-          <w:spacing w:val="-2"/>
-        </w:rPr>
-        <w:t xml:space="preserve"> </w:t>
-      </w:r>
-      <w:r>
-        <w:t>al</w:t>
-      </w:r>
-      <w:r>
-        <w:rPr>
-          <w:spacing w:val="-2"/>
-        </w:rPr>
-        <w:t xml:space="preserve"> </w:t>
-      </w:r>
-      <w:r>
-        <w:t>periodo</w:t>
-      </w:r>
-      <w:r>
-        <w:rPr>
-          <w:spacing w:val="-2"/>
-        </w:rPr>
-        <w:t xml:space="preserve"> </w:t>
-      </w:r>
-      <w:r>
-        <w:t>de</w:t>
-      </w:r>
-      <w:r>
-        <w:rPr>
-          <w:spacing w:val="-4"/>
-        </w:rPr>
-        <w:t xml:space="preserve"> </w:t>
-      </w:r>
-      <w:r>
-        <w:t>formación</w:t>
-      </w:r>
-      <w:r>
-        <w:rPr>
-          <w:spacing w:val="-2"/>
-        </w:rPr>
-        <w:t xml:space="preserve"> </w:t>
-      </w:r>
-      <w:r>
-        <w:t>del</w:t>
-      </w:r>
-      <w:r>
-        <w:rPr>
-          <w:spacing w:val="-2"/>
-        </w:rPr>
-        <w:t xml:space="preserve"> </w:t>
-      </w:r>
-      <w:r>
-        <w:t>estudiante</w:t>
-      </w:r>
-      <w:r>
-        <w:rPr>
-          <w:spacing w:val="-2"/>
+          <w:spacing w:val="-3"/>
+        </w:rPr>
+        <w:t xml:space="preserve"> </w:t>
+      </w:r>
+      <w:r>
+        <w:t>FE.</w:t>
+      </w:r>
+      <w:r>
+        <w:rPr>
+          <w:spacing w:val="-4"/>
+        </w:rPr>
+        <w:t xml:space="preserve"> </w:t>
+      </w:r>
+      <w:r>
+        <w:t>Incluye</w:t>
+      </w:r>
+      <w:r>
+        <w:rPr>
+          <w:spacing w:val="-3"/>
+        </w:rPr>
+        <w:t xml:space="preserve"> </w:t>
+      </w:r>
+      <w:r>
+        <w:t>atributos</w:t>
+      </w:r>
+      <w:r>
+        <w:rPr>
+          <w:spacing w:val="-2"/>
+        </w:rPr>
+        <w:t xml:space="preserve"> </w:t>
+      </w:r>
+      <w:r>
+        <w:t>como</w:t>
+      </w:r>
+      <w:r>
+        <w:rPr>
+          <w:spacing w:val="-5"/>
+        </w:rPr>
+        <w:t xml:space="preserve"> </w:t>
+      </w:r>
+      <w:r>
+        <w:t>nombre,</w:t>
+      </w:r>
+      <w:r>
+        <w:rPr>
+          <w:spacing w:val="-1"/>
+        </w:rPr>
+        <w:t xml:space="preserve"> </w:t>
+      </w:r>
+      <w:r>
+        <w:t>apellidos,</w:t>
+      </w:r>
+      <w:r>
+        <w:rPr>
+          <w:spacing w:val="-4"/>
+        </w:rPr>
+        <w:t xml:space="preserve"> </w:t>
+      </w:r>
+      <w:r>
+        <w:t>correo</w:t>
+      </w:r>
+      <w:r>
+        <w:rPr>
+          <w:spacing w:val="-3"/>
+        </w:rPr>
+        <w:t xml:space="preserve"> </w:t>
+      </w:r>
+      <w:r>
+        <w:t>electrónico</w:t>
+      </w:r>
+      <w:r>
+        <w:rPr>
+          <w:spacing w:val="-5"/>
+        </w:rPr>
+        <w:t xml:space="preserve"> </w:t>
+      </w:r>
+      <w:r>
+        <w:t>y</w:t>
+      </w:r>
+      <w:r>
+        <w:rPr>
+          <w:spacing w:val="-5"/>
+        </w:rPr>
+        <w:t xml:space="preserve"> </w:t>
+      </w:r>
+      <w:r>
+        <w:t>teléfono. Cada tutor de empresa está asociado a una única empresa, mientras que una empresa puede tener varios tutores.</w:t>
+      </w:r>
+    </w:p>
+    <w:p>
+      <w:pPr>
+        <w:pStyle w:val="Ttulo3"/>
+      </w:pPr>
+      <w:r>
+        <w:t>Formación</w:t>
+      </w:r>
+      <w:r>
+        <w:rPr>
+          <w:spacing w:val="-8"/>
         </w:rPr>
         <w:t xml:space="preserve"> </w:t>
       </w:r>
@@ -23185,152 +22991,40 @@
       </w:r>
       <w:r>
         <w:rPr>
-          <w:spacing w:val="-4"/>
-        </w:rPr>
-        <w:t xml:space="preserve"> </w:t>
-      </w:r>
-      <w:r>
-        <w:t>la</w:t>
-      </w:r>
-      <w:r>
-        <w:rPr>
-          <w:spacing w:val="-2"/>
-        </w:rPr>
-        <w:t xml:space="preserve"> </w:t>
-      </w:r>
-      <w:r>
-        <w:t>empresa. Incluye atributos como fecha de inicio, fecha de fin y estado de la formación.</w:t>
-      </w:r>
-    </w:p>
-    <w:p>
-      <w:pPr>
-        <w:pStyle w:val="Textoindependiente"/>
-        <w:spacing w:before="1" w:line="256" w:lineRule="auto"/>
-        <w:ind w:left="282" w:right="725"/>
-      </w:pPr>
-      <w:r>
-        <w:t>Esta</w:t>
-      </w:r>
-      <w:r>
-        <w:rPr>
           <w:spacing w:val="-5"/>
         </w:rPr>
         <w:t xml:space="preserve"> </w:t>
       </w:r>
       <w:r>
-        <w:t>entidad</w:t>
-      </w:r>
-      <w:r>
-        <w:rPr>
-          <w:spacing w:val="-5"/>
-        </w:rPr>
-        <w:t xml:space="preserve"> </w:t>
-      </w:r>
-      <w:r>
-        <w:t>se</w:t>
-      </w:r>
-      <w:r>
-        <w:rPr>
-          <w:spacing w:val="-7"/>
-        </w:rPr>
-        <w:t xml:space="preserve"> </w:t>
-      </w:r>
-      <w:r>
-        <w:t>relaciona</w:t>
-      </w:r>
-      <w:r>
-        <w:rPr>
-          <w:spacing w:val="-5"/>
-        </w:rPr>
-        <w:t xml:space="preserve"> </w:t>
-      </w:r>
-      <w:r>
-        <w:t>con</w:t>
-      </w:r>
-      <w:r>
-        <w:rPr>
-          <w:spacing w:val="-3"/>
-        </w:rPr>
-        <w:t xml:space="preserve"> </w:t>
-      </w:r>
-      <w:r>
-        <w:rPr>
-          <w:rFonts w:ascii="Arial"/>
-          <w:i/>
-        </w:rPr>
-        <w:t>Usuario</w:t>
-      </w:r>
-      <w:r>
-        <w:rPr>
-          <w:rFonts w:ascii="Arial"/>
-          <w:i/>
-          <w:spacing w:val="-4"/>
-        </w:rPr>
-        <w:t xml:space="preserve"> </w:t>
-      </w:r>
-      <w:r>
-        <w:t>(estudiante),</w:t>
-      </w:r>
-      <w:r>
-        <w:rPr>
-          <w:spacing w:val="-5"/>
-        </w:rPr>
-        <w:t xml:space="preserve"> </w:t>
-      </w:r>
-      <w:r>
-        <w:rPr>
-          <w:rFonts w:ascii="Arial"/>
-          <w:i/>
-        </w:rPr>
         <w:t>Empresa</w:t>
       </w:r>
       <w:r>
         <w:rPr>
-          <w:rFonts w:ascii="Arial"/>
-          <w:i/>
-          <w:spacing w:val="-4"/>
-        </w:rPr>
-        <w:t xml:space="preserve"> </w:t>
-      </w:r>
-      <w:r>
-        <w:t>y</w:t>
-      </w:r>
-      <w:r>
-        <w:rPr>
-          <w:spacing w:val="-7"/>
-        </w:rPr>
-        <w:t xml:space="preserve"> </w:t>
-      </w:r>
-      <w:r>
-        <w:rPr>
-          <w:rFonts w:ascii="Arial"/>
-          <w:i/>
-        </w:rPr>
-        <w:t>Tutor Empresa</w:t>
-      </w:r>
-      <w:r>
-        <w:t>,</w:t>
-      </w:r>
-      <w:r>
-        <w:rPr>
           <w:spacing w:val="-6"/>
         </w:rPr>
         <w:t xml:space="preserve"> </w:t>
       </w:r>
       <w:r>
-        <w:t>permitiendo vincular a cada estudiante con su empresa y tutor correspondiente.</w:t>
+        <w:rPr>
+          <w:spacing w:val="-4"/>
+        </w:rPr>
+        <w:t>(FE)</w:t>
       </w:r>
     </w:p>
     <w:p>
       <w:pPr>
         <w:pStyle w:val="Textoindependiente"/>
         <w:spacing w:line="256" w:lineRule="auto"/>
+        <w:ind w:left="282"/>
         <w:sectPr>
           <w:pgSz w:w="11910" w:h="16840"/>
           <w:pgMar w:top="1020" w:right="425" w:bottom="1120" w:left="850" w:header="791" w:footer="940" w:gutter="0"/>
           <w:cols w:space="720"/>
         </w:sectPr>
       </w:pPr>
+      <w:r>
+        <w:t>La entidad FE representa el núcleo del sistema. Su función principal es seguridad la relación contractual y formativa. Incluye atributos temporales (fecha_inicio, fecha_fin) y establece vínculos obligatorios con las entidades Alumno, Empresa, Tutor Empresa y Profesor. Esta estructura permite que, ante cualquier consulta desde la interfaz (web o móvil), el sistema recupere de forma eficiente toda la red de contactos asociada a un estudiante.</w:t>
+      </w:r>
     </w:p>
     <w:p>
       <w:pPr>
@@ -24179,7 +23873,7 @@
                                 <w:szCs w:val="22"/>
                               </w:rPr>
                             </w:pPr>
-                            <w:bookmarkStart w:id="37" w:name="_Toc225359499"/>
+                            <w:bookmarkStart w:id="37" w:name="_Toc229763350"/>
                             <w:r>
                               <w:t xml:space="preserve">Ilustración </w:t>
                             </w:r>
@@ -24234,7 +23928,7 @@
                           <w:szCs w:val="22"/>
                         </w:rPr>
                       </w:pPr>
-                      <w:bookmarkStart w:id="38" w:name="_Toc225359499"/>
+                      <w:bookmarkStart w:id="38" w:name="_Toc229763350"/>
                       <w:r>
                         <w:t xml:space="preserve">Ilustración </w:t>
                       </w:r>
@@ -24269,55 +23963,6 @@
           </mc:Fallback>
         </mc:AlternateContent>
       </w:r>
-      <w:r>
-        <w:rPr>
-          <w:noProof/>
-          <w:sz w:val="20"/>
-        </w:rPr>
-        <w:drawing>
-          <wp:anchor distT="0" distB="0" distL="0" distR="0" simplePos="0" relativeHeight="251652096" behindDoc="1" locked="0" layoutInCell="1" allowOverlap="1" wp14:anchorId="2ED432CF" wp14:editId="1DADECCB">
-            <wp:simplePos x="0" y="0"/>
-            <wp:positionH relativeFrom="page">
-              <wp:posOffset>1532255</wp:posOffset>
-            </wp:positionH>
-            <wp:positionV relativeFrom="paragraph">
-              <wp:posOffset>200432</wp:posOffset>
-            </wp:positionV>
-            <wp:extent cx="4515259" cy="4007738"/>
-            <wp:effectExtent l="0" t="0" r="0" b="0"/>
-            <wp:wrapTopAndBottom/>
-            <wp:docPr id="13" name="Image 13"/>
-            <wp:cNvGraphicFramePr>
-              <a:graphicFrameLocks xmlns:a="http://schemas.openxmlformats.org/drawingml/2006/main"/>
-            </wp:cNvGraphicFramePr>
-            <a:graphic xmlns:a="http://schemas.openxmlformats.org/drawingml/2006/main">
-              <a:graphicData uri="http://schemas.openxmlformats.org/drawingml/2006/picture">
-                <pic:pic xmlns:pic="http://schemas.openxmlformats.org/drawingml/2006/picture">
-                  <pic:nvPicPr>
-                    <pic:cNvPr id="13" name="Image 13"/>
-                    <pic:cNvPicPr/>
-                  </pic:nvPicPr>
-                  <pic:blipFill>
-                    <a:blip r:embed="rId19" cstate="print"/>
-                    <a:stretch>
-                      <a:fillRect/>
-                    </a:stretch>
-                  </pic:blipFill>
-                  <pic:spPr>
-                    <a:xfrm>
-                      <a:off x="0" y="0"/>
-                      <a:ext cx="4515259" cy="4007738"/>
-                    </a:xfrm>
-                    <a:prstGeom prst="rect">
-                      <a:avLst/>
-                    </a:prstGeom>
-                  </pic:spPr>
-                </pic:pic>
-              </a:graphicData>
-            </a:graphic>
-          </wp:anchor>
-        </w:drawing>
-      </w:r>
     </w:p>
     <w:p>
       <w:pPr>
@@ -24339,6 +23984,55 @@
       </w:pPr>
       <w:bookmarkStart w:id="39" w:name="_bookmark17"/>
       <w:bookmarkEnd w:id="39"/>
+      <w:r>
+        <w:rPr>
+          <w:rFonts w:ascii="Arial" w:hAnsi="Arial"/>
+          <w:i/>
+          <w:noProof/>
+          <w:sz w:val="18"/>
+        </w:rPr>
+        <w:drawing>
+          <wp:inline distT="0" distB="0" distL="0" distR="0" wp14:anchorId="1DC4DE48" wp14:editId="1689E517">
+            <wp:extent cx="5327195" cy="3797300"/>
+            <wp:effectExtent l="0" t="0" r="6985" b="0"/>
+            <wp:docPr id="1170177644" name="Imagen 15"/>
+            <wp:cNvGraphicFramePr>
+              <a:graphicFrameLocks xmlns:a="http://schemas.openxmlformats.org/drawingml/2006/main" noChangeAspect="1"/>
+            </wp:cNvGraphicFramePr>
+            <a:graphic xmlns:a="http://schemas.openxmlformats.org/drawingml/2006/main">
+              <a:graphicData uri="http://schemas.openxmlformats.org/drawingml/2006/picture">
+                <pic:pic xmlns:pic="http://schemas.openxmlformats.org/drawingml/2006/picture">
+                  <pic:nvPicPr>
+                    <pic:cNvPr id="1170177644" name="Imagen 1170177644"/>
+                    <pic:cNvPicPr/>
+                  </pic:nvPicPr>
+                  <pic:blipFill>
+                    <a:blip r:embed="rId19">
+                      <a:extLst>
+                        <a:ext uri="{28A0092B-C50C-407E-A947-70E740481C1C}">
+                          <a14:useLocalDpi xmlns:a14="http://schemas.microsoft.com/office/drawing/2010/main" val="0"/>
+                        </a:ext>
+                      </a:extLst>
+                    </a:blip>
+                    <a:stretch>
+                      <a:fillRect/>
+                    </a:stretch>
+                  </pic:blipFill>
+                  <pic:spPr>
+                    <a:xfrm>
+                      <a:off x="0" y="0"/>
+                      <a:ext cx="5407273" cy="3854381"/>
+                    </a:xfrm>
+                    <a:prstGeom prst="rect">
+                      <a:avLst/>
+                    </a:prstGeom>
+                  </pic:spPr>
+                </pic:pic>
+              </a:graphicData>
+            </a:graphic>
+          </wp:inline>
+        </w:drawing>
+      </w:r>
     </w:p>
     <w:p>
       <w:pPr>
@@ -24576,7 +24270,7 @@
                                 <w:szCs w:val="22"/>
                               </w:rPr>
                             </w:pPr>
-                            <w:bookmarkStart w:id="42" w:name="_Toc225359500"/>
+                            <w:bookmarkStart w:id="42" w:name="_Toc229763351"/>
                             <w:r>
                               <w:t xml:space="preserve">Ilustración </w:t>
                             </w:r>
@@ -24631,7 +24325,7 @@
                           <w:szCs w:val="22"/>
                         </w:rPr>
                       </w:pPr>
-                      <w:bookmarkStart w:id="43" w:name="_Toc225359500"/>
+                      <w:bookmarkStart w:id="43" w:name="_Toc229763351"/>
                       <w:r>
                         <w:t xml:space="preserve">Ilustración </w:t>
                       </w:r>
@@ -24800,7 +24494,7 @@
                                 <w:szCs w:val="32"/>
                               </w:rPr>
                             </w:pPr>
-                            <w:bookmarkStart w:id="45" w:name="_Toc225359501"/>
+                            <w:bookmarkStart w:id="45" w:name="_Toc229763352"/>
                             <w:r>
                               <w:t xml:space="preserve">Ilustración </w:t>
                             </w:r>
@@ -24856,7 +24550,7 @@
                           <w:szCs w:val="32"/>
                         </w:rPr>
                       </w:pPr>
-                      <w:bookmarkStart w:id="46" w:name="_Toc225359501"/>
+                      <w:bookmarkStart w:id="46" w:name="_Toc229763352"/>
                       <w:r>
                         <w:t xml:space="preserve">Ilustración </w:t>
                       </w:r>
@@ -24890,35 +24584,100 @@
           </mc:Fallback>
         </mc:AlternateContent>
       </w:r>
+      <w:bookmarkStart w:id="47" w:name="2.5._INTERFACES_GRÁFICAS_DE_USUARIO"/>
+      <w:bookmarkStart w:id="48" w:name="_bookmark20"/>
+      <w:bookmarkEnd w:id="47"/>
+      <w:bookmarkEnd w:id="48"/>
+      <w:r>
+        <w:rPr>
+          <w:color w:val="0E4660"/>
+        </w:rPr>
+        <w:t>INTERFACES</w:t>
+      </w:r>
+      <w:r>
+        <w:rPr>
+          <w:color w:val="0E4660"/>
+          <w:spacing w:val="-18"/>
+        </w:rPr>
+        <w:t xml:space="preserve"> </w:t>
+      </w:r>
+      <w:r>
+        <w:rPr>
+          <w:color w:val="0E4660"/>
+        </w:rPr>
+        <w:t>GRÁFICAS</w:t>
+      </w:r>
+      <w:r>
+        <w:rPr>
+          <w:color w:val="0E4660"/>
+          <w:spacing w:val="-19"/>
+        </w:rPr>
+        <w:t xml:space="preserve"> </w:t>
+      </w:r>
+      <w:r>
+        <w:rPr>
+          <w:color w:val="0E4660"/>
+        </w:rPr>
+        <w:t>DE</w:t>
+      </w:r>
+      <w:r>
+        <w:rPr>
+          <w:color w:val="0E4660"/>
+          <w:spacing w:val="-18"/>
+        </w:rPr>
+        <w:t xml:space="preserve"> </w:t>
+      </w:r>
+      <w:r>
+        <w:rPr>
+          <w:color w:val="0E4660"/>
+          <w:spacing w:val="-2"/>
+        </w:rPr>
+        <w:t>USUARIO</w:t>
+      </w:r>
+    </w:p>
+    <w:p>
+      <w:pPr>
+        <w:pStyle w:val="Textoindependiente"/>
+        <w:rPr>
+          <w:sz w:val="32"/>
+        </w:rPr>
+      </w:pPr>
+    </w:p>
+    <w:p>
+      <w:pPr>
+        <w:pStyle w:val="Textoindependiente"/>
+        <w:rPr>
+          <w:sz w:val="32"/>
+        </w:rPr>
+      </w:pPr>
       <w:r>
         <w:rPr>
           <w:noProof/>
+          <w:sz w:val="32"/>
         </w:rPr>
         <w:drawing>
-          <wp:anchor distT="0" distB="0" distL="0" distR="0" simplePos="0" relativeHeight="251636736" behindDoc="0" locked="0" layoutInCell="1" allowOverlap="1" wp14:anchorId="717F1C5A" wp14:editId="346F8BC0">
-            <wp:simplePos x="0" y="0"/>
-            <wp:positionH relativeFrom="page">
-              <wp:posOffset>952830</wp:posOffset>
-            </wp:positionH>
-            <wp:positionV relativeFrom="paragraph">
-              <wp:posOffset>368269</wp:posOffset>
-            </wp:positionV>
-            <wp:extent cx="3288919" cy="3495675"/>
-            <wp:effectExtent l="0" t="0" r="0" b="0"/>
-            <wp:wrapNone/>
-            <wp:docPr id="15" name="Image 15"/>
+          <wp:inline distT="0" distB="0" distL="0" distR="0" wp14:anchorId="5D2C9028" wp14:editId="0E8A8137">
+            <wp:extent cx="2927350" cy="2736850"/>
+            <wp:effectExtent l="0" t="0" r="6350" b="6350"/>
+            <wp:docPr id="2100604250" name="Imagen 16"/>
             <wp:cNvGraphicFramePr>
-              <a:graphicFrameLocks xmlns:a="http://schemas.openxmlformats.org/drawingml/2006/main"/>
+              <a:graphicFrameLocks xmlns:a="http://schemas.openxmlformats.org/drawingml/2006/main" noChangeAspect="1"/>
             </wp:cNvGraphicFramePr>
             <a:graphic xmlns:a="http://schemas.openxmlformats.org/drawingml/2006/main">
               <a:graphicData uri="http://schemas.openxmlformats.org/drawingml/2006/picture">
                 <pic:pic xmlns:pic="http://schemas.openxmlformats.org/drawingml/2006/picture">
                   <pic:nvPicPr>
-                    <pic:cNvPr id="15" name="Image 15"/>
+                    <pic:cNvPr id="2100604250" name="Imagen 2100604250"/>
                     <pic:cNvPicPr/>
                   </pic:nvPicPr>
                   <pic:blipFill>
-                    <a:blip r:embed="rId21" cstate="print"/>
+                    <a:blip r:embed="rId21">
+                      <a:extLst>
+                        <a:ext uri="{28A0092B-C50C-407E-A947-70E740481C1C}">
+                          <a14:useLocalDpi xmlns:a14="http://schemas.microsoft.com/office/drawing/2010/main" val="0"/>
+                        </a:ext>
+                      </a:extLst>
+                    </a:blip>
                     <a:stretch>
                       <a:fillRect/>
                     </a:stretch>
@@ -24926,7 +24685,7 @@
                   <pic:spPr>
                     <a:xfrm>
                       <a:off x="0" y="0"/>
-                      <a:ext cx="3288919" cy="3495675"/>
+                      <a:ext cx="2927350" cy="2736850"/>
                     </a:xfrm>
                     <a:prstGeom prst="rect">
                       <a:avLst/>
@@ -24935,139 +24694,9 @@
                 </pic:pic>
               </a:graphicData>
             </a:graphic>
-          </wp:anchor>
+          </wp:inline>
         </w:drawing>
       </w:r>
-      <w:bookmarkStart w:id="47" w:name="2.5._INTERFACES_GRÁFICAS_DE_USUARIO"/>
-      <w:bookmarkStart w:id="48" w:name="_bookmark20"/>
-      <w:bookmarkEnd w:id="47"/>
-      <w:bookmarkEnd w:id="48"/>
-      <w:r>
-        <w:rPr>
-          <w:color w:val="0E4660"/>
-        </w:rPr>
-        <w:t>INTERFACES</w:t>
-      </w:r>
-      <w:r>
-        <w:rPr>
-          <w:color w:val="0E4660"/>
-          <w:spacing w:val="-18"/>
-        </w:rPr>
-        <w:t xml:space="preserve"> </w:t>
-      </w:r>
-      <w:r>
-        <w:rPr>
-          <w:color w:val="0E4660"/>
-        </w:rPr>
-        <w:t>GRÁFICAS</w:t>
-      </w:r>
-      <w:r>
-        <w:rPr>
-          <w:color w:val="0E4660"/>
-          <w:spacing w:val="-19"/>
-        </w:rPr>
-        <w:t xml:space="preserve"> </w:t>
-      </w:r>
-      <w:r>
-        <w:rPr>
-          <w:color w:val="0E4660"/>
-        </w:rPr>
-        <w:t>DE</w:t>
-      </w:r>
-      <w:r>
-        <w:rPr>
-          <w:color w:val="0E4660"/>
-          <w:spacing w:val="-18"/>
-        </w:rPr>
-        <w:t xml:space="preserve"> </w:t>
-      </w:r>
-      <w:r>
-        <w:rPr>
-          <w:color w:val="0E4660"/>
-          <w:spacing w:val="-2"/>
-        </w:rPr>
-        <w:t>USUARIO</w:t>
-      </w:r>
-    </w:p>
-    <w:p>
-      <w:pPr>
-        <w:pStyle w:val="Textoindependiente"/>
-        <w:rPr>
-          <w:sz w:val="32"/>
-        </w:rPr>
-      </w:pPr>
-    </w:p>
-    <w:p>
-      <w:pPr>
-        <w:pStyle w:val="Textoindependiente"/>
-        <w:rPr>
-          <w:sz w:val="32"/>
-        </w:rPr>
-      </w:pPr>
-    </w:p>
-    <w:p>
-      <w:pPr>
-        <w:pStyle w:val="Textoindependiente"/>
-        <w:rPr>
-          <w:sz w:val="32"/>
-        </w:rPr>
-      </w:pPr>
-    </w:p>
-    <w:p>
-      <w:pPr>
-        <w:pStyle w:val="Textoindependiente"/>
-        <w:rPr>
-          <w:sz w:val="32"/>
-        </w:rPr>
-      </w:pPr>
-    </w:p>
-    <w:p>
-      <w:pPr>
-        <w:pStyle w:val="Textoindependiente"/>
-        <w:rPr>
-          <w:sz w:val="32"/>
-        </w:rPr>
-      </w:pPr>
-    </w:p>
-    <w:p>
-      <w:pPr>
-        <w:pStyle w:val="Textoindependiente"/>
-        <w:rPr>
-          <w:sz w:val="32"/>
-        </w:rPr>
-      </w:pPr>
-    </w:p>
-    <w:p>
-      <w:pPr>
-        <w:pStyle w:val="Textoindependiente"/>
-        <w:rPr>
-          <w:sz w:val="32"/>
-        </w:rPr>
-      </w:pPr>
-    </w:p>
-    <w:p>
-      <w:pPr>
-        <w:pStyle w:val="Textoindependiente"/>
-        <w:rPr>
-          <w:sz w:val="32"/>
-        </w:rPr>
-      </w:pPr>
-    </w:p>
-    <w:p>
-      <w:pPr>
-        <w:pStyle w:val="Textoindependiente"/>
-        <w:rPr>
-          <w:sz w:val="32"/>
-        </w:rPr>
-      </w:pPr>
-    </w:p>
-    <w:p>
-      <w:pPr>
-        <w:pStyle w:val="Textoindependiente"/>
-        <w:rPr>
-          <w:sz w:val="32"/>
-        </w:rPr>
-      </w:pPr>
     </w:p>
     <w:p>
       <w:pPr>
@@ -25116,12 +24745,6 @@
     <w:p>
       <w:pPr>
         <w:pStyle w:val="Textoindependiente"/>
-      </w:pPr>
-    </w:p>
-    <w:p>
-      <w:pPr>
-        <w:pStyle w:val="Textoindependiente"/>
-        <w:spacing w:before="109"/>
       </w:pPr>
     </w:p>
     <w:p>
@@ -25135,16 +24758,6 @@
       </w:pPr>
       <w:bookmarkStart w:id="49" w:name="_bookmark21"/>
       <w:bookmarkEnd w:id="49"/>
-    </w:p>
-    <w:p>
-      <w:pPr>
-        <w:pStyle w:val="Textoindependiente"/>
-        <w:rPr>
-          <w:rFonts w:ascii="Arial"/>
-          <w:i/>
-          <w:sz w:val="20"/>
-        </w:rPr>
-      </w:pPr>
     </w:p>
     <w:p>
       <w:pPr>
@@ -25207,7 +24820,7 @@
                                 <w:szCs w:val="22"/>
                               </w:rPr>
                             </w:pPr>
-                            <w:bookmarkStart w:id="50" w:name="_Toc225359502"/>
+                            <w:bookmarkStart w:id="50" w:name="_Toc229763353"/>
                             <w:r>
                               <w:t xml:space="preserve">Ilustración </w:t>
                             </w:r>
@@ -25263,7 +24876,7 @@
                           <w:szCs w:val="22"/>
                         </w:rPr>
                       </w:pPr>
-                      <w:bookmarkStart w:id="51" w:name="_Toc225359502"/>
+                      <w:bookmarkStart w:id="51" w:name="_Toc229763353"/>
                       <w:r>
                         <w:t xml:space="preserve">Ilustración </w:t>
                       </w:r>
@@ -25306,30 +24919,28 @@
           <w:sz w:val="20"/>
         </w:rPr>
         <w:drawing>
-          <wp:anchor distT="0" distB="0" distL="0" distR="0" simplePos="0" relativeHeight="251662336" behindDoc="1" locked="0" layoutInCell="1" allowOverlap="1" wp14:anchorId="365123AF" wp14:editId="61D2CFBB">
-            <wp:simplePos x="0" y="0"/>
-            <wp:positionH relativeFrom="page">
-              <wp:posOffset>720090</wp:posOffset>
-            </wp:positionH>
-            <wp:positionV relativeFrom="paragraph">
-              <wp:posOffset>196776</wp:posOffset>
-            </wp:positionV>
-            <wp:extent cx="3325508" cy="3233547"/>
-            <wp:effectExtent l="0" t="0" r="0" b="0"/>
-            <wp:wrapTopAndBottom/>
-            <wp:docPr id="16" name="Image 16"/>
+          <wp:inline distT="0" distB="0" distL="0" distR="0" wp14:anchorId="3B0C1780" wp14:editId="0D1310DA">
+            <wp:extent cx="5765800" cy="3014980"/>
+            <wp:effectExtent l="0" t="0" r="6350" b="0"/>
+            <wp:docPr id="924269980" name="Imagen 17"/>
             <wp:cNvGraphicFramePr>
-              <a:graphicFrameLocks xmlns:a="http://schemas.openxmlformats.org/drawingml/2006/main"/>
+              <a:graphicFrameLocks xmlns:a="http://schemas.openxmlformats.org/drawingml/2006/main" noChangeAspect="1"/>
             </wp:cNvGraphicFramePr>
             <a:graphic xmlns:a="http://schemas.openxmlformats.org/drawingml/2006/main">
               <a:graphicData uri="http://schemas.openxmlformats.org/drawingml/2006/picture">
                 <pic:pic xmlns:pic="http://schemas.openxmlformats.org/drawingml/2006/picture">
                   <pic:nvPicPr>
-                    <pic:cNvPr id="16" name="Image 16"/>
+                    <pic:cNvPr id="924269980" name="Imagen 924269980"/>
                     <pic:cNvPicPr/>
                   </pic:nvPicPr>
                   <pic:blipFill>
-                    <a:blip r:embed="rId22" cstate="print"/>
+                    <a:blip r:embed="rId22">
+                      <a:extLst>
+                        <a:ext uri="{28A0092B-C50C-407E-A947-70E740481C1C}">
+                          <a14:useLocalDpi xmlns:a14="http://schemas.microsoft.com/office/drawing/2010/main" val="0"/>
+                        </a:ext>
+                      </a:extLst>
+                    </a:blip>
                     <a:stretch>
                       <a:fillRect/>
                     </a:stretch>
@@ -25337,83 +24948,7 @@
                   <pic:spPr>
                     <a:xfrm>
                       <a:off x="0" y="0"/>
-                      <a:ext cx="3325508" cy="3233547"/>
-                    </a:xfrm>
-                    <a:prstGeom prst="rect">
-                      <a:avLst/>
-                    </a:prstGeom>
-                  </pic:spPr>
-                </pic:pic>
-              </a:graphicData>
-            </a:graphic>
-          </wp:anchor>
-        </w:drawing>
-      </w:r>
-    </w:p>
-    <w:p>
-      <w:pPr>
-        <w:rPr>
-          <w:rFonts w:ascii="Arial" w:hAnsi="Arial"/>
-          <w:i/>
-          <w:sz w:val="18"/>
-        </w:rPr>
-        <w:sectPr>
-          <w:pgSz w:w="11910" w:h="16840"/>
-          <w:pgMar w:top="1020" w:right="425" w:bottom="1120" w:left="850" w:header="791" w:footer="940" w:gutter="0"/>
-          <w:cols w:space="720"/>
-        </w:sectPr>
-      </w:pPr>
-      <w:bookmarkStart w:id="52" w:name="_bookmark22"/>
-      <w:bookmarkEnd w:id="52"/>
-    </w:p>
-    <w:p>
-      <w:pPr>
-        <w:pStyle w:val="Textoindependiente"/>
-        <w:spacing w:before="10" w:after="1"/>
-        <w:rPr>
-          <w:rFonts w:ascii="Arial"/>
-          <w:i/>
-          <w:sz w:val="8"/>
-        </w:rPr>
-      </w:pPr>
-    </w:p>
-    <w:p>
-      <w:pPr>
-        <w:pStyle w:val="Textoindependiente"/>
-        <w:keepNext/>
-        <w:ind w:left="284"/>
-      </w:pPr>
-      <w:r>
-        <w:rPr>
-          <w:rFonts w:ascii="Arial"/>
-          <w:noProof/>
-          <w:sz w:val="20"/>
-        </w:rPr>
-        <w:drawing>
-          <wp:inline distT="0" distB="0" distL="0" distR="0" wp14:anchorId="6F782CFF" wp14:editId="70631A56">
-            <wp:extent cx="3421337" cy="3718560"/>
-            <wp:effectExtent l="0" t="0" r="0" b="0"/>
-            <wp:docPr id="17" name="Image 17"/>
-            <wp:cNvGraphicFramePr>
-              <a:graphicFrameLocks xmlns:a="http://schemas.openxmlformats.org/drawingml/2006/main"/>
-            </wp:cNvGraphicFramePr>
-            <a:graphic xmlns:a="http://schemas.openxmlformats.org/drawingml/2006/main">
-              <a:graphicData uri="http://schemas.openxmlformats.org/drawingml/2006/picture">
-                <pic:pic xmlns:pic="http://schemas.openxmlformats.org/drawingml/2006/picture">
-                  <pic:nvPicPr>
-                    <pic:cNvPr id="17" name="Image 17"/>
-                    <pic:cNvPicPr/>
-                  </pic:nvPicPr>
-                  <pic:blipFill>
-                    <a:blip r:embed="rId23" cstate="print"/>
-                    <a:stretch>
-                      <a:fillRect/>
-                    </a:stretch>
-                  </pic:blipFill>
-                  <pic:spPr>
-                    <a:xfrm>
-                      <a:off x="0" y="0"/>
-                      <a:ext cx="3421337" cy="3718560"/>
+                      <a:ext cx="5765800" cy="3014980"/>
                     </a:xfrm>
                     <a:prstGeom prst="rect">
                       <a:avLst/>
@@ -25428,13 +24963,93 @@
     </w:p>
     <w:p>
       <w:pPr>
+        <w:rPr>
+          <w:rFonts w:ascii="Arial" w:hAnsi="Arial"/>
+          <w:i/>
+          <w:sz w:val="18"/>
+        </w:rPr>
+        <w:sectPr>
+          <w:pgSz w:w="11910" w:h="16840"/>
+          <w:pgMar w:top="1020" w:right="425" w:bottom="1120" w:left="850" w:header="791" w:footer="940" w:gutter="0"/>
+          <w:cols w:space="720"/>
+        </w:sectPr>
+      </w:pPr>
+      <w:bookmarkStart w:id="52" w:name="_bookmark22"/>
+      <w:bookmarkEnd w:id="52"/>
+    </w:p>
+    <w:p>
+      <w:pPr>
+        <w:pStyle w:val="Textoindependiente"/>
+        <w:spacing w:before="10" w:after="1"/>
+        <w:rPr>
+          <w:rFonts w:ascii="Arial"/>
+          <w:i/>
+          <w:sz w:val="8"/>
+        </w:rPr>
+      </w:pPr>
+    </w:p>
+    <w:p>
+      <w:pPr>
+        <w:pStyle w:val="Textoindependiente"/>
+        <w:keepNext/>
+        <w:ind w:left="284"/>
+      </w:pPr>
+      <w:r>
+        <w:rPr>
+          <w:noProof/>
+        </w:rPr>
+        <w:drawing>
+          <wp:inline distT="0" distB="0" distL="0" distR="0" wp14:anchorId="39D21C9D" wp14:editId="18094CD5">
+            <wp:extent cx="2943225" cy="4178300"/>
+            <wp:effectExtent l="0" t="0" r="9525" b="0"/>
+            <wp:docPr id="1881385436" name="Imagen 18"/>
+            <wp:cNvGraphicFramePr>
+              <a:graphicFrameLocks xmlns:a="http://schemas.openxmlformats.org/drawingml/2006/main" noChangeAspect="1"/>
+            </wp:cNvGraphicFramePr>
+            <a:graphic xmlns:a="http://schemas.openxmlformats.org/drawingml/2006/main">
+              <a:graphicData uri="http://schemas.openxmlformats.org/drawingml/2006/picture">
+                <pic:pic xmlns:pic="http://schemas.openxmlformats.org/drawingml/2006/picture">
+                  <pic:nvPicPr>
+                    <pic:cNvPr id="1881385436" name="Imagen 1881385436"/>
+                    <pic:cNvPicPr/>
+                  </pic:nvPicPr>
+                  <pic:blipFill>
+                    <a:blip r:embed="rId23">
+                      <a:extLst>
+                        <a:ext uri="{28A0092B-C50C-407E-A947-70E740481C1C}">
+                          <a14:useLocalDpi xmlns:a14="http://schemas.microsoft.com/office/drawing/2010/main" val="0"/>
+                        </a:ext>
+                      </a:extLst>
+                    </a:blip>
+                    <a:stretch>
+                      <a:fillRect/>
+                    </a:stretch>
+                  </pic:blipFill>
+                  <pic:spPr>
+                    <a:xfrm>
+                      <a:off x="0" y="0"/>
+                      <a:ext cx="2943225" cy="4178300"/>
+                    </a:xfrm>
+                    <a:prstGeom prst="rect">
+                      <a:avLst/>
+                    </a:prstGeom>
+                  </pic:spPr>
+                </pic:pic>
+              </a:graphicData>
+            </a:graphic>
+          </wp:inline>
+        </w:drawing>
+      </w:r>
+    </w:p>
+    <w:p>
+      <w:pPr>
         <w:pStyle w:val="Descripcin"/>
         <w:rPr>
           <w:rFonts w:ascii="Arial"/>
           <w:sz w:val="20"/>
         </w:rPr>
       </w:pPr>
-      <w:bookmarkStart w:id="53" w:name="_Toc225359503"/>
+      <w:bookmarkStart w:id="53" w:name="_Toc229763354"/>
       <w:r>
         <w:t xml:space="preserve">Ilustración </w:t>
       </w:r>
@@ -25544,7 +25159,7 @@
                                 <w:szCs w:val="22"/>
                               </w:rPr>
                             </w:pPr>
-                            <w:bookmarkStart w:id="55" w:name="_Toc225359504"/>
+                            <w:bookmarkStart w:id="55" w:name="_Toc229763355"/>
                             <w:r>
                               <w:t xml:space="preserve">Ilustración </w:t>
                             </w:r>
@@ -25600,7 +25215,7 @@
                           <w:szCs w:val="22"/>
                         </w:rPr>
                       </w:pPr>
-                      <w:bookmarkStart w:id="56" w:name="_Toc225359504"/>
+                      <w:bookmarkStart w:id="56" w:name="_Toc229763355"/>
                       <w:r>
                         <w:t xml:space="preserve">Ilustración </w:t>
                       </w:r>
@@ -25643,30 +25258,28 @@
           <w:sz w:val="20"/>
         </w:rPr>
         <w:drawing>
-          <wp:anchor distT="0" distB="0" distL="0" distR="0" simplePos="0" relativeHeight="251667456" behindDoc="1" locked="0" layoutInCell="1" allowOverlap="1" wp14:anchorId="24F63E12" wp14:editId="15B7F083">
-            <wp:simplePos x="0" y="0"/>
-            <wp:positionH relativeFrom="page">
-              <wp:posOffset>888794</wp:posOffset>
-            </wp:positionH>
-            <wp:positionV relativeFrom="paragraph">
-              <wp:posOffset>239693</wp:posOffset>
-            </wp:positionV>
-            <wp:extent cx="3768843" cy="3436620"/>
-            <wp:effectExtent l="0" t="0" r="0" b="0"/>
-            <wp:wrapTopAndBottom/>
-            <wp:docPr id="18" name="Image 18"/>
+          <wp:inline distT="0" distB="0" distL="0" distR="0" wp14:anchorId="35CDAA9D" wp14:editId="6EA12D11">
+            <wp:extent cx="6381750" cy="3552825"/>
+            <wp:effectExtent l="0" t="0" r="0" b="9525"/>
+            <wp:docPr id="1271266910" name="Imagen 19"/>
             <wp:cNvGraphicFramePr>
-              <a:graphicFrameLocks xmlns:a="http://schemas.openxmlformats.org/drawingml/2006/main"/>
+              <a:graphicFrameLocks xmlns:a="http://schemas.openxmlformats.org/drawingml/2006/main" noChangeAspect="1"/>
             </wp:cNvGraphicFramePr>
             <a:graphic xmlns:a="http://schemas.openxmlformats.org/drawingml/2006/main">
               <a:graphicData uri="http://schemas.openxmlformats.org/drawingml/2006/picture">
                 <pic:pic xmlns:pic="http://schemas.openxmlformats.org/drawingml/2006/picture">
                   <pic:nvPicPr>
-                    <pic:cNvPr id="18" name="Image 18"/>
+                    <pic:cNvPr id="1271266910" name="Imagen 1271266910"/>
                     <pic:cNvPicPr/>
                   </pic:nvPicPr>
                   <pic:blipFill>
-                    <a:blip r:embed="rId24" cstate="print"/>
+                    <a:blip r:embed="rId24">
+                      <a:extLst>
+                        <a:ext uri="{28A0092B-C50C-407E-A947-70E740481C1C}">
+                          <a14:useLocalDpi xmlns:a14="http://schemas.microsoft.com/office/drawing/2010/main" val="0"/>
+                        </a:ext>
+                      </a:extLst>
+                    </a:blip>
                     <a:stretch>
                       <a:fillRect/>
                     </a:stretch>
@@ -25674,134 +25287,7 @@
                   <pic:spPr>
                     <a:xfrm>
                       <a:off x="0" y="0"/>
-                      <a:ext cx="3768843" cy="3436620"/>
-                    </a:xfrm>
-                    <a:prstGeom prst="rect">
-                      <a:avLst/>
-                    </a:prstGeom>
-                  </pic:spPr>
-                </pic:pic>
-              </a:graphicData>
-            </a:graphic>
-          </wp:anchor>
-        </w:drawing>
-      </w:r>
-    </w:p>
-    <w:p>
-      <w:pPr>
-        <w:pStyle w:val="Textoindependiente"/>
-        <w:rPr>
-          <w:rFonts w:ascii="Arial"/>
-          <w:i/>
-          <w:sz w:val="18"/>
-        </w:rPr>
-      </w:pPr>
-    </w:p>
-    <w:p>
-      <w:pPr>
-        <w:pStyle w:val="Textoindependiente"/>
-        <w:rPr>
-          <w:rFonts w:ascii="Arial"/>
-          <w:i/>
-          <w:sz w:val="18"/>
-        </w:rPr>
-      </w:pPr>
-    </w:p>
-    <w:p>
-      <w:pPr>
-        <w:pStyle w:val="Textoindependiente"/>
-        <w:rPr>
-          <w:rFonts w:ascii="Arial"/>
-          <w:i/>
-          <w:sz w:val="18"/>
-        </w:rPr>
-      </w:pPr>
-    </w:p>
-    <w:p>
-      <w:pPr>
-        <w:pStyle w:val="Textoindependiente"/>
-        <w:spacing w:before="119"/>
-        <w:rPr>
-          <w:rFonts w:ascii="Arial"/>
-          <w:i/>
-          <w:sz w:val="18"/>
-        </w:rPr>
-      </w:pPr>
-    </w:p>
-    <w:p>
-      <w:pPr>
-        <w:rPr>
-          <w:rFonts w:ascii="Arial" w:hAnsi="Arial"/>
-          <w:i/>
-          <w:sz w:val="18"/>
-        </w:rPr>
-        <w:sectPr>
-          <w:pgSz w:w="11910" w:h="16840"/>
-          <w:pgMar w:top="1020" w:right="425" w:bottom="1120" w:left="850" w:header="791" w:footer="940" w:gutter="0"/>
-          <w:cols w:space="720"/>
-        </w:sectPr>
-      </w:pPr>
-      <w:bookmarkStart w:id="57" w:name="_bookmark24"/>
-      <w:bookmarkEnd w:id="57"/>
-    </w:p>
-    <w:p>
-      <w:pPr>
-        <w:pStyle w:val="Textoindependiente"/>
-        <w:rPr>
-          <w:rFonts w:ascii="Arial"/>
-          <w:i/>
-          <w:sz w:val="20"/>
-        </w:rPr>
-      </w:pPr>
-    </w:p>
-    <w:p>
-      <w:pPr>
-        <w:pStyle w:val="Textoindependiente"/>
-        <w:spacing w:before="189"/>
-        <w:rPr>
-          <w:rFonts w:ascii="Arial"/>
-          <w:i/>
-          <w:sz w:val="20"/>
-        </w:rPr>
-      </w:pPr>
-    </w:p>
-    <w:p>
-      <w:pPr>
-        <w:pStyle w:val="Textoindependiente"/>
-        <w:keepNext/>
-        <w:ind w:left="1004"/>
-      </w:pPr>
-      <w:r>
-        <w:rPr>
-          <w:rFonts w:ascii="Arial"/>
-          <w:noProof/>
-          <w:sz w:val="20"/>
-        </w:rPr>
-        <w:drawing>
-          <wp:inline distT="0" distB="0" distL="0" distR="0" wp14:anchorId="4C929F5D" wp14:editId="2FF8A175">
-            <wp:extent cx="2924935" cy="2625089"/>
-            <wp:effectExtent l="0" t="0" r="0" b="0"/>
-            <wp:docPr id="19" name="Image 19"/>
-            <wp:cNvGraphicFramePr>
-              <a:graphicFrameLocks xmlns:a="http://schemas.openxmlformats.org/drawingml/2006/main"/>
-            </wp:cNvGraphicFramePr>
-            <a:graphic xmlns:a="http://schemas.openxmlformats.org/drawingml/2006/main">
-              <a:graphicData uri="http://schemas.openxmlformats.org/drawingml/2006/picture">
-                <pic:pic xmlns:pic="http://schemas.openxmlformats.org/drawingml/2006/picture">
-                  <pic:nvPicPr>
-                    <pic:cNvPr id="19" name="Image 19"/>
-                    <pic:cNvPicPr/>
-                  </pic:nvPicPr>
-                  <pic:blipFill>
-                    <a:blip r:embed="rId25" cstate="print"/>
-                    <a:stretch>
-                      <a:fillRect/>
-                    </a:stretch>
-                  </pic:blipFill>
-                  <pic:spPr>
-                    <a:xfrm>
-                      <a:off x="0" y="0"/>
-                      <a:ext cx="2924935" cy="2625089"/>
+                      <a:ext cx="6381750" cy="3552825"/>
                     </a:xfrm>
                     <a:prstGeom prst="rect">
                       <a:avLst/>
@@ -25816,13 +25302,133 @@
     </w:p>
     <w:p>
       <w:pPr>
+        <w:pStyle w:val="Textoindependiente"/>
+        <w:rPr>
+          <w:rFonts w:ascii="Arial"/>
+          <w:i/>
+          <w:sz w:val="18"/>
+        </w:rPr>
+      </w:pPr>
+    </w:p>
+    <w:p>
+      <w:pPr>
+        <w:pStyle w:val="Textoindependiente"/>
+        <w:rPr>
+          <w:rFonts w:ascii="Arial"/>
+          <w:i/>
+          <w:sz w:val="18"/>
+        </w:rPr>
+      </w:pPr>
+    </w:p>
+    <w:p>
+      <w:pPr>
+        <w:pStyle w:val="Textoindependiente"/>
+        <w:rPr>
+          <w:rFonts w:ascii="Arial"/>
+          <w:i/>
+          <w:sz w:val="18"/>
+        </w:rPr>
+      </w:pPr>
+    </w:p>
+    <w:p>
+      <w:pPr>
+        <w:rPr>
+          <w:rFonts w:ascii="Arial" w:hAnsi="Arial"/>
+          <w:i/>
+          <w:sz w:val="18"/>
+        </w:rPr>
+        <w:sectPr>
+          <w:pgSz w:w="11910" w:h="16840"/>
+          <w:pgMar w:top="1020" w:right="425" w:bottom="1120" w:left="850" w:header="791" w:footer="940" w:gutter="0"/>
+          <w:cols w:space="720"/>
+        </w:sectPr>
+      </w:pPr>
+      <w:bookmarkStart w:id="57" w:name="_bookmark24"/>
+      <w:bookmarkEnd w:id="57"/>
+    </w:p>
+    <w:p>
+      <w:pPr>
+        <w:pStyle w:val="Textoindependiente"/>
+        <w:rPr>
+          <w:rFonts w:ascii="Arial"/>
+          <w:i/>
+          <w:sz w:val="20"/>
+        </w:rPr>
+      </w:pPr>
+    </w:p>
+    <w:p>
+      <w:pPr>
+        <w:pStyle w:val="Textoindependiente"/>
+        <w:spacing w:before="189"/>
+        <w:rPr>
+          <w:rFonts w:ascii="Arial"/>
+          <w:i/>
+          <w:sz w:val="20"/>
+        </w:rPr>
+      </w:pPr>
+    </w:p>
+    <w:p>
+      <w:pPr>
+        <w:pStyle w:val="Textoindependiente"/>
+        <w:keepNext/>
+        <w:ind w:left="1004"/>
+      </w:pPr>
+      <w:r>
+        <w:rPr>
+          <w:noProof/>
+        </w:rPr>
+        <w:drawing>
+          <wp:inline distT="0" distB="0" distL="0" distR="0" wp14:anchorId="7F137201" wp14:editId="28E0CFD0">
+            <wp:extent cx="6019800" cy="3219450"/>
+            <wp:effectExtent l="0" t="0" r="0" b="0"/>
+            <wp:docPr id="1543891260" name="Imagen 20"/>
+            <wp:cNvGraphicFramePr>
+              <a:graphicFrameLocks xmlns:a="http://schemas.openxmlformats.org/drawingml/2006/main" noChangeAspect="1"/>
+            </wp:cNvGraphicFramePr>
+            <a:graphic xmlns:a="http://schemas.openxmlformats.org/drawingml/2006/main">
+              <a:graphicData uri="http://schemas.openxmlformats.org/drawingml/2006/picture">
+                <pic:pic xmlns:pic="http://schemas.openxmlformats.org/drawingml/2006/picture">
+                  <pic:nvPicPr>
+                    <pic:cNvPr id="1543891260" name="Imagen 1543891260"/>
+                    <pic:cNvPicPr/>
+                  </pic:nvPicPr>
+                  <pic:blipFill>
+                    <a:blip r:embed="rId25">
+                      <a:extLst>
+                        <a:ext uri="{28A0092B-C50C-407E-A947-70E740481C1C}">
+                          <a14:useLocalDpi xmlns:a14="http://schemas.microsoft.com/office/drawing/2010/main" val="0"/>
+                        </a:ext>
+                      </a:extLst>
+                    </a:blip>
+                    <a:stretch>
+                      <a:fillRect/>
+                    </a:stretch>
+                  </pic:blipFill>
+                  <pic:spPr>
+                    <a:xfrm>
+                      <a:off x="0" y="0"/>
+                      <a:ext cx="6019800" cy="3219450"/>
+                    </a:xfrm>
+                    <a:prstGeom prst="rect">
+                      <a:avLst/>
+                    </a:prstGeom>
+                  </pic:spPr>
+                </pic:pic>
+              </a:graphicData>
+            </a:graphic>
+          </wp:inline>
+        </w:drawing>
+      </w:r>
+    </w:p>
+    <w:p>
+      <w:pPr>
         <w:pStyle w:val="Descripcin"/>
         <w:rPr>
           <w:rFonts w:ascii="Arial"/>
           <w:sz w:val="20"/>
         </w:rPr>
       </w:pPr>
-      <w:bookmarkStart w:id="58" w:name="_Toc225359505"/>
+      <w:bookmarkStart w:id="58" w:name="_Toc229763356"/>
       <w:r>
         <w:t xml:space="preserve">Ilustración </w:t>
       </w:r>
@@ -25955,7 +25561,7 @@
                                 <w:szCs w:val="32"/>
                               </w:rPr>
                             </w:pPr>
-                            <w:bookmarkStart w:id="60" w:name="_Toc225359506"/>
+                            <w:bookmarkStart w:id="60" w:name="_Toc229763357"/>
                             <w:r>
                               <w:t xml:space="preserve">Ilustración </w:t>
                             </w:r>
@@ -26011,7 +25617,7 @@
                           <w:szCs w:val="32"/>
                         </w:rPr>
                       </w:pPr>
-                      <w:bookmarkStart w:id="61" w:name="_Toc225359506"/>
+                      <w:bookmarkStart w:id="61" w:name="_Toc229763357"/>
                       <w:r>
                         <w:t xml:space="preserve">Ilustración </w:t>
                       </w:r>
@@ -26427,6 +26033,27 @@
     </w:p>
     <w:p>
       <w:pPr>
+        <w:pStyle w:val="Textoindependiente"/>
+        <w:spacing w:before="101" w:line="259" w:lineRule="auto"/>
+        <w:ind w:left="282" w:right="725"/>
+      </w:pPr>
+    </w:p>
+    <w:p>
+      <w:pPr>
+        <w:pStyle w:val="Textoindependiente"/>
+        <w:spacing w:before="101" w:line="259" w:lineRule="auto"/>
+        <w:ind w:left="282" w:right="725"/>
+      </w:pPr>
+    </w:p>
+    <w:p>
+      <w:pPr>
+        <w:pStyle w:val="Textoindependiente"/>
+        <w:spacing w:before="101" w:line="259" w:lineRule="auto"/>
+        <w:ind w:left="282" w:right="725"/>
+      </w:pPr>
+    </w:p>
+    <w:p>
+      <w:pPr>
         <w:spacing w:before="158" w:line="259" w:lineRule="auto"/>
         <w:ind w:left="282" w:right="901"/>
       </w:pPr>
@@ -26747,6 +26374,27 @@
       <w:r>
         <w:t>alternar entre login y registro según sus necesidades.</w:t>
       </w:r>
+    </w:p>
+    <w:p>
+      <w:pPr>
+        <w:pStyle w:val="Textoindependiente"/>
+        <w:spacing w:before="4" w:line="254" w:lineRule="auto"/>
+        <w:ind w:left="282" w:right="725"/>
+      </w:pPr>
+    </w:p>
+    <w:p>
+      <w:pPr>
+        <w:pStyle w:val="Textoindependiente"/>
+        <w:spacing w:before="4" w:line="254" w:lineRule="auto"/>
+        <w:ind w:left="282" w:right="725"/>
+      </w:pPr>
+    </w:p>
+    <w:p>
+      <w:pPr>
+        <w:pStyle w:val="Textoindependiente"/>
+        <w:spacing w:before="4" w:line="254" w:lineRule="auto"/>
+        <w:ind w:left="282" w:right="725"/>
+      </w:pPr>
     </w:p>
     <w:p>
       <w:pPr>
@@ -27617,13 +27265,102 @@
       <w:pPr>
         <w:spacing w:before="110"/>
         <w:ind w:left="282"/>
-      </w:pPr>
-      <w:r>
         <w:rPr>
           <w:spacing w:val="-5"/>
         </w:rPr>
+      </w:pPr>
+      <w:r>
+        <w:rPr>
+          <w:spacing w:val="-5"/>
+        </w:rPr>
         <w:t>(…)</w:t>
       </w:r>
+      <w:r>
+        <w:rPr>
+          <w:spacing w:val="-5"/>
+        </w:rPr>
+        <w:t xml:space="preserve"> Pruebas Unitarias</w:t>
+      </w:r>
+      <w:r>
+        <w:rPr>
+          <w:b/>
+          <w:bCs/>
+          <w:spacing w:val="-5"/>
+        </w:rPr>
+        <w:t>:</w:t>
+      </w:r>
+      <w:r>
+        <w:rPr>
+          <w:spacing w:val="-5"/>
+        </w:rPr>
+        <w:t xml:space="preserve"> Validación de la conexión de las entidades Java con las tablas de MySQL mediante Hibérnate.</w:t>
+      </w:r>
+      <w:r>
+        <w:rPr>
+          <w:spacing w:val="-5"/>
+        </w:rPr>
+        <w:t xml:space="preserve"> </w:t>
+      </w:r>
+    </w:p>
+    <w:p>
+      <w:pPr>
+        <w:spacing w:before="110"/>
+        <w:ind w:left="282"/>
+      </w:pPr>
+      <w:r>
+        <w:t>Pruebas de API (Navegador): Verificación de que localhost:8081/api/alumnos devolvía el JSON correcto con todos los campos necesarios.</w:t>
+      </w:r>
+    </w:p>
+    <w:p>
+      <w:pPr>
+        <w:spacing w:before="110"/>
+        <w:ind w:left="282"/>
+      </w:pPr>
+      <w:r>
+        <w:t>Pruebas de Integración: Se detectó un error de mapeo donde la aplicación móvil no mostraba el "Tutor Docente" debido a una inconsistencia de nombres entre el servidor y el cliente.</w:t>
+      </w:r>
+    </w:p>
+    <w:p>
+      <w:pPr>
+        <w:spacing w:before="110"/>
+        <w:ind w:left="282"/>
+      </w:pPr>
+    </w:p>
+    <w:p>
+      <w:pPr>
+        <w:spacing w:before="110"/>
+        <w:ind w:left="282"/>
+      </w:pPr>
+    </w:p>
+    <w:p>
+      <w:pPr>
+        <w:spacing w:before="110"/>
+        <w:ind w:left="282"/>
+      </w:pPr>
+    </w:p>
+    <w:p>
+      <w:pPr>
+        <w:spacing w:before="110"/>
+        <w:ind w:left="282"/>
+      </w:pPr>
+    </w:p>
+    <w:p>
+      <w:pPr>
+        <w:spacing w:before="110"/>
+        <w:ind w:left="282"/>
+      </w:pPr>
+    </w:p>
+    <w:p>
+      <w:pPr>
+        <w:spacing w:before="110"/>
+        <w:ind w:left="282"/>
+      </w:pPr>
+    </w:p>
+    <w:p>
+      <w:pPr>
+        <w:spacing w:before="110"/>
+        <w:ind w:left="282"/>
+      </w:pPr>
     </w:p>
     <w:p>
       <w:pPr>
@@ -27646,6 +27383,7 @@
           <w:color w:val="0E4660"/>
           <w:spacing w:val="-2"/>
         </w:rPr>
+        <w:lastRenderedPageBreak/>
         <w:t>TECNOLOGÍAS</w:t>
       </w:r>
       <w:r>
@@ -27917,13 +27655,7 @@
         <w:rPr>
           <w:sz w:val="24"/>
         </w:rPr>
-        <w:t>, por su robustez, orientación a objetos y compatibilidad con frameworks</w:t>
-      </w:r>
-      <w:r>
-        <w:rPr>
-          <w:sz w:val="24"/>
-        </w:rPr>
-        <w:t xml:space="preserve"> modernos para el desarrollo de aplicaciones web. Permite</w:t>
+        <w:t>, por su robustez, orientación a objetos y compatibilidad con frameworks modernos para el desarrollo de aplicaciones web. Permite</w:t>
       </w:r>
       <w:r>
         <w:rPr>
@@ -28161,27 +27893,35 @@
       <w:r>
         <w:rPr>
           <w:rFonts w:ascii="Arial" w:hAnsi="Arial"/>
-          <w:b/>
+          <w:bCs/>
           <w:sz w:val="24"/>
         </w:rPr>
         <w:t>Spring</w:t>
+      </w:r>
+      <w:r>
+        <w:rPr>
+          <w:rFonts w:ascii="Arial" w:hAnsi="Arial"/>
+          <w:bCs/>
+          <w:spacing w:val="-3"/>
+          <w:sz w:val="24"/>
+        </w:rPr>
+        <w:t xml:space="preserve"> </w:t>
+      </w:r>
+      <w:r>
+        <w:rPr>
+          <w:rFonts w:ascii="Arial" w:hAnsi="Arial"/>
+          <w:bCs/>
+          <w:sz w:val="24"/>
+        </w:rPr>
+        <w:t>Boo</w:t>
       </w:r>
       <w:r>
         <w:rPr>
           <w:rFonts w:ascii="Arial" w:hAnsi="Arial"/>
           <w:b/>
-          <w:spacing w:val="-3"/>
-          <w:sz w:val="24"/>
-        </w:rPr>
-        <w:t xml:space="preserve"> </w:t>
-      </w:r>
-      <w:r>
-        <w:rPr>
-          <w:rFonts w:ascii="Arial" w:hAnsi="Arial"/>
-          <w:b/>
-          <w:sz w:val="24"/>
-        </w:rPr>
-        <w:t>Boot</w:t>
+          <w:sz w:val="24"/>
+        </w:rPr>
+        <w:t>t</w:t>
       </w:r>
       <w:r>
         <w:rPr>
@@ -28829,6 +28569,18 @@
     </w:p>
     <w:p>
       <w:pPr>
+        <w:tabs>
+          <w:tab w:val="left" w:pos="1003"/>
+        </w:tabs>
+        <w:spacing w:before="18"/>
+        <w:rPr>
+          <w:rFonts w:ascii="Symbol" w:hAnsi="Symbol"/>
+          <w:sz w:val="24"/>
+        </w:rPr>
+      </w:pPr>
+    </w:p>
+    <w:p>
+      <w:pPr>
         <w:pStyle w:val="Ttulo2"/>
       </w:pPr>
       <w:r>
@@ -30480,6 +30232,7 @@
         <w:spacing w:before="180" w:line="259" w:lineRule="auto"/>
         <w:ind w:left="282" w:right="725"/>
         <w:rPr>
+          <w:spacing w:val="-2"/>
           <w:sz w:val="24"/>
         </w:rPr>
       </w:pPr>
@@ -30693,6 +30446,15 @@
         </w:rPr>
         <w:t>Permite:</w:t>
       </w:r>
+    </w:p>
+    <w:p>
+      <w:pPr>
+        <w:spacing w:before="180" w:line="259" w:lineRule="auto"/>
+        <w:ind w:left="282" w:right="725"/>
+        <w:rPr>
+          <w:sz w:val="24"/>
+        </w:rPr>
+      </w:pPr>
     </w:p>
     <w:p>
       <w:pPr>
@@ -30950,14 +30712,6 @@
     <w:p>
       <w:pPr>
         <w:pStyle w:val="Textoindependiente"/>
-        <w:rPr>
-          <w:sz w:val="24"/>
-        </w:rPr>
-      </w:pPr>
-    </w:p>
-    <w:p>
-      <w:pPr>
-        <w:pStyle w:val="Textoindependiente"/>
         <w:spacing w:before="13"/>
         <w:rPr>
           <w:sz w:val="24"/>
@@ -31302,15 +31056,7 @@
         <w:t xml:space="preserve"> </w:t>
       </w:r>
       <w:r>
-        <w:t xml:space="preserve">Android, basado en </w:t>
-      </w:r>
-      <w:proofErr w:type="spellStart"/>
-      <w:r>
-        <w:t>intelliJ</w:t>
-      </w:r>
-      <w:proofErr w:type="spellEnd"/>
-      <w:r>
-        <w:t xml:space="preserve"> IDEA. Ofrece un</w:t>
+        <w:t>Android, basado en intelliJ IDEA. Ofrece un</w:t>
       </w:r>
       <w:r>
         <w:rPr>
@@ -31409,16 +31155,50 @@
         <w:t xml:space="preserve"> </w:t>
       </w:r>
       <w:r>
-        <w:t xml:space="preserve">aplicaciones en sistemas Windows, MacOS, Linux utilizando lenguajes como </w:t>
-      </w:r>
-      <w:proofErr w:type="spellStart"/>
-      <w:r>
-        <w:t>Kotlin</w:t>
-      </w:r>
-      <w:proofErr w:type="spellEnd"/>
-      <w:r>
-        <w:t xml:space="preserve"> y Java. Incluyendo un emulador rápido, sistema de compilación Gradle.</w:t>
-      </w:r>
+        <w:t>aplicaciones en sistemas Windows, MacOS, Linux utilizando lenguajes como Kotlin y Java. Incluyendo un emulador rápido, sistema de compilación Gradle.</w:t>
+      </w:r>
+    </w:p>
+    <w:p>
+      <w:pPr>
+        <w:pStyle w:val="Textoindependiente"/>
+        <w:spacing w:before="185" w:line="259" w:lineRule="auto"/>
+        <w:ind w:left="282" w:right="785"/>
+      </w:pPr>
+    </w:p>
+    <w:p>
+      <w:pPr>
+        <w:pStyle w:val="Textoindependiente"/>
+        <w:spacing w:before="185" w:line="259" w:lineRule="auto"/>
+        <w:ind w:left="282" w:right="785"/>
+      </w:pPr>
+    </w:p>
+    <w:p>
+      <w:pPr>
+        <w:pStyle w:val="Textoindependiente"/>
+        <w:spacing w:before="185" w:line="259" w:lineRule="auto"/>
+        <w:ind w:left="282" w:right="785"/>
+      </w:pPr>
+    </w:p>
+    <w:p>
+      <w:pPr>
+        <w:pStyle w:val="Textoindependiente"/>
+        <w:spacing w:before="185" w:line="259" w:lineRule="auto"/>
+        <w:ind w:left="282" w:right="785"/>
+      </w:pPr>
+    </w:p>
+    <w:p>
+      <w:pPr>
+        <w:pStyle w:val="Textoindependiente"/>
+        <w:spacing w:before="185" w:line="259" w:lineRule="auto"/>
+        <w:ind w:left="282" w:right="785"/>
+      </w:pPr>
+    </w:p>
+    <w:p>
+      <w:pPr>
+        <w:pStyle w:val="Textoindependiente"/>
+        <w:spacing w:before="185" w:line="259" w:lineRule="auto"/>
+        <w:ind w:left="282" w:right="785"/>
+      </w:pPr>
     </w:p>
     <w:p>
       <w:pPr>
@@ -31890,23 +31670,7 @@
         <w:t xml:space="preserve"> </w:t>
       </w:r>
       <w:r>
-        <w:t xml:space="preserve">flexible, permitiendo crear múltiples variantes de la app (ej. </w:t>
-      </w:r>
-      <w:proofErr w:type="spellStart"/>
-      <w:r>
-        <w:t>debug</w:t>
-      </w:r>
-      <w:proofErr w:type="spellEnd"/>
-      <w:r>
-        <w:t>/</w:t>
-      </w:r>
-      <w:proofErr w:type="spellStart"/>
-      <w:r>
-        <w:t>release</w:t>
-      </w:r>
-      <w:proofErr w:type="spellEnd"/>
-      <w:r>
-        <w:t>) desde un solo proyecto (ver más en desarrolladores Android).</w:t>
+        <w:t>flexible, permitiendo crear múltiples variantes de la app (ej. debug/release) desde un solo proyecto (ver más en desarrolladores Android).</w:t>
       </w:r>
     </w:p>
     <w:p>
@@ -32173,11 +31937,9 @@
         </w:rPr>
         <w:t xml:space="preserve"> </w:t>
       </w:r>
-      <w:proofErr w:type="spellStart"/>
       <w:r>
         <w:t>JetBrains</w:t>
       </w:r>
-      <w:proofErr w:type="spellEnd"/>
       <w:r>
         <w:rPr>
           <w:spacing w:val="-2"/>
@@ -32372,6 +32134,108 @@
     </w:p>
     <w:p>
       <w:pPr>
+        <w:pStyle w:val="Textoindependiente"/>
+        <w:spacing w:before="90"/>
+      </w:pPr>
+    </w:p>
+    <w:p>
+      <w:pPr>
+        <w:pStyle w:val="Textoindependiente"/>
+        <w:spacing w:before="90"/>
+      </w:pPr>
+    </w:p>
+    <w:p>
+      <w:pPr>
+        <w:pStyle w:val="Textoindependiente"/>
+        <w:spacing w:before="90"/>
+      </w:pPr>
+    </w:p>
+    <w:p>
+      <w:pPr>
+        <w:pStyle w:val="Textoindependiente"/>
+        <w:spacing w:before="90"/>
+      </w:pPr>
+    </w:p>
+    <w:p>
+      <w:pPr>
+        <w:pStyle w:val="Textoindependiente"/>
+        <w:spacing w:before="90"/>
+      </w:pPr>
+    </w:p>
+    <w:p>
+      <w:pPr>
+        <w:pStyle w:val="Textoindependiente"/>
+        <w:spacing w:before="90"/>
+      </w:pPr>
+    </w:p>
+    <w:p>
+      <w:pPr>
+        <w:pStyle w:val="Textoindependiente"/>
+        <w:spacing w:before="90"/>
+      </w:pPr>
+    </w:p>
+    <w:p>
+      <w:pPr>
+        <w:pStyle w:val="Textoindependiente"/>
+        <w:spacing w:before="90"/>
+      </w:pPr>
+    </w:p>
+    <w:p>
+      <w:pPr>
+        <w:pStyle w:val="Textoindependiente"/>
+        <w:spacing w:before="90"/>
+      </w:pPr>
+    </w:p>
+    <w:p>
+      <w:pPr>
+        <w:pStyle w:val="Textoindependiente"/>
+        <w:spacing w:before="90"/>
+      </w:pPr>
+    </w:p>
+    <w:p>
+      <w:pPr>
+        <w:pStyle w:val="Textoindependiente"/>
+        <w:spacing w:before="90"/>
+      </w:pPr>
+    </w:p>
+    <w:p>
+      <w:pPr>
+        <w:pStyle w:val="Textoindependiente"/>
+        <w:spacing w:before="90"/>
+      </w:pPr>
+    </w:p>
+    <w:p>
+      <w:pPr>
+        <w:pStyle w:val="Textoindependiente"/>
+        <w:spacing w:before="90"/>
+      </w:pPr>
+    </w:p>
+    <w:p>
+      <w:pPr>
+        <w:pStyle w:val="Textoindependiente"/>
+        <w:spacing w:before="90"/>
+      </w:pPr>
+    </w:p>
+    <w:p>
+      <w:pPr>
+        <w:pStyle w:val="Textoindependiente"/>
+        <w:spacing w:before="90"/>
+      </w:pPr>
+    </w:p>
+    <w:p>
+      <w:pPr>
+        <w:pStyle w:val="Textoindependiente"/>
+        <w:spacing w:before="90"/>
+      </w:pPr>
+    </w:p>
+    <w:p>
+      <w:pPr>
+        <w:pStyle w:val="Textoindependiente"/>
+        <w:spacing w:before="90"/>
+      </w:pPr>
+    </w:p>
+    <w:p>
+      <w:pPr>
         <w:pStyle w:val="Ttulo1"/>
         <w:numPr>
           <w:ilvl w:val="0"/>
@@ -32423,13 +32287,146 @@
       <w:pPr>
         <w:spacing w:before="110"/>
         <w:ind w:left="282"/>
-      </w:pPr>
-      <w:r>
         <w:rPr>
           <w:spacing w:val="-5"/>
         </w:rPr>
+      </w:pPr>
+      <w:r>
+        <w:rPr>
+          <w:spacing w:val="-5"/>
+        </w:rPr>
         <w:t>(…)</w:t>
       </w:r>
+    </w:p>
+    <w:p>
+      <w:pPr>
+        <w:spacing w:before="110"/>
+        <w:ind w:left="282"/>
+        <w:rPr>
+          <w:spacing w:val="-5"/>
+        </w:rPr>
+      </w:pPr>
+      <w:r>
+        <w:rPr>
+          <w:spacing w:val="-5"/>
+        </w:rPr>
+        <w:t xml:space="preserve">La planificación del proyecto se ha estructurado en fases sucesivas a lo largo del curso académico con un dedicación de unos 3 </w:t>
+      </w:r>
+      <w:r>
+        <w:rPr>
+          <w:spacing w:val="-5"/>
+        </w:rPr>
+        <w:t>días</w:t>
+      </w:r>
+      <w:r>
+        <w:rPr>
+          <w:spacing w:val="-5"/>
+        </w:rPr>
+        <w:t xml:space="preserve"> a la semana mas o menos</w:t>
+      </w:r>
+      <w:r>
+        <w:rPr>
+          <w:spacing w:val="-5"/>
+        </w:rPr>
+        <w:t>,</w:t>
+      </w:r>
+      <w:r>
+        <w:rPr>
+          <w:spacing w:val="-5"/>
+        </w:rPr>
+        <w:t xml:space="preserve"> con sesiones de hora y media </w:t>
+      </w:r>
+    </w:p>
+    <w:p>
+      <w:pPr>
+        <w:spacing w:before="110"/>
+        <w:ind w:left="282"/>
+        <w:rPr>
+          <w:spacing w:val="-5"/>
+        </w:rPr>
+      </w:pPr>
+      <w:r>
+        <w:rPr>
+          <w:spacing w:val="-5"/>
+        </w:rPr>
+        <w:t>Fase 1 Análisis y diseños :Definición de requisitos casos de uso y diseño de la base de datos.</w:t>
+      </w:r>
+    </w:p>
+    <w:p>
+      <w:pPr>
+        <w:spacing w:before="110"/>
+        <w:ind w:left="282"/>
+        <w:rPr>
+          <w:spacing w:val="-5"/>
+        </w:rPr>
+      </w:pPr>
+      <w:r>
+        <w:rPr>
+          <w:spacing w:val="-5"/>
+        </w:rPr>
+        <w:t>Fase 2 Desarrollo de backend y base de datos: configuración de Spring boot ,creación de entidades JPA repositorios controladores etc.</w:t>
+      </w:r>
+    </w:p>
+    <w:p>
+      <w:pPr>
+        <w:spacing w:before="110"/>
+        <w:ind w:left="282"/>
+        <w:rPr>
+          <w:spacing w:val="-5"/>
+        </w:rPr>
+      </w:pPr>
+      <w:r>
+        <w:rPr>
+          <w:spacing w:val="-5"/>
+        </w:rPr>
+        <w:t>Fase 3Desarrollo de Android Pruebas de integración corrección de errores JSON y validación de datos.</w:t>
+      </w:r>
+    </w:p>
+    <w:p>
+      <w:pPr>
+        <w:spacing w:before="110"/>
+        <w:ind w:left="282"/>
+        <w:rPr>
+          <w:spacing w:val="-5"/>
+        </w:rPr>
+      </w:pPr>
+      <w:r>
+        <w:rPr>
+          <w:spacing w:val="-5"/>
+        </w:rPr>
+        <w:t>Fase 5 Documentación final : Redacción de la memoria y manuales</w:t>
+      </w:r>
+    </w:p>
+    <w:p>
+      <w:pPr>
+        <w:spacing w:before="110"/>
+        <w:ind w:left="282"/>
+        <w:rPr>
+          <w:spacing w:val="-5"/>
+        </w:rPr>
+      </w:pPr>
+    </w:p>
+    <w:p>
+      <w:pPr>
+        <w:spacing w:before="110"/>
+        <w:ind w:left="282"/>
+        <w:rPr>
+          <w:spacing w:val="-5"/>
+        </w:rPr>
+      </w:pPr>
+    </w:p>
+    <w:p>
+      <w:pPr>
+        <w:spacing w:before="110"/>
+        <w:rPr>
+          <w:spacing w:val="-5"/>
+        </w:rPr>
+      </w:pPr>
+    </w:p>
+    <w:p>
+      <w:pPr>
+        <w:spacing w:before="110"/>
+      </w:pPr>
     </w:p>
     <w:p>
       <w:pPr>
@@ -32485,6 +32482,11 @@
       <w:pPr>
         <w:spacing w:before="110"/>
         <w:ind w:left="282"/>
+        <w:sectPr>
+          <w:pgSz w:w="11910" w:h="16840"/>
+          <w:pgMar w:top="1020" w:right="425" w:bottom="1120" w:left="850" w:header="791" w:footer="940" w:gutter="0"/>
+          <w:cols w:space="720"/>
+        </w:sectPr>
       </w:pPr>
       <w:r>
         <w:rPr>
@@ -32536,7 +32538,7 @@
                                 <w:szCs w:val="22"/>
                               </w:rPr>
                             </w:pPr>
-                            <w:bookmarkStart w:id="76" w:name="_Toc225359507"/>
+                            <w:bookmarkStart w:id="76" w:name="_Toc229763358"/>
                             <w:r>
                               <w:t xml:space="preserve">Ilustración </w:t>
                             </w:r>
@@ -32591,7 +32593,7 @@
                           <w:szCs w:val="22"/>
                         </w:rPr>
                       </w:pPr>
-                      <w:bookmarkStart w:id="77" w:name="_Toc225359507"/>
+                      <w:bookmarkStart w:id="77" w:name="_Toc229763358"/>
                       <w:r>
                         <w:t xml:space="preserve">Ilustración </w:t>
                       </w:r>
@@ -32678,24 +32680,16 @@
         <w:rPr>
           <w:spacing w:val="-5"/>
         </w:rPr>
-        <w:t>(…)</w:t>
-      </w:r>
-    </w:p>
-    <w:p>
-      <w:pPr>
-        <w:rPr>
-          <w:rFonts w:ascii="Arial" w:hAnsi="Arial"/>
-          <w:i/>
-          <w:sz w:val="18"/>
-        </w:rPr>
-        <w:sectPr>
-          <w:pgSz w:w="11910" w:h="16840"/>
-          <w:pgMar w:top="1020" w:right="425" w:bottom="1120" w:left="850" w:header="791" w:footer="940" w:gutter="0"/>
-          <w:cols w:space="720"/>
-        </w:sectPr>
-      </w:pPr>
+        <w:t>(…</w:t>
+      </w:r>
       <w:bookmarkStart w:id="78" w:name="_bookmark32"/>
       <w:bookmarkEnd w:id="78"/>
+      <w:r>
+        <w:rPr>
+          <w:spacing w:val="-5"/>
+        </w:rPr>
+        <w:t>)</w:t>
+      </w:r>
     </w:p>
     <w:p>
       <w:pPr>
@@ -32721,9 +32715,9 @@
           <w:sz w:val="20"/>
         </w:rPr>
         <w:drawing>
-          <wp:inline distT="0" distB="0" distL="0" distR="0" wp14:anchorId="0FCEB72A" wp14:editId="08557EC2">
-            <wp:extent cx="5987846" cy="2488787"/>
-            <wp:effectExtent l="0" t="0" r="0" b="0"/>
+          <wp:inline distT="0" distB="0" distL="0" distR="0" wp14:anchorId="0FCEB72A" wp14:editId="517195C4">
+            <wp:extent cx="6407150" cy="2260600"/>
+            <wp:effectExtent l="0" t="0" r="0" b="6350"/>
             <wp:docPr id="22" name="Image 22"/>
             <wp:cNvGraphicFramePr>
               <a:graphicFrameLocks xmlns:a="http://schemas.openxmlformats.org/drawingml/2006/main"/>
@@ -32744,7 +32738,7 @@
                   <pic:spPr>
                     <a:xfrm>
                       <a:off x="0" y="0"/>
-                      <a:ext cx="5987846" cy="2488787"/>
+                      <a:ext cx="6427078" cy="2267631"/>
                     </a:xfrm>
                     <a:prstGeom prst="rect">
                       <a:avLst/>
@@ -32760,12 +32754,8 @@
     <w:p>
       <w:pPr>
         <w:pStyle w:val="Descripcin"/>
-        <w:rPr>
-          <w:rFonts w:ascii="Arial"/>
-          <w:sz w:val="20"/>
-        </w:rPr>
-      </w:pPr>
-      <w:bookmarkStart w:id="79" w:name="_Toc225359508"/>
+      </w:pPr>
+      <w:bookmarkStart w:id="79" w:name="_Toc229763359"/>
       <w:r>
         <w:t xml:space="preserve">Ilustración </w:t>
       </w:r>
@@ -32788,22 +32778,22 @@
         <w:fldChar w:fldCharType="end"/>
       </w:r>
       <w:r>
-        <w:t xml:space="preserve">Diagrama de </w:t>
-      </w:r>
-      <w:proofErr w:type="spellStart"/>
-      <w:r>
-        <w:t>gant</w:t>
-      </w:r>
-      <w:proofErr w:type="spellEnd"/>
-      <w:r>
-        <w:t xml:space="preserve"> 2</w:t>
-      </w:r>
+        <w:t>Diagrama de gant 2</w:t>
+      </w:r>
+      <w:bookmarkStart w:id="80" w:name="6."/>
+      <w:bookmarkStart w:id="81" w:name="_bookmark33"/>
       <w:bookmarkEnd w:id="79"/>
-    </w:p>
+      <w:bookmarkEnd w:id="80"/>
+      <w:bookmarkEnd w:id="81"/>
+    </w:p>
+    <w:p/>
+    <w:p/>
+    <w:p/>
+    <w:p/>
     <w:p>
       <w:pPr>
         <w:pStyle w:val="Textoindependiente"/>
-        <w:spacing w:before="75"/>
+        <w:spacing w:before="13"/>
         <w:rPr>
           <w:rFonts w:ascii="Arial"/>
           <w:i/>
@@ -32814,41 +32804,6 @@
     <w:p>
       <w:pPr>
         <w:pStyle w:val="Textoindependiente"/>
-        <w:rPr>
-          <w:rFonts w:ascii="Arial"/>
-          <w:i/>
-          <w:sz w:val="18"/>
-        </w:rPr>
-      </w:pPr>
-      <w:bookmarkStart w:id="80" w:name="6."/>
-      <w:bookmarkStart w:id="81" w:name="_bookmark33"/>
-      <w:bookmarkEnd w:id="80"/>
-      <w:bookmarkEnd w:id="81"/>
-    </w:p>
-    <w:p>
-      <w:pPr>
-        <w:pStyle w:val="Textoindependiente"/>
-        <w:rPr>
-          <w:rFonts w:ascii="Arial"/>
-          <w:i/>
-          <w:sz w:val="18"/>
-        </w:rPr>
-      </w:pPr>
-    </w:p>
-    <w:p>
-      <w:pPr>
-        <w:pStyle w:val="Textoindependiente"/>
-        <w:spacing w:before="13"/>
-        <w:rPr>
-          <w:rFonts w:ascii="Arial"/>
-          <w:i/>
-          <w:sz w:val="18"/>
-        </w:rPr>
-      </w:pPr>
-    </w:p>
-    <w:p>
-      <w:pPr>
-        <w:pStyle w:val="Textoindependiente"/>
         <w:spacing w:line="259" w:lineRule="auto"/>
         <w:ind w:left="282"/>
       </w:pPr>
@@ -32998,7 +32953,17 @@
         <w:ind w:left="282" w:right="748"/>
       </w:pPr>
       <w:r>
-        <w:t>vertical se colocan las tareas o actividades que deben realizarse y en el eje horizontal se representa el tiempo, ya sea en días, semanas o meses. Cada barra indica la duración de una tarea, mostrando su fecha de inicio y de finalización, y permitiendo visualizar si algunas actividades se realizan al mismo tiempo o dependen unas de otras. Este tipo de diagrama facilita la</w:t>
+        <w:t>vertical se colocan las tareas o actividades que deben realizarse y en el eje horizontal se representa el tiempo, ya sea en días, semanas o meses.</w:t>
+      </w:r>
+    </w:p>
+    <w:p>
+      <w:pPr>
+        <w:pStyle w:val="Textoindependiente"/>
+        <w:spacing w:before="1" w:line="259" w:lineRule="auto"/>
+        <w:ind w:left="282" w:right="748"/>
+      </w:pPr>
+      <w:r>
+        <w:t xml:space="preserve"> Cada barra indica la duración de una tarea, mostrando su fecha de inicio y de finalización, y permitiendo visualizar si algunas actividades se realizan al mismo tiempo o dependen unas de otras. Este tipo de diagrama facilita la</w:t>
       </w:r>
       <w:r>
         <w:rPr>
@@ -33126,6 +33091,41 @@
       <w:r>
         <w:t>por lo que es muy utilizado en proyectos escolares, empresariales, de construcción y en la gestión de diferentes tipos de actividades.</w:t>
       </w:r>
+    </w:p>
+    <w:p>
+      <w:pPr>
+        <w:pStyle w:val="Textoindependiente"/>
+        <w:spacing w:before="1" w:line="259" w:lineRule="auto"/>
+        <w:ind w:left="282" w:right="748"/>
+      </w:pPr>
+    </w:p>
+    <w:p>
+      <w:pPr>
+        <w:pStyle w:val="Textoindependiente"/>
+        <w:spacing w:before="1" w:line="259" w:lineRule="auto"/>
+        <w:ind w:left="282" w:right="748"/>
+      </w:pPr>
+    </w:p>
+    <w:p>
+      <w:pPr>
+        <w:pStyle w:val="Textoindependiente"/>
+        <w:spacing w:before="1" w:line="259" w:lineRule="auto"/>
+        <w:ind w:left="282" w:right="748"/>
+      </w:pPr>
+    </w:p>
+    <w:p>
+      <w:pPr>
+        <w:pStyle w:val="Textoindependiente"/>
+        <w:spacing w:before="1" w:line="259" w:lineRule="auto"/>
+        <w:ind w:left="282" w:right="748"/>
+      </w:pPr>
+    </w:p>
+    <w:p>
+      <w:pPr>
+        <w:pStyle w:val="Textoindependiente"/>
+        <w:spacing w:before="1" w:line="259" w:lineRule="auto"/>
+        <w:ind w:left="282" w:right="748"/>
+      </w:pPr>
     </w:p>
     <w:p>
       <w:pPr>
@@ -33181,13 +33181,169 @@
       <w:pPr>
         <w:spacing w:before="110"/>
         <w:ind w:left="282"/>
-      </w:pPr>
-      <w:r>
         <w:rPr>
           <w:spacing w:val="-5"/>
         </w:rPr>
+      </w:pPr>
+      <w:r>
+        <w:rPr>
+          <w:spacing w:val="-5"/>
+        </w:rPr>
         <w:t>(…)</w:t>
       </w:r>
+      <w:r>
+        <w:rPr>
+          <w:spacing w:val="-5"/>
+        </w:rPr>
+        <w:t xml:space="preserve"> Dado que el proyecto se ha desarrollado en un entorno local XAMPP (Eclipse y MYSQL) software de código abierto (Android,Eclipse,Studio)los costes de infraestructura son nulos. El presupuesto se centraría en l mano de obra.</w:t>
+      </w:r>
+    </w:p>
+    <w:p>
+      <w:pPr>
+        <w:spacing w:before="110"/>
+        <w:ind w:left="282"/>
+        <w:rPr>
+          <w:spacing w:val="-5"/>
+        </w:rPr>
+      </w:pPr>
+      <w:r>
+        <w:rPr>
+          <w:spacing w:val="-5"/>
+        </w:rPr>
+        <w:t>Poniendo un precio de 20 € por trabajo a la hora para un desarrollador junior, la parte que es mas valdría por horas seria el desarrollo backend/BD y desarrollo Android</w:t>
+      </w:r>
+      <w:r>
+        <w:rPr>
+          <w:spacing w:val="-5"/>
+        </w:rPr>
+        <w:t xml:space="preserve"> unas 80 horas, un poco menos en analisis y documentación que seria entre 40 horas, le calcularía un precio entre 1000 y 1500 euros. </w:t>
+      </w:r>
+    </w:p>
+    <w:p>
+      <w:pPr>
+        <w:spacing w:before="110"/>
+        <w:ind w:left="282"/>
+        <w:rPr>
+          <w:spacing w:val="-5"/>
+        </w:rPr>
+      </w:pPr>
+    </w:p>
+    <w:p>
+      <w:pPr>
+        <w:spacing w:before="110"/>
+        <w:ind w:left="282"/>
+        <w:rPr>
+          <w:spacing w:val="-5"/>
+        </w:rPr>
+      </w:pPr>
+    </w:p>
+    <w:p>
+      <w:pPr>
+        <w:spacing w:before="110"/>
+        <w:ind w:left="282"/>
+        <w:rPr>
+          <w:spacing w:val="-5"/>
+        </w:rPr>
+      </w:pPr>
+    </w:p>
+    <w:p>
+      <w:pPr>
+        <w:spacing w:before="110"/>
+        <w:ind w:left="282"/>
+        <w:rPr>
+          <w:spacing w:val="-5"/>
+        </w:rPr>
+      </w:pPr>
+    </w:p>
+    <w:p>
+      <w:pPr>
+        <w:spacing w:before="110"/>
+        <w:ind w:left="282"/>
+        <w:rPr>
+          <w:spacing w:val="-5"/>
+        </w:rPr>
+      </w:pPr>
+    </w:p>
+    <w:p>
+      <w:pPr>
+        <w:spacing w:before="110"/>
+        <w:ind w:left="282"/>
+        <w:rPr>
+          <w:spacing w:val="-5"/>
+        </w:rPr>
+      </w:pPr>
+    </w:p>
+    <w:p>
+      <w:pPr>
+        <w:spacing w:before="110"/>
+        <w:ind w:left="282"/>
+        <w:rPr>
+          <w:spacing w:val="-5"/>
+        </w:rPr>
+      </w:pPr>
+    </w:p>
+    <w:p>
+      <w:pPr>
+        <w:spacing w:before="110"/>
+        <w:ind w:left="282"/>
+        <w:rPr>
+          <w:spacing w:val="-5"/>
+        </w:rPr>
+      </w:pPr>
+    </w:p>
+    <w:p>
+      <w:pPr>
+        <w:spacing w:before="110"/>
+        <w:ind w:left="282"/>
+        <w:rPr>
+          <w:spacing w:val="-5"/>
+        </w:rPr>
+      </w:pPr>
+    </w:p>
+    <w:p>
+      <w:pPr>
+        <w:spacing w:before="110"/>
+        <w:ind w:left="282"/>
+        <w:rPr>
+          <w:spacing w:val="-5"/>
+        </w:rPr>
+      </w:pPr>
+    </w:p>
+    <w:p>
+      <w:pPr>
+        <w:spacing w:before="110"/>
+        <w:ind w:left="282"/>
+      </w:pPr>
+    </w:p>
+    <w:p>
+      <w:pPr>
+        <w:pStyle w:val="Textoindependiente"/>
+      </w:pPr>
+    </w:p>
+    <w:p>
+      <w:pPr>
+        <w:pStyle w:val="Textoindependiente"/>
+      </w:pPr>
+    </w:p>
+    <w:p>
+      <w:pPr>
+        <w:pStyle w:val="Textoindependiente"/>
+      </w:pPr>
+    </w:p>
+    <w:p>
+      <w:pPr>
+        <w:pStyle w:val="Textoindependiente"/>
+      </w:pPr>
+    </w:p>
+    <w:p>
+      <w:pPr>
+        <w:pStyle w:val="Textoindependiente"/>
+      </w:pPr>
+    </w:p>
+    <w:p>
+      <w:pPr>
+        <w:pStyle w:val="Textoindependiente"/>
+      </w:pPr>
     </w:p>
     <w:p>
       <w:pPr>
@@ -33638,12 +33794,42 @@
         <w:t xml:space="preserve"> </w:t>
       </w:r>
       <w:r>
-        <w:t>iniciales del proyecto y las necesidades detectadas durante el desarrollo del mismo,</w:t>
+        <w:t>iniciales del proyecto y las necesidades detectadas durante el desarrollo del mismo</w:t>
       </w:r>
     </w:p>
     <w:p>
       <w:pPr>
         <w:pStyle w:val="Textoindependiente"/>
+        <w:spacing w:before="168" w:line="254" w:lineRule="auto"/>
+        <w:ind w:left="282" w:right="785"/>
+      </w:pPr>
+    </w:p>
+    <w:p>
+      <w:pPr>
+        <w:pStyle w:val="Textoindependiente"/>
+        <w:spacing w:before="168" w:line="254" w:lineRule="auto"/>
+        <w:ind w:left="282" w:right="785"/>
+      </w:pPr>
+    </w:p>
+    <w:p>
+      <w:pPr>
+        <w:pStyle w:val="Textoindependiente"/>
+        <w:spacing w:before="168" w:line="254" w:lineRule="auto"/>
+        <w:ind w:left="282" w:right="785"/>
+      </w:pPr>
+    </w:p>
+    <w:p>
+      <w:pPr>
+        <w:pStyle w:val="Textoindependiente"/>
+        <w:spacing w:before="168" w:line="254" w:lineRule="auto"/>
+        <w:ind w:left="282" w:right="785"/>
+      </w:pPr>
+    </w:p>
+    <w:p>
+      <w:pPr>
+        <w:pStyle w:val="Textoindependiente"/>
+        <w:spacing w:before="168" w:line="254" w:lineRule="auto"/>
+        <w:ind w:left="282" w:right="785"/>
       </w:pPr>
     </w:p>
     <w:p>
@@ -33862,102 +34048,96 @@
       <w:pPr>
         <w:pStyle w:val="Ttulo3"/>
         <w:spacing w:before="0" w:line="252" w:lineRule="exact"/>
-      </w:pPr>
-      <w:r>
-        <w:t>Evolutivo</w:t>
-      </w:r>
-      <w:r>
-        <w:rPr>
-          <w:spacing w:val="-4"/>
-        </w:rPr>
-        <w:t xml:space="preserve"> </w:t>
-      </w:r>
-      <w:r>
-        <w:t>1</w:t>
-      </w:r>
-      <w:r>
-        <w:rPr>
-          <w:spacing w:val="-1"/>
-        </w:rPr>
-        <w:t xml:space="preserve"> </w:t>
-      </w:r>
-      <w:r>
-        <w:t>–</w:t>
-      </w:r>
-      <w:r>
-        <w:rPr>
-          <w:spacing w:val="-5"/>
-        </w:rPr>
-        <w:t xml:space="preserve"> </w:t>
-      </w:r>
-      <w:r>
-        <w:t>Gestión</w:t>
-      </w:r>
-      <w:r>
-        <w:rPr>
-          <w:spacing w:val="-3"/>
-        </w:rPr>
-        <w:t xml:space="preserve"> </w:t>
-      </w:r>
-      <w:r>
-        <w:t>avanzada</w:t>
-      </w:r>
-      <w:r>
-        <w:rPr>
-          <w:spacing w:val="-3"/>
-        </w:rPr>
-        <w:t xml:space="preserve"> </w:t>
-      </w:r>
-      <w:r>
-        <w:t>de</w:t>
-      </w:r>
-      <w:r>
-        <w:rPr>
-          <w:spacing w:val="-3"/>
-        </w:rPr>
-        <w:t xml:space="preserve"> </w:t>
-      </w:r>
-      <w:r>
-        <w:t>usuarios</w:t>
-      </w:r>
-      <w:r>
-        <w:rPr>
-          <w:spacing w:val="-6"/>
-        </w:rPr>
-        <w:t xml:space="preserve"> </w:t>
-      </w:r>
-      <w:r>
-        <w:t>y</w:t>
-      </w:r>
-      <w:r>
-        <w:rPr>
-          <w:spacing w:val="-4"/>
-        </w:rPr>
-        <w:t xml:space="preserve"> </w:t>
-      </w:r>
-      <w:r>
-        <w:rPr>
-          <w:spacing w:val="-2"/>
-        </w:rPr>
-        <w:t>roles</w:t>
-      </w:r>
-    </w:p>
-    <w:p>
-      <w:pPr>
-        <w:pStyle w:val="Ttulo3"/>
-        <w:spacing w:line="252" w:lineRule="exact"/>
         <w:sectPr>
           <w:pgSz w:w="11910" w:h="16840"/>
           <w:pgMar w:top="1020" w:right="425" w:bottom="1120" w:left="850" w:header="791" w:footer="940" w:gutter="0"/>
           <w:cols w:space="720"/>
         </w:sectPr>
       </w:pPr>
+      <w:r>
+        <w:t>Evolutivo</w:t>
+      </w:r>
+      <w:r>
+        <w:rPr>
+          <w:spacing w:val="-4"/>
+        </w:rPr>
+        <w:t xml:space="preserve"> </w:t>
+      </w:r>
+      <w:r>
+        <w:t>1</w:t>
+      </w:r>
+      <w:r>
+        <w:rPr>
+          <w:spacing w:val="-1"/>
+        </w:rPr>
+        <w:t xml:space="preserve"> </w:t>
+      </w:r>
+      <w:r>
+        <w:t>–</w:t>
+      </w:r>
+      <w:r>
+        <w:rPr>
+          <w:spacing w:val="-5"/>
+        </w:rPr>
+        <w:t xml:space="preserve"> </w:t>
+      </w:r>
+      <w:r>
+        <w:t>Gestión</w:t>
+      </w:r>
+      <w:r>
+        <w:rPr>
+          <w:spacing w:val="-3"/>
+        </w:rPr>
+        <w:t xml:space="preserve"> </w:t>
+      </w:r>
+      <w:r>
+        <w:t>avanzada</w:t>
+      </w:r>
+      <w:r>
+        <w:rPr>
+          <w:spacing w:val="-3"/>
+        </w:rPr>
+        <w:t xml:space="preserve"> </w:t>
+      </w:r>
+      <w:r>
+        <w:t>de</w:t>
+      </w:r>
+      <w:r>
+        <w:rPr>
+          <w:spacing w:val="-3"/>
+        </w:rPr>
+        <w:t xml:space="preserve"> </w:t>
+      </w:r>
+      <w:r>
+        <w:t>usuarios</w:t>
+      </w:r>
+      <w:r>
+        <w:rPr>
+          <w:spacing w:val="-6"/>
+        </w:rPr>
+        <w:t xml:space="preserve"> </w:t>
+      </w:r>
+      <w:r>
+        <w:t>y</w:t>
+      </w:r>
+      <w:r>
+        <w:rPr>
+          <w:spacing w:val="-4"/>
+        </w:rPr>
+        <w:t xml:space="preserve"> </w:t>
+      </w:r>
+      <w:r>
+        <w:rPr>
+          <w:spacing w:val="-2"/>
+        </w:rPr>
+        <w:t>roles</w:t>
+      </w:r>
     </w:p>
     <w:p>
       <w:pPr>
         <w:pStyle w:val="Textoindependiente"/>
         <w:spacing w:before="101"/>
-        <w:ind w:left="282"/>
+        <w:ind w:firstLine="282"/>
       </w:pPr>
       <w:r>
         <w:lastRenderedPageBreak/>
@@ -34279,11 +34459,6 @@
         </w:rPr>
         <w:t>sistema.</w:t>
       </w:r>
-    </w:p>
-    <w:p>
-      <w:pPr>
-        <w:pStyle w:val="Textoindependiente"/>
-      </w:pPr>
     </w:p>
     <w:p>
       <w:pPr>
@@ -35580,6 +35755,13 @@
     </w:p>
     <w:p>
       <w:pPr>
+        <w:pStyle w:val="Textoindependiente"/>
+        <w:spacing w:before="184" w:line="256" w:lineRule="auto"/>
+        <w:ind w:left="282" w:right="725"/>
+      </w:pPr>
+    </w:p>
+    <w:p>
+      <w:pPr>
         <w:pStyle w:val="Ttulo3"/>
         <w:spacing w:before="163"/>
       </w:pPr>
@@ -37640,15 +37822,7 @@
         <w:t xml:space="preserve"> </w:t>
       </w:r>
       <w:r>
-        <w:t xml:space="preserve">El desarrollo del proyecto se apoya en </w:t>
-      </w:r>
-      <w:proofErr w:type="spellStart"/>
-      <w:r>
-        <w:t>en</w:t>
-      </w:r>
-      <w:proofErr w:type="spellEnd"/>
-      <w:r>
-        <w:t xml:space="preserve"> los fundamentos del módulo de programación, aplicando</w:t>
+        <w:t>El desarrollo del proyecto se apoya en en los fundamentos del módulo de programación, aplicando</w:t>
       </w:r>
       <w:r>
         <w:rPr>
@@ -39971,13 +40145,52 @@
       <w:pPr>
         <w:spacing w:before="110"/>
         <w:ind w:left="282"/>
-      </w:pPr>
-      <w:r>
         <w:rPr>
           <w:spacing w:val="-5"/>
         </w:rPr>
+      </w:pPr>
+      <w:r>
+        <w:rPr>
+          <w:spacing w:val="-5"/>
+        </w:rPr>
         <w:t>(…)</w:t>
       </w:r>
+    </w:p>
+    <w:p>
+      <w:pPr>
+        <w:spacing w:before="110"/>
+        <w:ind w:left="282"/>
+      </w:pPr>
+      <w:r>
+        <w:t>El desarrollo de este proyecto ha permitido integrar de forma práctica las competencias adquiridas durante el ciclo. Lo más desafiante ha sido la sincronización multiplataforma, asegurando que los datos persistidos en MySQL se reflejaran correctamente en una interfaz móvil. Se ha logrado un sistema funcional que digitaliza un proceso crítico en la FP, mejorando la visibilidad del seguimiento de las prácticas para todos los actores implicados.</w:t>
+      </w:r>
+    </w:p>
+    <w:p>
+      <w:pPr>
+        <w:spacing w:before="110"/>
+        <w:ind w:left="282"/>
+      </w:pPr>
+      <w:r>
+        <w:t>Al trabajar en un entorno local, la configuración de la red para que el dispositivo móvil (o el emulador) fuera capaz de ver y consumir la API de Eclipse supuso un proceso complejo de investigación. Tuve que profundizar en conceptos de red y protocolos de comunicación, enfrentándome a problemas de visibilidad de IP, gestión de puertos y errores de seguridad (como las restricciones de tráfico de red en Android).</w:t>
+      </w:r>
+    </w:p>
+    <w:p>
+      <w:pPr>
+        <w:spacing w:before="110"/>
+        <w:ind w:left="282"/>
+      </w:pPr>
+      <w:r>
+        <w:t>Este proceso requirió una extensa búsqueda de información técnica en foros especializados y documentación oficial para depurar errores</w:t>
+      </w:r>
+      <w:r>
+        <w:t>.</w:t>
+      </w:r>
+    </w:p>
+    <w:p>
+      <w:pPr>
+        <w:spacing w:before="110"/>
+        <w:ind w:left="282"/>
+      </w:pPr>
     </w:p>
     <w:p>
       <w:pPr>
@@ -39991,10 +40204,6 @@
         </w:tabs>
         <w:spacing w:before="179"/>
       </w:pPr>
-      <w:bookmarkStart w:id="98" w:name="9._DESPLIEGUE_DE_LA_APLICACIÓN"/>
-      <w:bookmarkStart w:id="99" w:name="_bookmark40"/>
-      <w:bookmarkEnd w:id="98"/>
-      <w:bookmarkEnd w:id="99"/>
       <w:r>
         <w:rPr>
           <w:color w:val="0E4660"/>
@@ -40046,6 +40255,9 @@
       <w:pPr>
         <w:spacing w:before="110"/>
         <w:ind w:left="282"/>
+        <w:rPr>
+          <w:spacing w:val="-2"/>
+        </w:rPr>
       </w:pPr>
       <w:r>
         <w:rPr>
@@ -40053,6 +40265,78 @@
         </w:rPr>
         <w:t>(...)</w:t>
       </w:r>
+    </w:p>
+    <w:p>
+      <w:pPr>
+        <w:spacing w:before="110"/>
+        <w:ind w:left="282"/>
+      </w:pPr>
+      <w:r>
+        <w:t>Para poner en marcha la aplicación, se deben seguir estos pasos:</w:t>
+      </w:r>
+    </w:p>
+    <w:p>
+      <w:pPr>
+        <w:numPr>
+          <w:ilvl w:val="0"/>
+          <w:numId w:val="11"/>
+        </w:numPr>
+        <w:spacing w:before="110"/>
+      </w:pPr>
+      <w:r>
+        <w:rPr>
+          <w:b/>
+          <w:bCs/>
+        </w:rPr>
+        <w:t>Base de Datos:</w:t>
+      </w:r>
+      <w:r>
+        <w:t xml:space="preserve"> Importar el archivo hito5.sql en un servidor MySQL (vía XAMPP/phpMyAdmin).</w:t>
+      </w:r>
+    </w:p>
+    <w:p>
+      <w:pPr>
+        <w:numPr>
+          <w:ilvl w:val="0"/>
+          <w:numId w:val="11"/>
+        </w:numPr>
+        <w:spacing w:before="110"/>
+      </w:pPr>
+      <w:r>
+        <w:rPr>
+          <w:b/>
+          <w:bCs/>
+        </w:rPr>
+        <w:t>Backend:</w:t>
+      </w:r>
+      <w:r>
+        <w:t xml:space="preserve"> Importar el proyecto en Eclipse/IntelliJ, actualizar dependencias Maven y ejecutar la clase Application.java.</w:t>
+      </w:r>
+    </w:p>
+    <w:p>
+      <w:pPr>
+        <w:numPr>
+          <w:ilvl w:val="0"/>
+          <w:numId w:val="11"/>
+        </w:numPr>
+        <w:spacing w:before="110"/>
+      </w:pPr>
+      <w:r>
+        <w:rPr>
+          <w:b/>
+          <w:bCs/>
+        </w:rPr>
+        <w:t>Frontend:</w:t>
+      </w:r>
+      <w:r>
+        <w:t xml:space="preserve"> Abrir el proyecto en Android Studio, sincronizar Gradle y ejecutar en un emulador o dispositivo físico asegurando que la URL de la API apunte a la IP del servidor.</w:t>
+      </w:r>
+    </w:p>
+    <w:p>
+      <w:pPr>
+        <w:spacing w:before="110"/>
+        <w:ind w:left="282"/>
+      </w:pPr>
     </w:p>
     <w:p>
       <w:pPr>
@@ -40066,10 +40350,10 @@
         </w:tabs>
         <w:spacing w:before="179"/>
       </w:pPr>
-      <w:bookmarkStart w:id="100" w:name="9.1._INSTALACIÓN"/>
-      <w:bookmarkStart w:id="101" w:name="_bookmark41"/>
-      <w:bookmarkEnd w:id="100"/>
-      <w:bookmarkEnd w:id="101"/>
+      <w:bookmarkStart w:id="98" w:name="9.1._INSTALACIÓN"/>
+      <w:bookmarkStart w:id="99" w:name="_bookmark41"/>
+      <w:bookmarkEnd w:id="98"/>
+      <w:bookmarkEnd w:id="99"/>
       <w:r>
         <w:rPr>
           <w:color w:val="0E4660"/>
@@ -40082,13 +40366,148 @@
       <w:pPr>
         <w:spacing w:before="110"/>
         <w:ind w:left="282"/>
-      </w:pPr>
-      <w:r>
         <w:rPr>
           <w:spacing w:val="-5"/>
         </w:rPr>
+      </w:pPr>
+      <w:r>
+        <w:rPr>
+          <w:spacing w:val="-5"/>
+        </w:rPr>
         <w:t>(…)</w:t>
       </w:r>
+    </w:p>
+    <w:p>
+      <w:pPr>
+        <w:spacing w:before="110"/>
+        <w:ind w:left="282"/>
+        <w:rPr>
+          <w:b/>
+          <w:bCs/>
+        </w:rPr>
+      </w:pPr>
+      <w:r>
+        <w:rPr>
+          <w:b/>
+          <w:bCs/>
+        </w:rPr>
+        <w:t>Configuración del Servidor de Base de Datos</w:t>
+      </w:r>
+    </w:p>
+    <w:p>
+      <w:pPr>
+        <w:spacing w:before="110"/>
+        <w:ind w:left="720"/>
+      </w:pPr>
+      <w:r>
+        <w:t>Herramienta: XAMPP (Control Panel).</w:t>
+      </w:r>
+    </w:p>
+    <w:p>
+      <w:pPr>
+        <w:spacing w:before="110"/>
+        <w:ind w:left="720"/>
+      </w:pPr>
+      <w:r>
+        <w:t>Acción: Iniciar los módulos de Eclipse y MySQL.</w:t>
+      </w:r>
+    </w:p>
+    <w:p>
+      <w:pPr>
+        <w:spacing w:before="110"/>
+        <w:ind w:left="720"/>
+      </w:pPr>
+      <w:r>
+        <w:t>Importación: Acceder a phpMyAdmin, crear una base de datos denominada hito5 e importar el archivo hito5.sql proporcionado en el paquete de entrega. Esto cargará la estructura de tablas, relaciones de integridad y datos de prueba.</w:t>
+      </w:r>
+    </w:p>
+    <w:p>
+      <w:pPr>
+        <w:spacing w:before="110"/>
+        <w:ind w:left="720"/>
+      </w:pPr>
+    </w:p>
+    <w:p>
+      <w:pPr>
+        <w:spacing w:before="110"/>
+        <w:ind w:left="720"/>
+      </w:pPr>
+      <w:r>
+        <w:t xml:space="preserve">Entorno: Eclipse IDE  </w:t>
+      </w:r>
+    </w:p>
+    <w:p>
+      <w:pPr>
+        <w:spacing w:before="110"/>
+        <w:ind w:left="720"/>
+      </w:pPr>
+      <w:r>
+        <w:t>Importación: Importar el proyecto como un "Existing Maven Project".</w:t>
+      </w:r>
+    </w:p>
+    <w:p>
+      <w:pPr>
+        <w:spacing w:before="110"/>
+        <w:ind w:left="720"/>
+      </w:pPr>
+      <w:r>
+        <w:t>Configuración: Revisar el archivo src/main/resources/application.properties para asegurar que las credenciales de conexión a MySQL coincidan con el entorno local (usuario: root, sin contraseña por defecto).</w:t>
+      </w:r>
+    </w:p>
+    <w:p>
+      <w:pPr>
+        <w:spacing w:before="110"/>
+        <w:ind w:left="720"/>
+      </w:pPr>
+      <w:r>
+        <w:lastRenderedPageBreak/>
+        <w:t>Ejecución: Ejecutar la clase principal con @SpringBootApplication mediante el comando Run As -&gt; Spring Boot App. El servidor quedará escuchando en el puerto 8081.</w:t>
+      </w:r>
+    </w:p>
+    <w:p>
+      <w:pPr>
+        <w:spacing w:before="110"/>
+        <w:ind w:left="720"/>
+      </w:pPr>
+    </w:p>
+    <w:p>
+      <w:pPr>
+        <w:spacing w:before="110"/>
+        <w:ind w:left="720"/>
+      </w:pPr>
+      <w:r>
+        <w:t>Entorno: Android Studio.</w:t>
+      </w:r>
+    </w:p>
+    <w:p>
+      <w:pPr>
+        <w:spacing w:before="110"/>
+        <w:ind w:left="720"/>
+      </w:pPr>
+      <w:r>
+        <w:t>Configuración de Red: En la clase de configuración de Retrofit, se debe verificar que la BASE_URL apunte a la dirección IP de la máquina que aloja el servidor (o 10.0.2.2 si se utiliza el emulador de Android Studio para referenciar al localhost).</w:t>
+      </w:r>
+    </w:p>
+    <w:p>
+      <w:pPr>
+        <w:spacing w:before="110"/>
+        <w:ind w:left="720"/>
+      </w:pPr>
+      <w:r>
+        <w:t>Compilación: Realizar un "Sync Project with Gradle Files" y ejecutar la aplicación en un dispositivo virtual (AVD) con API 24 o superior.</w:t>
+      </w:r>
+    </w:p>
+    <w:p>
+      <w:pPr>
+        <w:spacing w:before="110"/>
+        <w:ind w:left="720"/>
+      </w:pPr>
+    </w:p>
+    <w:p>
+      <w:pPr>
+        <w:spacing w:before="110"/>
+        <w:ind w:left="282"/>
+      </w:pPr>
     </w:p>
     <w:p>
       <w:pPr>
@@ -40102,10 +40521,10 @@
         </w:tabs>
         <w:spacing w:before="181"/>
       </w:pPr>
-      <w:bookmarkStart w:id="102" w:name="10._GUÍA_DE_ESTILOS_Y_MANUAL_DE_USUARIO"/>
-      <w:bookmarkStart w:id="103" w:name="_bookmark42"/>
-      <w:bookmarkEnd w:id="102"/>
-      <w:bookmarkEnd w:id="103"/>
+      <w:bookmarkStart w:id="100" w:name="10._GUÍA_DE_ESTILOS_Y_MANUAL_DE_USUARIO"/>
+      <w:bookmarkStart w:id="101" w:name="_bookmark42"/>
+      <w:bookmarkEnd w:id="100"/>
+      <w:bookmarkEnd w:id="101"/>
       <w:r>
         <w:rPr>
           <w:color w:val="0E4660"/>
@@ -40696,10 +41115,7 @@
         <w:t xml:space="preserve"> </w:t>
       </w:r>
       <w:r>
-        <w:t>gráfico, la comunicación corporativa o el desarrollo web. En ella se especifican aspectos como el uso de colores, tipografías, logotipos, tono de comunicación, formatos de texto y reglas gramaticales. Su objetivo es asegurar que todos los materiales producidos mantengan una misma línea visual y comunicativa, fortaleciendo la identidad y profesionalismo de la organización. En resumen, mientras el manual de usuario orienta sobre cómo utilizar un producto, la guía de estilos define cómo deben presentarse los c</w:t>
-      </w:r>
-      <w:r>
-        <w:t>ontenidos o la imagen de una marca.</w:t>
+        <w:t>gráfico, la comunicación corporativa o el desarrollo web. En ella se especifican aspectos como el uso de colores, tipografías, logotipos, tono de comunicación, formatos de texto y reglas gramaticales. Su objetivo es asegurar que todos los materiales producidos mantengan una misma línea visual y comunicativa, fortaleciendo la identidad y profesionalismo de la organización. En resumen, mientras el manual de usuario orienta sobre cómo utilizar un producto, la guía de estilos define cómo deben presentarse los contenidos o la imagen de una marca.</w:t>
       </w:r>
     </w:p>
     <w:p>
@@ -40725,10 +41141,10 @@
         </w:tabs>
         <w:spacing w:before="1"/>
       </w:pPr>
-      <w:bookmarkStart w:id="104" w:name="10.1._GUÍA_DE_ESTILOS"/>
-      <w:bookmarkStart w:id="105" w:name="_bookmark43"/>
-      <w:bookmarkEnd w:id="104"/>
-      <w:bookmarkEnd w:id="105"/>
+      <w:bookmarkStart w:id="102" w:name="10.1._GUÍA_DE_ESTILOS"/>
+      <w:bookmarkStart w:id="103" w:name="_bookmark43"/>
+      <w:bookmarkEnd w:id="102"/>
+      <w:bookmarkEnd w:id="103"/>
       <w:r>
         <w:rPr>
           <w:color w:val="0E4660"/>
@@ -41069,24 +41485,6 @@
         <w:t xml:space="preserve"> </w:t>
       </w:r>
       <w:r>
-        <w:t>y</w:t>
-      </w:r>
-      <w:r>
-        <w:rPr>
-          <w:spacing w:val="-6"/>
-        </w:rPr>
-        <w:t xml:space="preserve"> </w:t>
-      </w:r>
-      <w:r>
-        <w:t>Rosa</w:t>
-      </w:r>
-      <w:r>
-        <w:rPr>
-          <w:spacing w:val="-4"/>
-        </w:rPr>
-        <w:t xml:space="preserve"> </w:t>
-      </w:r>
-      <w:r>
         <w:t>para</w:t>
       </w:r>
       <w:r>
@@ -41386,16 +41784,8 @@
         <w:rPr>
           <w:spacing w:val="-2"/>
         </w:rPr>
-        <w:t>Sans-</w:t>
-      </w:r>
-      <w:proofErr w:type="spellStart"/>
-      <w:r>
-        <w:rPr>
-          <w:spacing w:val="-2"/>
-        </w:rPr>
-        <w:t>serif</w:t>
-      </w:r>
-      <w:proofErr w:type="spellEnd"/>
+        <w:t>Sans-serif</w:t>
+      </w:r>
     </w:p>
     <w:p>
       <w:pPr>
@@ -41439,11 +41829,9 @@
         </w:rPr>
         <w:t xml:space="preserve"> </w:t>
       </w:r>
-      <w:proofErr w:type="spellStart"/>
       <w:r>
         <w:t>sans-serif</w:t>
       </w:r>
-      <w:proofErr w:type="spellEnd"/>
       <w:r>
         <w:rPr>
           <w:spacing w:val="-1"/>
@@ -42007,10 +42395,10 @@
         </w:tabs>
         <w:spacing w:before="1"/>
       </w:pPr>
-      <w:bookmarkStart w:id="106" w:name="10.2._MANUAL_DE_USUARIO"/>
-      <w:bookmarkStart w:id="107" w:name="_bookmark44"/>
-      <w:bookmarkEnd w:id="106"/>
-      <w:bookmarkEnd w:id="107"/>
+      <w:bookmarkStart w:id="104" w:name="10.2._MANUAL_DE_USUARIO"/>
+      <w:bookmarkStart w:id="105" w:name="_bookmark44"/>
+      <w:bookmarkEnd w:id="104"/>
+      <w:bookmarkEnd w:id="105"/>
       <w:r>
         <w:rPr>
           <w:color w:val="0E4660"/>
@@ -42427,7 +42815,7 @@
       <w:pPr>
         <w:pStyle w:val="Descripcin"/>
       </w:pPr>
-      <w:bookmarkStart w:id="108" w:name="_Toc225359509"/>
+      <w:bookmarkStart w:id="106" w:name="_Toc229763360"/>
       <w:r>
         <w:t xml:space="preserve">Ilustración </w:t>
       </w:r>
@@ -42452,7 +42840,7 @@
       <w:r>
         <w:t>Manual de usuario 1</w:t>
       </w:r>
-      <w:bookmarkEnd w:id="108"/>
+      <w:bookmarkEnd w:id="106"/>
     </w:p>
     <w:p>
       <w:pPr>
@@ -42670,7 +43058,7 @@
       <w:pPr>
         <w:pStyle w:val="Descripcin"/>
       </w:pPr>
-      <w:bookmarkStart w:id="109" w:name="_Toc225359510"/>
+      <w:bookmarkStart w:id="107" w:name="_Toc229763361"/>
       <w:r>
         <w:t xml:space="preserve">Ilustración </w:t>
       </w:r>
@@ -42695,7 +43083,7 @@
       <w:r>
         <w:t>Manual de usuario2</w:t>
       </w:r>
-      <w:bookmarkEnd w:id="109"/>
+      <w:bookmarkEnd w:id="107"/>
     </w:p>
     <w:p>
       <w:pPr>
@@ -42976,7 +43364,7 @@
         </w:rPr>
         <w:lastRenderedPageBreak/>
         <w:drawing>
-          <wp:inline distT="0" distB="0" distL="0" distR="0" wp14:anchorId="018F2800" wp14:editId="5FEEE186">
+          <wp:inline distT="0" distB="0" distL="0" distR="0" wp14:anchorId="018F2800" wp14:editId="4CBBC179">
             <wp:extent cx="1924050" cy="2149027"/>
             <wp:effectExtent l="0" t="0" r="0" b="3810"/>
             <wp:docPr id="265974139" name="Imagen 8"/>
@@ -43022,7 +43410,7 @@
       <w:pPr>
         <w:pStyle w:val="Descripcin"/>
       </w:pPr>
-      <w:bookmarkStart w:id="110" w:name="_Toc225359511"/>
+      <w:bookmarkStart w:id="108" w:name="_Toc229763362"/>
       <w:r>
         <w:t xml:space="preserve">Ilustración </w:t>
       </w:r>
@@ -43047,7 +43435,7 @@
       <w:r>
         <w:t>Manual de usuario3</w:t>
       </w:r>
-      <w:bookmarkEnd w:id="110"/>
+      <w:bookmarkEnd w:id="108"/>
     </w:p>
     <w:p>
       <w:pPr>
@@ -43227,7 +43615,7 @@
           <w:noProof/>
         </w:rPr>
         <w:drawing>
-          <wp:inline distT="0" distB="0" distL="0" distR="0" wp14:anchorId="07943DB1" wp14:editId="3BA9109B">
+          <wp:inline distT="0" distB="0" distL="0" distR="0" wp14:anchorId="07943DB1" wp14:editId="747878B6">
             <wp:extent cx="1758950" cy="1997937"/>
             <wp:effectExtent l="0" t="0" r="0" b="2540"/>
             <wp:docPr id="36449389" name="Imagen 9"/>
@@ -43273,7 +43661,7 @@
       <w:pPr>
         <w:pStyle w:val="Descripcin"/>
       </w:pPr>
-      <w:bookmarkStart w:id="111" w:name="_Toc225359512"/>
+      <w:bookmarkStart w:id="109" w:name="_Toc229763363"/>
       <w:r>
         <w:t xml:space="preserve">Ilustración </w:t>
       </w:r>
@@ -43298,7 +43686,7 @@
       <w:r>
         <w:t>Manual de usuario4</w:t>
       </w:r>
-      <w:bookmarkEnd w:id="111"/>
+      <w:bookmarkEnd w:id="109"/>
     </w:p>
     <w:p>
       <w:pPr>
@@ -43555,7 +43943,7 @@
       <w:pPr>
         <w:pStyle w:val="Descripcin"/>
       </w:pPr>
-      <w:bookmarkStart w:id="112" w:name="_Toc225359513"/>
+      <w:bookmarkStart w:id="110" w:name="_Toc229763364"/>
       <w:r>
         <w:t xml:space="preserve">Ilustración </w:t>
       </w:r>
@@ -43580,7 +43968,312 @@
       <w:r>
         <w:t>Manual de usuario5</w:t>
       </w:r>
+      <w:bookmarkEnd w:id="110"/>
+    </w:p>
+    <w:p/>
+    <w:p>
+      <w:r>
+        <w:t xml:space="preserve">Aplicación Kotlin </w:t>
+      </w:r>
+      <w:r>
+        <w:t>la aplicación móvil desarrollada en kotlin</w:t>
+      </w:r>
+    </w:p>
+    <w:p>
+      <w:r>
+        <w:t>Acceso:Al abrir la app el alumnado encontrara una interfaz de acceso deberá introducir las credenciales, tras pulsar entrar  la aplicación valida los datos mediante una conexión al servidor.</w:t>
+      </w:r>
+    </w:p>
+    <w:p>
+      <w:r>
+        <w:t>Una vez logueado al alumno accede al menú principal.</w:t>
+      </w:r>
+    </w:p>
+    <w:p/>
+    <w:p>
+      <w:r>
+        <w:t>Visualización de Datos: La interfaz muestra de forma dinámica el nombre del alumno Daniel, la empresa asignada Futuver y los responsables de su tutorización Adrian como tutor de empresa y Carlos García como tutor docente</w:t>
+      </w:r>
+      <w:r>
+        <w:t>.</w:t>
+      </w:r>
+    </w:p>
+    <w:p>
+      <w:r>
+        <w:t>Gestión de Asistencia</w:t>
+      </w:r>
+      <w:r>
+        <w:t>:</w:t>
+      </w:r>
+      <w:r>
+        <w:t xml:space="preserve"> El elemento central es el contador de Días cotizados este mes, que refleja la actividad del alumno</w:t>
+      </w:r>
+      <w:r>
+        <w:t xml:space="preserve"> a</w:t>
+      </w:r>
+      <w:r>
+        <w:t xml:space="preserve"> través del botón </w:t>
+      </w:r>
+      <w:r>
+        <w:t>g</w:t>
+      </w:r>
+      <w:r>
+        <w:t>estionar asistencia, el usuario puede registrar sus jornadas, permitiendo diferenciar entre asistencia presencial o teletrabajo, asegurando un control preciso de las horas realizadas para su posterior validación académica.</w:t>
+      </w:r>
+    </w:p>
+    <w:p/>
+    <w:p/>
+    <w:p/>
+    <w:p/>
+    <w:p/>
+    <w:p/>
+    <w:p>
+      <w:pPr>
+        <w:keepNext/>
+      </w:pPr>
+      <w:r>
+        <w:rPr>
+          <w:noProof/>
+        </w:rPr>
+        <w:drawing>
+          <wp:inline distT="0" distB="0" distL="0" distR="0" wp14:anchorId="24D4165E" wp14:editId="55CEAABA">
+            <wp:extent cx="3891517" cy="2895127"/>
+            <wp:effectExtent l="0" t="0" r="0" b="635"/>
+            <wp:docPr id="837935256" name="Imagen 14"/>
+            <wp:cNvGraphicFramePr>
+              <a:graphicFrameLocks xmlns:a="http://schemas.openxmlformats.org/drawingml/2006/main" noChangeAspect="1"/>
+            </wp:cNvGraphicFramePr>
+            <a:graphic xmlns:a="http://schemas.openxmlformats.org/drawingml/2006/main">
+              <a:graphicData uri="http://schemas.openxmlformats.org/drawingml/2006/picture">
+                <pic:pic xmlns:pic="http://schemas.openxmlformats.org/drawingml/2006/picture">
+                  <pic:nvPicPr>
+                    <pic:cNvPr id="837935256" name="Imagen 837935256"/>
+                    <pic:cNvPicPr/>
+                  </pic:nvPicPr>
+                  <pic:blipFill>
+                    <a:blip r:embed="rId34" cstate="print">
+                      <a:extLst>
+                        <a:ext uri="{28A0092B-C50C-407E-A947-70E740481C1C}">
+                          <a14:useLocalDpi xmlns:a14="http://schemas.microsoft.com/office/drawing/2010/main" val="0"/>
+                        </a:ext>
+                      </a:extLst>
+                    </a:blip>
+                    <a:stretch>
+                      <a:fillRect/>
+                    </a:stretch>
+                  </pic:blipFill>
+                  <pic:spPr>
+                    <a:xfrm>
+                      <a:off x="0" y="0"/>
+                      <a:ext cx="3903346" cy="2903927"/>
+                    </a:xfrm>
+                    <a:prstGeom prst="rect">
+                      <a:avLst/>
+                    </a:prstGeom>
+                  </pic:spPr>
+                </pic:pic>
+              </a:graphicData>
+            </a:graphic>
+          </wp:inline>
+        </w:drawing>
+      </w:r>
+    </w:p>
+    <w:p>
+      <w:pPr>
+        <w:pStyle w:val="Descripcin"/>
+      </w:pPr>
+      <w:bookmarkStart w:id="111" w:name="_Toc229763365"/>
+      <w:r>
+        <w:t xml:space="preserve">Ilustración </w:t>
+      </w:r>
+      <w:r>
+        <w:fldChar w:fldCharType="begin"/>
+      </w:r>
+      <w:r>
+        <w:instrText xml:space="preserve"> SEQ Ilustración \* ARABIC </w:instrText>
+      </w:r>
+      <w:r>
+        <w:fldChar w:fldCharType="separate"/>
+      </w:r>
+      <w:r>
+        <w:rPr>
+          <w:noProof/>
+        </w:rPr>
+        <w:t>20</w:t>
+      </w:r>
+      <w:r>
+        <w:fldChar w:fldCharType="end"/>
+      </w:r>
+      <w:r>
+        <w:t xml:space="preserve"> Kotlin</w:t>
+      </w:r>
+      <w:bookmarkEnd w:id="111"/>
+    </w:p>
+    <w:p/>
+    <w:p>
+      <w:pPr>
+        <w:keepNext/>
+      </w:pPr>
+      <w:r>
+        <w:rPr>
+          <w:noProof/>
+        </w:rPr>
+        <w:drawing>
+          <wp:inline distT="0" distB="0" distL="0" distR="0" wp14:anchorId="6CC7CEBE" wp14:editId="44499464">
+            <wp:extent cx="4008475" cy="2679101"/>
+            <wp:effectExtent l="0" t="0" r="0" b="6985"/>
+            <wp:docPr id="983807879" name="Imagen 15"/>
+            <wp:cNvGraphicFramePr>
+              <a:graphicFrameLocks xmlns:a="http://schemas.openxmlformats.org/drawingml/2006/main" noChangeAspect="1"/>
+            </wp:cNvGraphicFramePr>
+            <a:graphic xmlns:a="http://schemas.openxmlformats.org/drawingml/2006/main">
+              <a:graphicData uri="http://schemas.openxmlformats.org/drawingml/2006/picture">
+                <pic:pic xmlns:pic="http://schemas.openxmlformats.org/drawingml/2006/picture">
+                  <pic:nvPicPr>
+                    <pic:cNvPr id="983807879" name="Imagen 983807879"/>
+                    <pic:cNvPicPr/>
+                  </pic:nvPicPr>
+                  <pic:blipFill>
+                    <a:blip r:embed="rId35" cstate="print">
+                      <a:extLst>
+                        <a:ext uri="{28A0092B-C50C-407E-A947-70E740481C1C}">
+                          <a14:useLocalDpi xmlns:a14="http://schemas.microsoft.com/office/drawing/2010/main" val="0"/>
+                        </a:ext>
+                      </a:extLst>
+                    </a:blip>
+                    <a:stretch>
+                      <a:fillRect/>
+                    </a:stretch>
+                  </pic:blipFill>
+                  <pic:spPr>
+                    <a:xfrm>
+                      <a:off x="0" y="0"/>
+                      <a:ext cx="4013933" cy="2682749"/>
+                    </a:xfrm>
+                    <a:prstGeom prst="rect">
+                      <a:avLst/>
+                    </a:prstGeom>
+                  </pic:spPr>
+                </pic:pic>
+              </a:graphicData>
+            </a:graphic>
+          </wp:inline>
+        </w:drawing>
+      </w:r>
+    </w:p>
+    <w:p>
+      <w:pPr>
+        <w:pStyle w:val="Descripcin"/>
+      </w:pPr>
+      <w:bookmarkStart w:id="112" w:name="_Toc229763366"/>
+      <w:r>
+        <w:t xml:space="preserve">Ilustración </w:t>
+      </w:r>
+      <w:r>
+        <w:fldChar w:fldCharType="begin"/>
+      </w:r>
+      <w:r>
+        <w:instrText xml:space="preserve"> SEQ Ilustración \* ARABIC </w:instrText>
+      </w:r>
+      <w:r>
+        <w:fldChar w:fldCharType="separate"/>
+      </w:r>
+      <w:r>
+        <w:rPr>
+          <w:noProof/>
+        </w:rPr>
+        <w:t>21</w:t>
+      </w:r>
+      <w:r>
+        <w:fldChar w:fldCharType="end"/>
+      </w:r>
+      <w:r>
+        <w:t xml:space="preserve"> kotlin</w:t>
+      </w:r>
       <w:bookmarkEnd w:id="112"/>
+    </w:p>
+    <w:p/>
+    <w:p>
+      <w:pPr>
+        <w:keepNext/>
+      </w:pPr>
+      <w:r>
+        <w:rPr>
+          <w:noProof/>
+        </w:rPr>
+        <w:drawing>
+          <wp:inline distT="0" distB="0" distL="0" distR="0" wp14:anchorId="4CBCE3C7" wp14:editId="6527D5FF">
+            <wp:extent cx="3636335" cy="2614674"/>
+            <wp:effectExtent l="0" t="0" r="2540" b="0"/>
+            <wp:docPr id="1579302593" name="Imagen 16"/>
+            <wp:cNvGraphicFramePr>
+              <a:graphicFrameLocks xmlns:a="http://schemas.openxmlformats.org/drawingml/2006/main" noChangeAspect="1"/>
+            </wp:cNvGraphicFramePr>
+            <a:graphic xmlns:a="http://schemas.openxmlformats.org/drawingml/2006/main">
+              <a:graphicData uri="http://schemas.openxmlformats.org/drawingml/2006/picture">
+                <pic:pic xmlns:pic="http://schemas.openxmlformats.org/drawingml/2006/picture">
+                  <pic:nvPicPr>
+                    <pic:cNvPr id="1579302593" name="Imagen 1579302593"/>
+                    <pic:cNvPicPr/>
+                  </pic:nvPicPr>
+                  <pic:blipFill>
+                    <a:blip r:embed="rId36" cstate="print">
+                      <a:extLst>
+                        <a:ext uri="{28A0092B-C50C-407E-A947-70E740481C1C}">
+                          <a14:useLocalDpi xmlns:a14="http://schemas.microsoft.com/office/drawing/2010/main" val="0"/>
+                        </a:ext>
+                      </a:extLst>
+                    </a:blip>
+                    <a:stretch>
+                      <a:fillRect/>
+                    </a:stretch>
+                  </pic:blipFill>
+                  <pic:spPr>
+                    <a:xfrm>
+                      <a:off x="0" y="0"/>
+                      <a:ext cx="3644621" cy="2620632"/>
+                    </a:xfrm>
+                    <a:prstGeom prst="rect">
+                      <a:avLst/>
+                    </a:prstGeom>
+                  </pic:spPr>
+                </pic:pic>
+              </a:graphicData>
+            </a:graphic>
+          </wp:inline>
+        </w:drawing>
+      </w:r>
+    </w:p>
+    <w:p>
+      <w:pPr>
+        <w:pStyle w:val="Descripcin"/>
+      </w:pPr>
+      <w:bookmarkStart w:id="113" w:name="_Toc229763367"/>
+      <w:r>
+        <w:t xml:space="preserve">Ilustración </w:t>
+      </w:r>
+      <w:r>
+        <w:fldChar w:fldCharType="begin"/>
+      </w:r>
+      <w:r>
+        <w:instrText xml:space="preserve"> SEQ Ilustración \* ARABIC </w:instrText>
+      </w:r>
+      <w:r>
+        <w:fldChar w:fldCharType="separate"/>
+      </w:r>
+      <w:r>
+        <w:rPr>
+          <w:noProof/>
+        </w:rPr>
+        <w:t>22</w:t>
+      </w:r>
+      <w:r>
+        <w:fldChar w:fldCharType="end"/>
+      </w:r>
+      <w:r>
+        <w:t xml:space="preserve"> kotlin</w:t>
+      </w:r>
+      <w:bookmarkEnd w:id="113"/>
     </w:p>
     <w:p>
       <w:pPr>
@@ -43658,6 +44351,9 @@
       <w:pPr>
         <w:spacing w:before="110"/>
         <w:ind w:left="282"/>
+        <w:rPr>
+          <w:spacing w:val="-2"/>
+        </w:rPr>
       </w:pPr>
       <w:r>
         <w:rPr>
@@ -43665,6 +44361,278 @@
         </w:rPr>
         <w:t>(...)</w:t>
       </w:r>
+    </w:p>
+    <w:p>
+      <w:pPr>
+        <w:spacing w:before="110"/>
+        <w:ind w:left="282"/>
+        <w:rPr>
+          <w:spacing w:val="-2"/>
+        </w:rPr>
+      </w:pPr>
+      <w:r>
+        <w:rPr>
+          <w:spacing w:val="-2"/>
+        </w:rPr>
+        <w:t>Spring Boot:</w:t>
+      </w:r>
+      <w:r>
+        <w:rPr>
+          <w:spacing w:val="-2"/>
+        </w:rPr>
+        <w:t xml:space="preserve"> </w:t>
+      </w:r>
+      <w:r>
+        <w:rPr>
+          <w:spacing w:val="-2"/>
+        </w:rPr>
+        <w:t>Documentación oficial para la creación de la API</w:t>
+      </w:r>
+      <w:r>
+        <w:rPr>
+          <w:i/>
+          <w:iCs/>
+        </w:rPr>
+        <w:t xml:space="preserve"> </w:t>
+      </w:r>
+      <w:r>
+        <w:rPr>
+          <w:i/>
+          <w:iCs/>
+          <w:spacing w:val="-2"/>
+        </w:rPr>
+        <w:t>URL:</w:t>
+      </w:r>
+      <w:r>
+        <w:rPr>
+          <w:spacing w:val="-2"/>
+        </w:rPr>
+        <w:t xml:space="preserve"> </w:t>
+      </w:r>
+      <w:hyperlink r:id="rId37" w:tgtFrame="_blank" w:history="1">
+        <w:r>
+          <w:rPr>
+            <w:rStyle w:val="Hipervnculo"/>
+            <w:spacing w:val="-2"/>
+          </w:rPr>
+          <w:t>https://spring.io/projects/spring-boot</w:t>
+        </w:r>
+      </w:hyperlink>
+    </w:p>
+    <w:p>
+      <w:pPr>
+        <w:spacing w:before="110"/>
+        <w:ind w:left="282"/>
+        <w:rPr>
+          <w:spacing w:val="-2"/>
+        </w:rPr>
+      </w:pPr>
+      <w:r>
+        <w:rPr>
+          <w:spacing w:val="-2"/>
+        </w:rPr>
+        <w:t>Android Developers</w:t>
+      </w:r>
+      <w:r>
+        <w:rPr>
+          <w:b/>
+          <w:bCs/>
+          <w:spacing w:val="-2"/>
+        </w:rPr>
+        <w:t>:</w:t>
+      </w:r>
+      <w:r>
+        <w:rPr>
+          <w:spacing w:val="-2"/>
+        </w:rPr>
+        <w:t xml:space="preserve"> Guías sobre el ciclo de vida de actividades, Jetpack Compose y consumo de servicios en red.</w:t>
+      </w:r>
+      <w:r>
+        <w:rPr>
+          <w:i/>
+          <w:iCs/>
+        </w:rPr>
+        <w:t xml:space="preserve"> </w:t>
+      </w:r>
+      <w:r>
+        <w:rPr>
+          <w:i/>
+          <w:iCs/>
+          <w:spacing w:val="-2"/>
+        </w:rPr>
+        <w:t>URL:</w:t>
+      </w:r>
+      <w:r>
+        <w:rPr>
+          <w:spacing w:val="-2"/>
+        </w:rPr>
+        <w:t xml:space="preserve"> </w:t>
+      </w:r>
+      <w:hyperlink r:id="rId38" w:tgtFrame="_blank" w:history="1">
+        <w:r>
+          <w:rPr>
+            <w:rStyle w:val="Hipervnculo"/>
+            <w:spacing w:val="-2"/>
+          </w:rPr>
+          <w:t>https://developer.android.com/</w:t>
+        </w:r>
+      </w:hyperlink>
+    </w:p>
+    <w:p>
+      <w:pPr>
+        <w:spacing w:before="110"/>
+        <w:ind w:left="282"/>
+        <w:rPr>
+          <w:spacing w:val="-2"/>
+        </w:rPr>
+      </w:pPr>
+      <w:r>
+        <w:rPr>
+          <w:spacing w:val="-2"/>
+        </w:rPr>
+        <w:t>MySQL &amp; MariaDB</w:t>
+      </w:r>
+      <w:r>
+        <w:rPr>
+          <w:b/>
+          <w:bCs/>
+          <w:spacing w:val="-2"/>
+        </w:rPr>
+        <w:t>:</w:t>
+      </w:r>
+      <w:r>
+        <w:rPr>
+          <w:spacing w:val="-2"/>
+        </w:rPr>
+        <w:t xml:space="preserve"> Manuales de referencia para la gestión de tipos de datos y sentencias SQL</w:t>
+      </w:r>
+    </w:p>
+    <w:p>
+      <w:pPr>
+        <w:spacing w:before="110"/>
+        <w:ind w:left="282"/>
+        <w:rPr>
+          <w:spacing w:val="-2"/>
+        </w:rPr>
+      </w:pPr>
+      <w:r>
+        <w:rPr>
+          <w:i/>
+          <w:iCs/>
+          <w:spacing w:val="-2"/>
+        </w:rPr>
+        <w:t>URL:</w:t>
+      </w:r>
+      <w:r>
+        <w:rPr>
+          <w:spacing w:val="-2"/>
+        </w:rPr>
+        <w:t xml:space="preserve"> </w:t>
+      </w:r>
+      <w:hyperlink r:id="rId39" w:tgtFrame="_blank" w:history="1">
+        <w:r>
+          <w:rPr>
+            <w:rStyle w:val="Hipervnculo"/>
+            <w:spacing w:val="-2"/>
+          </w:rPr>
+          <w:t>https://dev.mysql.com/doc/</w:t>
+        </w:r>
+      </w:hyperlink>
+    </w:p>
+    <w:p>
+      <w:pPr>
+        <w:spacing w:before="110"/>
+        <w:ind w:left="282"/>
+      </w:pPr>
+      <w:r>
+        <w:t xml:space="preserve"> Dia Diagram Editor</w:t>
+      </w:r>
+      <w:r>
+        <w:rPr>
+          <w:b/>
+          <w:bCs/>
+        </w:rPr>
+        <w:t>:</w:t>
+      </w:r>
+      <w:r>
+        <w:t xml:space="preserve"> Herramienta utilizada para la elaboración de los diagramas E/R y de clases.</w:t>
+      </w:r>
+    </w:p>
+    <w:p>
+      <w:pPr>
+        <w:spacing w:before="110"/>
+        <w:ind w:left="720"/>
+      </w:pPr>
+      <w:r>
+        <w:rPr>
+          <w:i/>
+          <w:iCs/>
+        </w:rPr>
+        <w:t>URL:</w:t>
+      </w:r>
+      <w:r>
+        <w:t xml:space="preserve"> </w:t>
+      </w:r>
+      <w:hyperlink r:id="rId40" w:tgtFrame="_blank" w:history="1">
+        <w:r>
+          <w:rPr>
+            <w:rStyle w:val="Hipervnculo"/>
+          </w:rPr>
+          <w:t>https://dia-installer.de/</w:t>
+        </w:r>
+      </w:hyperlink>
+    </w:p>
+    <w:p>
+      <w:pPr>
+        <w:spacing w:before="110"/>
+        <w:ind w:left="282"/>
+      </w:pPr>
+      <w:r>
+        <w:t xml:space="preserve"> </w:t>
+      </w:r>
+      <w:r>
+        <w:t>XAMPP</w:t>
+      </w:r>
+      <w:r>
+        <w:rPr>
+          <w:b/>
+          <w:bCs/>
+        </w:rPr>
+        <w:t>:</w:t>
+      </w:r>
+      <w:r>
+        <w:t xml:space="preserve"> Entorno de servidor local utilizado para la gestión de la base de datos MySQL.</w:t>
+      </w:r>
+    </w:p>
+    <w:p>
+      <w:pPr>
+        <w:spacing w:before="110"/>
+        <w:ind w:left="720"/>
+      </w:pPr>
+      <w:r>
+        <w:rPr>
+          <w:i/>
+          <w:iCs/>
+        </w:rPr>
+        <w:t>URL:</w:t>
+      </w:r>
+      <w:r>
+        <w:t xml:space="preserve"> </w:t>
+      </w:r>
+      <w:hyperlink r:id="rId41" w:tgtFrame="_blank" w:history="1">
+        <w:r>
+          <w:rPr>
+            <w:rStyle w:val="Hipervnculo"/>
+          </w:rPr>
+          <w:t>https://www.apachefriends.org/</w:t>
+        </w:r>
+      </w:hyperlink>
+    </w:p>
+    <w:p>
+      <w:pPr>
+        <w:spacing w:before="110"/>
+        <w:ind w:left="282"/>
+      </w:pPr>
     </w:p>
     <w:p>
       <w:pPr>
@@ -43795,7 +44763,7 @@
         </mc:Choice>
         <mc:Fallback>
           <w:pict>
-            <v:shape w14:anchorId="4E9AC092" id="Graphic 10" o:spid="_x0000_s1026" style="position:absolute;margin-left:55.2pt;margin-top:780.95pt;width:484.9pt;height:.5pt;z-index:-251655680;visibility:visible;mso-wrap-style:square;mso-wrap-distance-left:0;mso-wrap-distance-top:0;mso-wrap-distance-right:0;mso-wrap-distance-bottom:0;mso-position-horizontal:absolute;mso-position-horizontal-relative:page;mso-position-vertical:absolute;mso-position-vertical-relative:page;v-text-anchor:top" coordsize="6158230,6350" o:gfxdata="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" path="m6158230,l,,,6095r6158230,l6158230,xe" fillcolor="#5fc9f3" stroked="f">
+            <v:shape w14:anchorId="064402EF" id="Graphic 10" o:spid="_x0000_s1026" style="position:absolute;margin-left:55.2pt;margin-top:780.95pt;width:484.9pt;height:.5pt;z-index:-251655680;visibility:visible;mso-wrap-style:square;mso-wrap-distance-left:0;mso-wrap-distance-top:0;mso-wrap-distance-right:0;mso-wrap-distance-bottom:0;mso-position-horizontal:absolute;mso-position-horizontal-relative:page;mso-position-vertical:absolute;mso-position-vertical-relative:page;v-text-anchor:top" coordsize="6158230,6350" o:gfxdata="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" path="m6158230,l,,,6095r6158230,l6158230,xe" fillcolor="#5fc9f3" stroked="f">
               <v:path arrowok="t"/>
               <w10:wrap anchorx="page" anchory="page"/>
             </v:shape>
@@ -44111,7 +45079,7 @@
         </mc:Choice>
         <mc:Fallback>
           <w:pict>
-            <v:shape w14:anchorId="70D9336D" id="Graphic 9" o:spid="_x0000_s1026" style="position:absolute;margin-left:55.2pt;margin-top:49.1pt;width:484.9pt;height:.5pt;z-index:-251662848;visibility:visible;mso-wrap-style:square;mso-wrap-distance-left:0;mso-wrap-distance-top:0;mso-wrap-distance-right:0;mso-wrap-distance-bottom:0;mso-position-horizontal:absolute;mso-position-horizontal-relative:page;mso-position-vertical:absolute;mso-position-vertical-relative:page;v-text-anchor:top" coordsize="6158230,6350" o:gfxdata="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" path="m6158230,l,,,6096r6158230,l6158230,xe" fillcolor="#5fc9f3" stroked="f">
+            <v:shape w14:anchorId="7856AD3C" id="Graphic 9" o:spid="_x0000_s1026" style="position:absolute;margin-left:55.2pt;margin-top:49.1pt;width:484.9pt;height:.5pt;z-index:-251662848;visibility:visible;mso-wrap-style:square;mso-wrap-distance-left:0;mso-wrap-distance-top:0;mso-wrap-distance-right:0;mso-wrap-distance-bottom:0;mso-position-horizontal:absolute;mso-position-horizontal-relative:page;mso-position-vertical:absolute;mso-position-vertical-relative:page;v-text-anchor:top" coordsize="6158230,6350" o:gfxdata="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" path="m6158230,l,,,6096r6158230,l6158230,xe" fillcolor="#5fc9f3" stroked="f">
               <v:path arrowok="t"/>
               <w10:wrap anchorx="page" anchory="page"/>
             </v:shape>
@@ -44126,6 +45094,268 @@
 <file path=word/numbering.xml><?xml version="1.0" encoding="utf-8"?>
 <w:numbering xmlns:wpc="http://schemas.microsoft.com/office/word/2010/wordprocessingCanvas" xmlns:cx="http://schemas.microsoft.com/office/drawing/2014/chartex" xmlns:cx1="http://schemas.microsoft.com/office/drawing/2015/9/8/chartex" xmlns:cx2="http://schemas.microsoft.com/office/drawing/2015/10/21/chartex" xmlns:cx3="http://schemas.microsoft.com/office/drawing/2016/5/9/chartex" xmlns:cx4="http://schemas.microsoft.com/office/drawing/2016/5/10/chartex" xmlns:cx5="http://schemas.microsoft.com/office/drawing/2016/5/11/chartex" xmlns:cx6="http://schemas.microsoft.com/office/drawing/2016/5/12/chartex" xmlns:cx7="http://schemas.microsoft.com/office/drawing/2016/5/13/chartex" xmlns:cx8="http://schemas.microsoft.com/office/drawing/2016/5/14/chartex" xmlns:mc="http://schemas.openxmlformats.org/markup-compatibility/2006" xmlns:aink="http://schemas.microsoft.com/office/drawing/2016/ink" xmlns:am3d="http://schemas.microsoft.com/office/drawing/2017/model3d" xmlns:o="urn:schemas-microsoft-com:office:office" xmlns:oel="http://schemas.microsoft.com/office/2019/extlst" xmlns:r="http://schemas.openxmlformats.org/officeDocument/2006/relationships" xmlns:m="http://schemas.openxmlformats.org/officeDocument/2006/math" xmlns:v="urn:schemas-microsoft-com:vml" xmlns:wp14="http://schemas.microsoft.com/office/word/2010/wordprocessingDrawing" xmlns:wp="http://schemas.openxmlformats.org/drawingml/2006/wordprocessingDrawing" xmlns:w10="urn:schemas-microsoft-com:office:word" xmlns:w="http://schemas.openxmlformats.org/wordprocessingml/2006/main" xmlns:w14="http://schemas.microsoft.com/office/word/2010/wordml" xmlns:w15="http://schemas.microsoft.com/office/word/2012/wordml" xmlns:w16cex="http://schemas.microsoft.com/office/word/2018/wordml/cex" xmlns:w16cid="http://schemas.microsoft.com/office/word/2016/wordml/cid" xmlns:w16="http://schemas.microsoft.com/office/word/2018/wordml" xmlns:w16du="http://schemas.microsoft.com/office/word/2023/wordml/word16du" xmlns:w16sdtdh="http://schemas.microsoft.com/office/word/2020/wordml/sdtdatahash" xmlns:w16sdtfl="http://schemas.microsoft.com/office/word/2024/wordml/sdtformatlock" xmlns:w16se="http://schemas.microsoft.com/office/word/2015/wordml/symex" xmlns:wpg="http://schemas.microsoft.com/office/word/2010/wordprocessingGroup" xmlns:wpi="http://schemas.microsoft.com/office/word/2010/wordprocessingInk" xmlns:wne="http://schemas.microsoft.com/office/word/2006/wordml" xmlns:wps="http://schemas.microsoft.com/office/word/2010/wordprocessingShape" mc:Ignorable="w14 w15 w16se w16cid w16 w16cex w16sdtdh w16sdtfl w16du wp14">
   <w:abstractNum w:abstractNumId="0" w15:restartNumberingAfterBreak="0">
+    <w:nsid w:val="05A244C7"/>
+    <w:multiLevelType w:val="multilevel"/>
+    <w:tmpl w:val="9A52A0D4"/>
+    <w:lvl w:ilvl="0">
+      <w:start w:val="1"/>
+      <w:numFmt w:val="bullet"/>
+      <w:lvlText w:val=""/>
+      <w:lvlJc w:val="left"/>
+      <w:pPr>
+        <w:tabs>
+          <w:tab w:val="num" w:pos="720"/>
+        </w:tabs>
+        <w:ind w:left="720" w:hanging="360"/>
+      </w:pPr>
+      <w:rPr>
+        <w:rFonts w:ascii="Symbol" w:hAnsi="Symbol" w:hint="default"/>
+        <w:sz w:val="20"/>
+      </w:rPr>
+    </w:lvl>
+    <w:lvl w:ilvl="1" w:tentative="1">
+      <w:start w:val="1"/>
+      <w:numFmt w:val="bullet"/>
+      <w:lvlText w:val="o"/>
+      <w:lvlJc w:val="left"/>
+      <w:pPr>
+        <w:tabs>
+          <w:tab w:val="num" w:pos="1440"/>
+        </w:tabs>
+        <w:ind w:left="1440" w:hanging="360"/>
+      </w:pPr>
+      <w:rPr>
+        <w:rFonts w:ascii="Courier New" w:hAnsi="Courier New" w:hint="default"/>
+        <w:sz w:val="20"/>
+      </w:rPr>
+    </w:lvl>
+    <w:lvl w:ilvl="2" w:tentative="1">
+      <w:start w:val="1"/>
+      <w:numFmt w:val="bullet"/>
+      <w:lvlText w:val=""/>
+      <w:lvlJc w:val="left"/>
+      <w:pPr>
+        <w:tabs>
+          <w:tab w:val="num" w:pos="2160"/>
+        </w:tabs>
+        <w:ind w:left="2160" w:hanging="360"/>
+      </w:pPr>
+      <w:rPr>
+        <w:rFonts w:ascii="Wingdings" w:hAnsi="Wingdings" w:hint="default"/>
+        <w:sz w:val="20"/>
+      </w:rPr>
+    </w:lvl>
+    <w:lvl w:ilvl="3" w:tentative="1">
+      <w:start w:val="1"/>
+      <w:numFmt w:val="bullet"/>
+      <w:lvlText w:val=""/>
+      <w:lvlJc w:val="left"/>
+      <w:pPr>
+        <w:tabs>
+          <w:tab w:val="num" w:pos="2880"/>
+        </w:tabs>
+        <w:ind w:left="2880" w:hanging="360"/>
+      </w:pPr>
+      <w:rPr>
+        <w:rFonts w:ascii="Wingdings" w:hAnsi="Wingdings" w:hint="default"/>
+        <w:sz w:val="20"/>
+      </w:rPr>
+    </w:lvl>
+    <w:lvl w:ilvl="4" w:tentative="1">
+      <w:start w:val="1"/>
+      <w:numFmt w:val="bullet"/>
+      <w:lvlText w:val=""/>
+      <w:lvlJc w:val="left"/>
+      <w:pPr>
+        <w:tabs>
+          <w:tab w:val="num" w:pos="3600"/>
+        </w:tabs>
+        <w:ind w:left="3600" w:hanging="360"/>
+      </w:pPr>
+      <w:rPr>
+        <w:rFonts w:ascii="Wingdings" w:hAnsi="Wingdings" w:hint="default"/>
+        <w:sz w:val="20"/>
+      </w:rPr>
+    </w:lvl>
+    <w:lvl w:ilvl="5" w:tentative="1">
+      <w:start w:val="1"/>
+      <w:numFmt w:val="bullet"/>
+      <w:lvlText w:val=""/>
+      <w:lvlJc w:val="left"/>
+      <w:pPr>
+        <w:tabs>
+          <w:tab w:val="num" w:pos="4320"/>
+        </w:tabs>
+        <w:ind w:left="4320" w:hanging="360"/>
+      </w:pPr>
+      <w:rPr>
+        <w:rFonts w:ascii="Wingdings" w:hAnsi="Wingdings" w:hint="default"/>
+        <w:sz w:val="20"/>
+      </w:rPr>
+    </w:lvl>
+    <w:lvl w:ilvl="6" w:tentative="1">
+      <w:start w:val="1"/>
+      <w:numFmt w:val="bullet"/>
+      <w:lvlText w:val=""/>
+      <w:lvlJc w:val="left"/>
+      <w:pPr>
+        <w:tabs>
+          <w:tab w:val="num" w:pos="5040"/>
+        </w:tabs>
+        <w:ind w:left="5040" w:hanging="360"/>
+      </w:pPr>
+      <w:rPr>
+        <w:rFonts w:ascii="Wingdings" w:hAnsi="Wingdings" w:hint="default"/>
+        <w:sz w:val="20"/>
+      </w:rPr>
+    </w:lvl>
+    <w:lvl w:ilvl="7" w:tentative="1">
+      <w:start w:val="1"/>
+      <w:numFmt w:val="bullet"/>
+      <w:lvlText w:val=""/>
+      <w:lvlJc w:val="left"/>
+      <w:pPr>
+        <w:tabs>
+          <w:tab w:val="num" w:pos="5760"/>
+        </w:tabs>
+        <w:ind w:left="5760" w:hanging="360"/>
+      </w:pPr>
+      <w:rPr>
+        <w:rFonts w:ascii="Wingdings" w:hAnsi="Wingdings" w:hint="default"/>
+        <w:sz w:val="20"/>
+      </w:rPr>
+    </w:lvl>
+    <w:lvl w:ilvl="8" w:tentative="1">
+      <w:start w:val="1"/>
+      <w:numFmt w:val="bullet"/>
+      <w:lvlText w:val=""/>
+      <w:lvlJc w:val="left"/>
+      <w:pPr>
+        <w:tabs>
+          <w:tab w:val="num" w:pos="6480"/>
+        </w:tabs>
+        <w:ind w:left="6480" w:hanging="360"/>
+      </w:pPr>
+      <w:rPr>
+        <w:rFonts w:ascii="Wingdings" w:hAnsi="Wingdings" w:hint="default"/>
+        <w:sz w:val="20"/>
+      </w:rPr>
+    </w:lvl>
+  </w:abstractNum>
+  <w:abstractNum w:abstractNumId="1" w15:restartNumberingAfterBreak="0">
+    <w:nsid w:val="12811A37"/>
+    <w:multiLevelType w:val="hybridMultilevel"/>
+    <w:tmpl w:val="A62A254E"/>
+    <w:lvl w:ilvl="0" w:tplc="0C0A0001">
+      <w:start w:val="1"/>
+      <w:numFmt w:val="bullet"/>
+      <w:lvlText w:val=""/>
+      <w:lvlJc w:val="left"/>
+      <w:pPr>
+        <w:ind w:left="1002" w:hanging="360"/>
+      </w:pPr>
+      <w:rPr>
+        <w:rFonts w:ascii="Symbol" w:hAnsi="Symbol" w:hint="default"/>
+      </w:rPr>
+    </w:lvl>
+    <w:lvl w:ilvl="1" w:tplc="0C0A0003" w:tentative="1">
+      <w:start w:val="1"/>
+      <w:numFmt w:val="bullet"/>
+      <w:lvlText w:val="o"/>
+      <w:lvlJc w:val="left"/>
+      <w:pPr>
+        <w:ind w:left="1722" w:hanging="360"/>
+      </w:pPr>
+      <w:rPr>
+        <w:rFonts w:ascii="Courier New" w:hAnsi="Courier New" w:cs="Courier New" w:hint="default"/>
+      </w:rPr>
+    </w:lvl>
+    <w:lvl w:ilvl="2" w:tplc="0C0A0005" w:tentative="1">
+      <w:start w:val="1"/>
+      <w:numFmt w:val="bullet"/>
+      <w:lvlText w:val=""/>
+      <w:lvlJc w:val="left"/>
+      <w:pPr>
+        <w:ind w:left="2442" w:hanging="360"/>
+      </w:pPr>
+      <w:rPr>
+        <w:rFonts w:ascii="Wingdings" w:hAnsi="Wingdings" w:hint="default"/>
+      </w:rPr>
+    </w:lvl>
+    <w:lvl w:ilvl="3" w:tplc="0C0A0001" w:tentative="1">
+      <w:start w:val="1"/>
+      <w:numFmt w:val="bullet"/>
+      <w:lvlText w:val=""/>
+      <w:lvlJc w:val="left"/>
+      <w:pPr>
+        <w:ind w:left="3162" w:hanging="360"/>
+      </w:pPr>
+      <w:rPr>
+        <w:rFonts w:ascii="Symbol" w:hAnsi="Symbol" w:hint="default"/>
+      </w:rPr>
+    </w:lvl>
+    <w:lvl w:ilvl="4" w:tplc="0C0A0003" w:tentative="1">
+      <w:start w:val="1"/>
+      <w:numFmt w:val="bullet"/>
+      <w:lvlText w:val="o"/>
+      <w:lvlJc w:val="left"/>
+      <w:pPr>
+        <w:ind w:left="3882" w:hanging="360"/>
+      </w:pPr>
+      <w:rPr>
+        <w:rFonts w:ascii="Courier New" w:hAnsi="Courier New" w:cs="Courier New" w:hint="default"/>
+      </w:rPr>
+    </w:lvl>
+    <w:lvl w:ilvl="5" w:tplc="0C0A0005" w:tentative="1">
+      <w:start w:val="1"/>
+      <w:numFmt w:val="bullet"/>
+      <w:lvlText w:val=""/>
+      <w:lvlJc w:val="left"/>
+      <w:pPr>
+        <w:ind w:left="4602" w:hanging="360"/>
+      </w:pPr>
+      <w:rPr>
+        <w:rFonts w:ascii="Wingdings" w:hAnsi="Wingdings" w:hint="default"/>
+      </w:rPr>
+    </w:lvl>
+    <w:lvl w:ilvl="6" w:tplc="0C0A0001" w:tentative="1">
+      <w:start w:val="1"/>
+      <w:numFmt w:val="bullet"/>
+      <w:lvlText w:val=""/>
+      <w:lvlJc w:val="left"/>
+      <w:pPr>
+        <w:ind w:left="5322" w:hanging="360"/>
+      </w:pPr>
+      <w:rPr>
+        <w:rFonts w:ascii="Symbol" w:hAnsi="Symbol" w:hint="default"/>
+      </w:rPr>
+    </w:lvl>
+    <w:lvl w:ilvl="7" w:tplc="0C0A0003" w:tentative="1">
+      <w:start w:val="1"/>
+      <w:numFmt w:val="bullet"/>
+      <w:lvlText w:val="o"/>
+      <w:lvlJc w:val="left"/>
+      <w:pPr>
+        <w:ind w:left="6042" w:hanging="360"/>
+      </w:pPr>
+      <w:rPr>
+        <w:rFonts w:ascii="Courier New" w:hAnsi="Courier New" w:cs="Courier New" w:hint="default"/>
+      </w:rPr>
+    </w:lvl>
+    <w:lvl w:ilvl="8" w:tplc="0C0A0005" w:tentative="1">
+      <w:start w:val="1"/>
+      <w:numFmt w:val="bullet"/>
+      <w:lvlText w:val=""/>
+      <w:lvlJc w:val="left"/>
+      <w:pPr>
+        <w:ind w:left="6762" w:hanging="360"/>
+      </w:pPr>
+      <w:rPr>
+        <w:rFonts w:ascii="Wingdings" w:hAnsi="Wingdings" w:hint="default"/>
+      </w:rPr>
+    </w:lvl>
+  </w:abstractNum>
+  <w:abstractNum w:abstractNumId="2" w15:restartNumberingAfterBreak="0">
     <w:nsid w:val="128A5DEE"/>
     <w:multiLevelType w:val="hybridMultilevel"/>
     <w:tmpl w:val="6BB45842"/>
@@ -44240,7 +45470,120 @@
       </w:rPr>
     </w:lvl>
   </w:abstractNum>
-  <w:abstractNum w:abstractNumId="1" w15:restartNumberingAfterBreak="0">
+  <w:abstractNum w:abstractNumId="3" w15:restartNumberingAfterBreak="0">
+    <w:nsid w:val="1E0437E5"/>
+    <w:multiLevelType w:val="multilevel"/>
+    <w:tmpl w:val="1256D8DC"/>
+    <w:lvl w:ilvl="0">
+      <w:start w:val="1"/>
+      <w:numFmt w:val="decimal"/>
+      <w:lvlText w:val="%1."/>
+      <w:lvlJc w:val="left"/>
+      <w:pPr>
+        <w:tabs>
+          <w:tab w:val="num" w:pos="720"/>
+        </w:tabs>
+        <w:ind w:left="720" w:hanging="360"/>
+      </w:pPr>
+    </w:lvl>
+    <w:lvl w:ilvl="1" w:tentative="1">
+      <w:start w:val="1"/>
+      <w:numFmt w:val="decimal"/>
+      <w:lvlText w:val="%2."/>
+      <w:lvlJc w:val="left"/>
+      <w:pPr>
+        <w:tabs>
+          <w:tab w:val="num" w:pos="1440"/>
+        </w:tabs>
+        <w:ind w:left="1440" w:hanging="360"/>
+      </w:pPr>
+    </w:lvl>
+    <w:lvl w:ilvl="2" w:tentative="1">
+      <w:start w:val="1"/>
+      <w:numFmt w:val="decimal"/>
+      <w:lvlText w:val="%3."/>
+      <w:lvlJc w:val="left"/>
+      <w:pPr>
+        <w:tabs>
+          <w:tab w:val="num" w:pos="2160"/>
+        </w:tabs>
+        <w:ind w:left="2160" w:hanging="360"/>
+      </w:pPr>
+    </w:lvl>
+    <w:lvl w:ilvl="3" w:tentative="1">
+      <w:start w:val="1"/>
+      <w:numFmt w:val="decimal"/>
+      <w:lvlText w:val="%4."/>
+      <w:lvlJc w:val="left"/>
+      <w:pPr>
+        <w:tabs>
+          <w:tab w:val="num" w:pos="2880"/>
+        </w:tabs>
+        <w:ind w:left="2880" w:hanging="360"/>
+      </w:pPr>
+    </w:lvl>
+    <w:lvl w:ilvl="4" w:tentative="1">
+      <w:start w:val="1"/>
+      <w:numFmt w:val="decimal"/>
+      <w:lvlText w:val="%5."/>
+      <w:lvlJc w:val="left"/>
+      <w:pPr>
+        <w:tabs>
+          <w:tab w:val="num" w:pos="3600"/>
+        </w:tabs>
+        <w:ind w:left="3600" w:hanging="360"/>
+      </w:pPr>
+    </w:lvl>
+    <w:lvl w:ilvl="5" w:tentative="1">
+      <w:start w:val="1"/>
+      <w:numFmt w:val="decimal"/>
+      <w:lvlText w:val="%6."/>
+      <w:lvlJc w:val="left"/>
+      <w:pPr>
+        <w:tabs>
+          <w:tab w:val="num" w:pos="4320"/>
+        </w:tabs>
+        <w:ind w:left="4320" w:hanging="360"/>
+      </w:pPr>
+    </w:lvl>
+    <w:lvl w:ilvl="6" w:tentative="1">
+      <w:start w:val="1"/>
+      <w:numFmt w:val="decimal"/>
+      <w:lvlText w:val="%7."/>
+      <w:lvlJc w:val="left"/>
+      <w:pPr>
+        <w:tabs>
+          <w:tab w:val="num" w:pos="5040"/>
+        </w:tabs>
+        <w:ind w:left="5040" w:hanging="360"/>
+      </w:pPr>
+    </w:lvl>
+    <w:lvl w:ilvl="7" w:tentative="1">
+      <w:start w:val="1"/>
+      <w:numFmt w:val="decimal"/>
+      <w:lvlText w:val="%8."/>
+      <w:lvlJc w:val="left"/>
+      <w:pPr>
+        <w:tabs>
+          <w:tab w:val="num" w:pos="5760"/>
+        </w:tabs>
+        <w:ind w:left="5760" w:hanging="360"/>
+      </w:pPr>
+    </w:lvl>
+    <w:lvl w:ilvl="8" w:tentative="1">
+      <w:start w:val="1"/>
+      <w:numFmt w:val="decimal"/>
+      <w:lvlText w:val="%9."/>
+      <w:lvlJc w:val="left"/>
+      <w:pPr>
+        <w:tabs>
+          <w:tab w:val="num" w:pos="6480"/>
+        </w:tabs>
+        <w:ind w:left="6480" w:hanging="360"/>
+      </w:pPr>
+    </w:lvl>
+  </w:abstractNum>
+  <w:abstractNum w:abstractNumId="4" w15:restartNumberingAfterBreak="0">
     <w:nsid w:val="22E021E6"/>
     <w:multiLevelType w:val="hybridMultilevel"/>
     <w:tmpl w:val="5420ABE2"/>
@@ -44361,7 +45704,156 @@
       </w:rPr>
     </w:lvl>
   </w:abstractNum>
-  <w:abstractNum w:abstractNumId="2" w15:restartNumberingAfterBreak="0">
+  <w:abstractNum w:abstractNumId="5" w15:restartNumberingAfterBreak="0">
+    <w:nsid w:val="246613F0"/>
+    <w:multiLevelType w:val="multilevel"/>
+    <w:tmpl w:val="34FE65D2"/>
+    <w:lvl w:ilvl="0">
+      <w:start w:val="1"/>
+      <w:numFmt w:val="bullet"/>
+      <w:lvlText w:val=""/>
+      <w:lvlJc w:val="left"/>
+      <w:pPr>
+        <w:tabs>
+          <w:tab w:val="num" w:pos="720"/>
+        </w:tabs>
+        <w:ind w:left="720" w:hanging="360"/>
+      </w:pPr>
+      <w:rPr>
+        <w:rFonts w:ascii="Symbol" w:hAnsi="Symbol" w:hint="default"/>
+        <w:sz w:val="20"/>
+      </w:rPr>
+    </w:lvl>
+    <w:lvl w:ilvl="1" w:tentative="1">
+      <w:start w:val="1"/>
+      <w:numFmt w:val="bullet"/>
+      <w:lvlText w:val="o"/>
+      <w:lvlJc w:val="left"/>
+      <w:pPr>
+        <w:tabs>
+          <w:tab w:val="num" w:pos="1440"/>
+        </w:tabs>
+        <w:ind w:left="1440" w:hanging="360"/>
+      </w:pPr>
+      <w:rPr>
+        <w:rFonts w:ascii="Courier New" w:hAnsi="Courier New" w:hint="default"/>
+        <w:sz w:val="20"/>
+      </w:rPr>
+    </w:lvl>
+    <w:lvl w:ilvl="2" w:tentative="1">
+      <w:start w:val="1"/>
+      <w:numFmt w:val="bullet"/>
+      <w:lvlText w:val=""/>
+      <w:lvlJc w:val="left"/>
+      <w:pPr>
+        <w:tabs>
+          <w:tab w:val="num" w:pos="2160"/>
+        </w:tabs>
+        <w:ind w:left="2160" w:hanging="360"/>
+      </w:pPr>
+      <w:rPr>
+        <w:rFonts w:ascii="Wingdings" w:hAnsi="Wingdings" w:hint="default"/>
+        <w:sz w:val="20"/>
+      </w:rPr>
+    </w:lvl>
+    <w:lvl w:ilvl="3" w:tentative="1">
+      <w:start w:val="1"/>
+      <w:numFmt w:val="bullet"/>
+      <w:lvlText w:val=""/>
+      <w:lvlJc w:val="left"/>
+      <w:pPr>
+        <w:tabs>
+          <w:tab w:val="num" w:pos="2880"/>
+        </w:tabs>
+        <w:ind w:left="2880" w:hanging="360"/>
+      </w:pPr>
+      <w:rPr>
+        <w:rFonts w:ascii="Wingdings" w:hAnsi="Wingdings" w:hint="default"/>
+        <w:sz w:val="20"/>
+      </w:rPr>
+    </w:lvl>
+    <w:lvl w:ilvl="4" w:tentative="1">
+      <w:start w:val="1"/>
+      <w:numFmt w:val="bullet"/>
+      <w:lvlText w:val=""/>
+      <w:lvlJc w:val="left"/>
+      <w:pPr>
+        <w:tabs>
+          <w:tab w:val="num" w:pos="3600"/>
+        </w:tabs>
+        <w:ind w:left="3600" w:hanging="360"/>
+      </w:pPr>
+      <w:rPr>
+        <w:rFonts w:ascii="Wingdings" w:hAnsi="Wingdings" w:hint="default"/>
+        <w:sz w:val="20"/>
+      </w:rPr>
+    </w:lvl>
+    <w:lvl w:ilvl="5" w:tentative="1">
+      <w:start w:val="1"/>
+      <w:numFmt w:val="bullet"/>
+      <w:lvlText w:val=""/>
+      <w:lvlJc w:val="left"/>
+      <w:pPr>
+        <w:tabs>
+          <w:tab w:val="num" w:pos="4320"/>
+        </w:tabs>
+        <w:ind w:left="4320" w:hanging="360"/>
+      </w:pPr>
+      <w:rPr>
+        <w:rFonts w:ascii="Wingdings" w:hAnsi="Wingdings" w:hint="default"/>
+        <w:sz w:val="20"/>
+      </w:rPr>
+    </w:lvl>
+    <w:lvl w:ilvl="6" w:tentative="1">
+      <w:start w:val="1"/>
+      <w:numFmt w:val="bullet"/>
+      <w:lvlText w:val=""/>
+      <w:lvlJc w:val="left"/>
+      <w:pPr>
+        <w:tabs>
+          <w:tab w:val="num" w:pos="5040"/>
+        </w:tabs>
+        <w:ind w:left="5040" w:hanging="360"/>
+      </w:pPr>
+      <w:rPr>
+        <w:rFonts w:ascii="Wingdings" w:hAnsi="Wingdings" w:hint="default"/>
+        <w:sz w:val="20"/>
+      </w:rPr>
+    </w:lvl>
+    <w:lvl w:ilvl="7" w:tentative="1">
+      <w:start w:val="1"/>
+      <w:numFmt w:val="bullet"/>
+      <w:lvlText w:val=""/>
+      <w:lvlJc w:val="left"/>
+      <w:pPr>
+        <w:tabs>
+          <w:tab w:val="num" w:pos="5760"/>
+        </w:tabs>
+        <w:ind w:left="5760" w:hanging="360"/>
+      </w:pPr>
+      <w:rPr>
+        <w:rFonts w:ascii="Wingdings" w:hAnsi="Wingdings" w:hint="default"/>
+        <w:sz w:val="20"/>
+      </w:rPr>
+    </w:lvl>
+    <w:lvl w:ilvl="8" w:tentative="1">
+      <w:start w:val="1"/>
+      <w:numFmt w:val="bullet"/>
+      <w:lvlText w:val=""/>
+      <w:lvlJc w:val="left"/>
+      <w:pPr>
+        <w:tabs>
+          <w:tab w:val="num" w:pos="6480"/>
+        </w:tabs>
+        <w:ind w:left="6480" w:hanging="360"/>
+      </w:pPr>
+      <w:rPr>
+        <w:rFonts w:ascii="Wingdings" w:hAnsi="Wingdings" w:hint="default"/>
+        <w:sz w:val="20"/>
+      </w:rPr>
+    </w:lvl>
+  </w:abstractNum>
+  <w:abstractNum w:abstractNumId="6" w15:restartNumberingAfterBreak="0">
     <w:nsid w:val="2947411A"/>
     <w:multiLevelType w:val="hybridMultilevel"/>
     <w:tmpl w:val="96467CAC"/>
@@ -44484,7 +45976,7 @@
       </w:rPr>
     </w:lvl>
   </w:abstractNum>
-  <w:abstractNum w:abstractNumId="3" w15:restartNumberingAfterBreak="0">
+  <w:abstractNum w:abstractNumId="7" w15:restartNumberingAfterBreak="0">
     <w:nsid w:val="2C3B2096"/>
     <w:multiLevelType w:val="hybridMultilevel"/>
     <w:tmpl w:val="A068290E"/>
@@ -44605,7 +46097,156 @@
       </w:rPr>
     </w:lvl>
   </w:abstractNum>
-  <w:abstractNum w:abstractNumId="4" w15:restartNumberingAfterBreak="0">
+  <w:abstractNum w:abstractNumId="8" w15:restartNumberingAfterBreak="0">
+    <w:nsid w:val="38B11A88"/>
+    <w:multiLevelType w:val="multilevel"/>
+    <w:tmpl w:val="3948E97A"/>
+    <w:lvl w:ilvl="0">
+      <w:start w:val="1"/>
+      <w:numFmt w:val="bullet"/>
+      <w:lvlText w:val=""/>
+      <w:lvlJc w:val="left"/>
+      <w:pPr>
+        <w:tabs>
+          <w:tab w:val="num" w:pos="720"/>
+        </w:tabs>
+        <w:ind w:left="720" w:hanging="360"/>
+      </w:pPr>
+      <w:rPr>
+        <w:rFonts w:ascii="Symbol" w:hAnsi="Symbol" w:hint="default"/>
+        <w:sz w:val="20"/>
+      </w:rPr>
+    </w:lvl>
+    <w:lvl w:ilvl="1" w:tentative="1">
+      <w:start w:val="1"/>
+      <w:numFmt w:val="bullet"/>
+      <w:lvlText w:val="o"/>
+      <w:lvlJc w:val="left"/>
+      <w:pPr>
+        <w:tabs>
+          <w:tab w:val="num" w:pos="1440"/>
+        </w:tabs>
+        <w:ind w:left="1440" w:hanging="360"/>
+      </w:pPr>
+      <w:rPr>
+        <w:rFonts w:ascii="Courier New" w:hAnsi="Courier New" w:hint="default"/>
+        <w:sz w:val="20"/>
+      </w:rPr>
+    </w:lvl>
+    <w:lvl w:ilvl="2" w:tentative="1">
+      <w:start w:val="1"/>
+      <w:numFmt w:val="bullet"/>
+      <w:lvlText w:val=""/>
+      <w:lvlJc w:val="left"/>
+      <w:pPr>
+        <w:tabs>
+          <w:tab w:val="num" w:pos="2160"/>
+        </w:tabs>
+        <w:ind w:left="2160" w:hanging="360"/>
+      </w:pPr>
+      <w:rPr>
+        <w:rFonts w:ascii="Wingdings" w:hAnsi="Wingdings" w:hint="default"/>
+        <w:sz w:val="20"/>
+      </w:rPr>
+    </w:lvl>
+    <w:lvl w:ilvl="3" w:tentative="1">
+      <w:start w:val="1"/>
+      <w:numFmt w:val="bullet"/>
+      <w:lvlText w:val=""/>
+      <w:lvlJc w:val="left"/>
+      <w:pPr>
+        <w:tabs>
+          <w:tab w:val="num" w:pos="2880"/>
+        </w:tabs>
+        <w:ind w:left="2880" w:hanging="360"/>
+      </w:pPr>
+      <w:rPr>
+        <w:rFonts w:ascii="Wingdings" w:hAnsi="Wingdings" w:hint="default"/>
+        <w:sz w:val="20"/>
+      </w:rPr>
+    </w:lvl>
+    <w:lvl w:ilvl="4" w:tentative="1">
+      <w:start w:val="1"/>
+      <w:numFmt w:val="bullet"/>
+      <w:lvlText w:val=""/>
+      <w:lvlJc w:val="left"/>
+      <w:pPr>
+        <w:tabs>
+          <w:tab w:val="num" w:pos="3600"/>
+        </w:tabs>
+        <w:ind w:left="3600" w:hanging="360"/>
+      </w:pPr>
+      <w:rPr>
+        <w:rFonts w:ascii="Wingdings" w:hAnsi="Wingdings" w:hint="default"/>
+        <w:sz w:val="20"/>
+      </w:rPr>
+    </w:lvl>
+    <w:lvl w:ilvl="5" w:tentative="1">
+      <w:start w:val="1"/>
+      <w:numFmt w:val="bullet"/>
+      <w:lvlText w:val=""/>
+      <w:lvlJc w:val="left"/>
+      <w:pPr>
+        <w:tabs>
+          <w:tab w:val="num" w:pos="4320"/>
+        </w:tabs>
+        <w:ind w:left="4320" w:hanging="360"/>
+      </w:pPr>
+      <w:rPr>
+        <w:rFonts w:ascii="Wingdings" w:hAnsi="Wingdings" w:hint="default"/>
+        <w:sz w:val="20"/>
+      </w:rPr>
+    </w:lvl>
+    <w:lvl w:ilvl="6" w:tentative="1">
+      <w:start w:val="1"/>
+      <w:numFmt w:val="bullet"/>
+      <w:lvlText w:val=""/>
+      <w:lvlJc w:val="left"/>
+      <w:pPr>
+        <w:tabs>
+          <w:tab w:val="num" w:pos="5040"/>
+        </w:tabs>
+        <w:ind w:left="5040" w:hanging="360"/>
+      </w:pPr>
+      <w:rPr>
+        <w:rFonts w:ascii="Wingdings" w:hAnsi="Wingdings" w:hint="default"/>
+        <w:sz w:val="20"/>
+      </w:rPr>
+    </w:lvl>
+    <w:lvl w:ilvl="7" w:tentative="1">
+      <w:start w:val="1"/>
+      <w:numFmt w:val="bullet"/>
+      <w:lvlText w:val=""/>
+      <w:lvlJc w:val="left"/>
+      <w:pPr>
+        <w:tabs>
+          <w:tab w:val="num" w:pos="5760"/>
+        </w:tabs>
+        <w:ind w:left="5760" w:hanging="360"/>
+      </w:pPr>
+      <w:rPr>
+        <w:rFonts w:ascii="Wingdings" w:hAnsi="Wingdings" w:hint="default"/>
+        <w:sz w:val="20"/>
+      </w:rPr>
+    </w:lvl>
+    <w:lvl w:ilvl="8" w:tentative="1">
+      <w:start w:val="1"/>
+      <w:numFmt w:val="bullet"/>
+      <w:lvlText w:val=""/>
+      <w:lvlJc w:val="left"/>
+      <w:pPr>
+        <w:tabs>
+          <w:tab w:val="num" w:pos="6480"/>
+        </w:tabs>
+        <w:ind w:left="6480" w:hanging="360"/>
+      </w:pPr>
+      <w:rPr>
+        <w:rFonts w:ascii="Wingdings" w:hAnsi="Wingdings" w:hint="default"/>
+        <w:sz w:val="20"/>
+      </w:rPr>
+    </w:lvl>
+  </w:abstractNum>
+  <w:abstractNum w:abstractNumId="9" w15:restartNumberingAfterBreak="0">
     <w:nsid w:val="4C1511BC"/>
     <w:multiLevelType w:val="hybridMultilevel"/>
     <w:tmpl w:val="19BC8426"/>
@@ -44726,7 +46367,7 @@
       </w:rPr>
     </w:lvl>
   </w:abstractNum>
-  <w:abstractNum w:abstractNumId="5" w15:restartNumberingAfterBreak="0">
+  <w:abstractNum w:abstractNumId="10" w15:restartNumberingAfterBreak="0">
     <w:nsid w:val="53162C0D"/>
     <w:multiLevelType w:val="hybridMultilevel"/>
     <w:tmpl w:val="39B0A3EE"/>
@@ -44841,7 +46482,7 @@
       </w:rPr>
     </w:lvl>
   </w:abstractNum>
-  <w:abstractNum w:abstractNumId="6" w15:restartNumberingAfterBreak="0">
+  <w:abstractNum w:abstractNumId="11" w15:restartNumberingAfterBreak="0">
     <w:nsid w:val="69733914"/>
     <w:multiLevelType w:val="multilevel"/>
     <w:tmpl w:val="CBDC2F4C"/>
@@ -44968,7 +46609,7 @@
       </w:rPr>
     </w:lvl>
   </w:abstractNum>
-  <w:abstractNum w:abstractNumId="7" w15:restartNumberingAfterBreak="0">
+  <w:abstractNum w:abstractNumId="12" w15:restartNumberingAfterBreak="0">
     <w:nsid w:val="7726453A"/>
     <w:multiLevelType w:val="multilevel"/>
     <w:tmpl w:val="08A050CC"/>
@@ -45111,7 +46752,7 @@
       </w:rPr>
     </w:lvl>
   </w:abstractNum>
-  <w:abstractNum w:abstractNumId="8" w15:restartNumberingAfterBreak="0">
+  <w:abstractNum w:abstractNumId="13" w15:restartNumberingAfterBreak="0">
     <w:nsid w:val="7C470916"/>
     <w:multiLevelType w:val="hybridMultilevel"/>
     <w:tmpl w:val="76AE80B8"/>
@@ -45236,7 +46877,7 @@
       </w:rPr>
     </w:lvl>
   </w:abstractNum>
-  <w:abstractNum w:abstractNumId="9" w15:restartNumberingAfterBreak="0">
+  <w:abstractNum w:abstractNumId="14" w15:restartNumberingAfterBreak="0">
     <w:nsid w:val="7E2E0866"/>
     <w:multiLevelType w:val="multilevel"/>
     <w:tmpl w:val="9D8EDC1A"/>
@@ -45377,34 +47018,49 @@
     </w:lvl>
   </w:abstractNum>
   <w:num w:numId="1" w16cid:durableId="1027558071">
+    <w:abstractNumId w:val="2"/>
+  </w:num>
+  <w:num w:numId="2" w16cid:durableId="532112132">
+    <w:abstractNumId w:val="7"/>
+  </w:num>
+  <w:num w:numId="3" w16cid:durableId="780686955">
+    <w:abstractNumId w:val="6"/>
+  </w:num>
+  <w:num w:numId="4" w16cid:durableId="1482116386">
+    <w:abstractNumId w:val="12"/>
+  </w:num>
+  <w:num w:numId="5" w16cid:durableId="553857104">
+    <w:abstractNumId w:val="13"/>
+  </w:num>
+  <w:num w:numId="6" w16cid:durableId="169686800">
+    <w:abstractNumId w:val="10"/>
+  </w:num>
+  <w:num w:numId="7" w16cid:durableId="1130395565">
+    <w:abstractNumId w:val="9"/>
+  </w:num>
+  <w:num w:numId="8" w16cid:durableId="539974734">
+    <w:abstractNumId w:val="4"/>
+  </w:num>
+  <w:num w:numId="9" w16cid:durableId="387456489">
+    <w:abstractNumId w:val="11"/>
+  </w:num>
+  <w:num w:numId="10" w16cid:durableId="728459969">
+    <w:abstractNumId w:val="14"/>
+  </w:num>
+  <w:num w:numId="11" w16cid:durableId="380859814">
+    <w:abstractNumId w:val="3"/>
+  </w:num>
+  <w:num w:numId="12" w16cid:durableId="1179081391">
+    <w:abstractNumId w:val="8"/>
+  </w:num>
+  <w:num w:numId="13" w16cid:durableId="1075250286">
     <w:abstractNumId w:val="0"/>
   </w:num>
-  <w:num w:numId="2" w16cid:durableId="532112132">
-    <w:abstractNumId w:val="3"/>
-  </w:num>
-  <w:num w:numId="3" w16cid:durableId="780686955">
-    <w:abstractNumId w:val="2"/>
-  </w:num>
-  <w:num w:numId="4" w16cid:durableId="1482116386">
-    <w:abstractNumId w:val="7"/>
-  </w:num>
-  <w:num w:numId="5" w16cid:durableId="553857104">
-    <w:abstractNumId w:val="8"/>
-  </w:num>
-  <w:num w:numId="6" w16cid:durableId="169686800">
+  <w:num w:numId="14" w16cid:durableId="1219367011">
     <w:abstractNumId w:val="5"/>
   </w:num>
-  <w:num w:numId="7" w16cid:durableId="1130395565">
-    <w:abstractNumId w:val="4"/>
-  </w:num>
-  <w:num w:numId="8" w16cid:durableId="539974734">
+  <w:num w:numId="15" w16cid:durableId="269968410">
     <w:abstractNumId w:val="1"/>
-  </w:num>
-  <w:num w:numId="9" w16cid:durableId="387456489">
-    <w:abstractNumId w:val="6"/>
-  </w:num>
-  <w:num w:numId="10" w16cid:durableId="728459969">
-    <w:abstractNumId w:val="9"/>
   </w:num>
 </w:numbering>
 </file>
@@ -45809,6 +47465,7 @@
   <w:style w:type="paragraph" w:default="1" w:styleId="Normal">
     <w:name w:val="Normal"/>
     <w:qFormat/>
+    <w:rsid w:val="00654950"/>
     <w:rPr>
       <w:rFonts w:ascii="Arial MT" w:eastAsia="Arial MT" w:hAnsi="Arial MT" w:cs="Arial MT"/>
       <w:lang w:val="es-ES"/>
@@ -45864,10 +47521,32 @@
       <w:bCs/>
     </w:rPr>
   </w:style>
+  <w:style w:type="paragraph" w:styleId="Ttulo4">
+    <w:name w:val="heading 4"/>
+    <w:basedOn w:val="Normal"/>
+    <w:next w:val="Normal"/>
+    <w:link w:val="Ttulo4Car"/>
+    <w:uiPriority w:val="9"/>
+    <w:semiHidden/>
+    <w:unhideWhenUsed/>
+    <w:qFormat/>
+    <w:rsid w:val="008B0730"/>
+    <w:pPr>
+      <w:keepNext/>
+      <w:keepLines/>
+      <w:spacing w:before="40"/>
+      <w:outlineLvl w:val="3"/>
+    </w:pPr>
+    <w:rPr>
+      <w:rFonts w:asciiTheme="majorHAnsi" w:eastAsiaTheme="majorEastAsia" w:hAnsiTheme="majorHAnsi" w:cstheme="majorBidi"/>
+      <w:i/>
+      <w:iCs/>
+      <w:color w:val="365F91" w:themeColor="accent1" w:themeShade="BF"/>
+    </w:rPr>
+  </w:style>
   <w:style w:type="character" w:default="1" w:styleId="Fuentedeprrafopredeter">
     <w:name w:val="Default Paragraph Font"/>
     <w:uiPriority w:val="1"/>
-    <w:semiHidden/>
     <w:unhideWhenUsed/>
   </w:style>
   <w:style w:type="table" w:default="1" w:styleId="Tablanormal">
@@ -46025,6 +47704,33 @@
     <w:rPr>
       <w:color w:val="0000FF" w:themeColor="hyperlink"/>
       <w:u w:val="single"/>
+    </w:rPr>
+  </w:style>
+  <w:style w:type="character" w:customStyle="1" w:styleId="Ttulo4Car">
+    <w:name w:val="Título 4 Car"/>
+    <w:basedOn w:val="Fuentedeprrafopredeter"/>
+    <w:link w:val="Ttulo4"/>
+    <w:uiPriority w:val="9"/>
+    <w:semiHidden/>
+    <w:rsid w:val="008B0730"/>
+    <w:rPr>
+      <w:rFonts w:asciiTheme="majorHAnsi" w:eastAsiaTheme="majorEastAsia" w:hAnsiTheme="majorHAnsi" w:cstheme="majorBidi"/>
+      <w:i/>
+      <w:iCs/>
+      <w:color w:val="365F91" w:themeColor="accent1" w:themeShade="BF"/>
+      <w:lang w:val="es-ES"/>
+    </w:rPr>
+  </w:style>
+  <w:style w:type="character" w:styleId="Mencinsinresolver">
+    <w:name w:val="Unresolved Mention"/>
+    <w:basedOn w:val="Fuentedeprrafopredeter"/>
+    <w:uiPriority w:val="99"/>
+    <w:semiHidden/>
+    <w:unhideWhenUsed/>
+    <w:rsid w:val="002344A9"/>
+    <w:rPr>
+      <w:color w:val="605E5C"/>
+      <w:shd w:val="clear" w:color="auto" w:fill="E1DFDD"/>
     </w:rPr>
   </w:style>
 </w:styles>
